--- a/apert-vision-completo/documentacion/08_casos_de_prueba.docx
+++ b/apert-vision-completo/documentacion/08_casos_de_prueba.docx
@@ -62,12 +62,12 @@
       <w:tblPr>
         <w:tblW w:type="pct" w:w="100%"/>
         <w:tblBorders>
-          <w:top w:val="single" w:color="auto" w:sz="4"/>
-          <w:left w:val="single" w:color="auto" w:sz="4"/>
-          <w:bottom w:val="single" w:color="auto" w:sz="4"/>
-          <w:right w:val="single" w:color="auto" w:sz="4"/>
-          <w:insideH w:val="single" w:color="auto" w:sz="4"/>
-          <w:insideV w:val="single" w:color="auto" w:sz="4"/>
+          <w:top w:val="single" w:color="BFBFBF" w:sz="4"/>
+          <w:left w:val="single" w:color="BFBFBF" w:sz="4"/>
+          <w:bottom w:val="single" w:color="BFBFBF" w:sz="4"/>
+          <w:right w:val="single" w:color="BFBFBF" w:sz="4"/>
+          <w:insideH w:val="single" w:color="BFBFBF" w:sz="4"/>
+          <w:insideV w:val="single" w:color="BFBFBF" w:sz="4"/>
         </w:tblBorders>
       </w:tblPr>
       <w:tblGrid>
@@ -79,12 +79,23 @@
         <w:gridCol w:w="100"/>
       </w:tblGrid>
       <w:tr>
-        <w:tc>
-          <w:tcPr>
-            <w:shd w:fill="00A050" w:val="clear"/>
-          </w:tcPr>
-          <w:p>
-            <w:pPr>
+        <w:trPr>
+          <w:cantSplit/>
+        </w:trPr>
+        <w:tc>
+          <w:tcPr>
+            <w:shd w:fill="00A050" w:color="auto" w:val="clear"/>
+            <w:tcMar>
+              <w:top w:type="dxa" w:w="120"/>
+              <w:left w:type="dxa" w:w="140"/>
+              <w:bottom w:type="dxa" w:w="120"/>
+              <w:right w:type="dxa" w:w="140"/>
+            </w:tcMar>
+            <w:vAlign w:val="center"/>
+          </w:tcPr>
+          <w:p>
+            <w:pPr>
+              <w:spacing w:after="40" w:before="40"/>
               <w:jc w:val="left"/>
             </w:pPr>
             <w:r>
@@ -101,10 +112,18 @@
         </w:tc>
         <w:tc>
           <w:tcPr>
-            <w:shd w:fill="00A050" w:val="clear"/>
-          </w:tcPr>
-          <w:p>
-            <w:pPr>
+            <w:shd w:fill="00A050" w:color="auto" w:val="clear"/>
+            <w:tcMar>
+              <w:top w:type="dxa" w:w="120"/>
+              <w:left w:type="dxa" w:w="140"/>
+              <w:bottom w:type="dxa" w:w="120"/>
+              <w:right w:type="dxa" w:w="140"/>
+            </w:tcMar>
+            <w:vAlign w:val="center"/>
+          </w:tcPr>
+          <w:p>
+            <w:pPr>
+              <w:spacing w:after="40" w:before="40"/>
               <w:jc w:val="left"/>
             </w:pPr>
             <w:r>
@@ -121,10 +140,18 @@
         </w:tc>
         <w:tc>
           <w:tcPr>
-            <w:shd w:fill="00A050" w:val="clear"/>
-          </w:tcPr>
-          <w:p>
-            <w:pPr>
+            <w:shd w:fill="00A050" w:color="auto" w:val="clear"/>
+            <w:tcMar>
+              <w:top w:type="dxa" w:w="120"/>
+              <w:left w:type="dxa" w:w="140"/>
+              <w:bottom w:type="dxa" w:w="120"/>
+              <w:right w:type="dxa" w:w="140"/>
+            </w:tcMar>
+            <w:vAlign w:val="center"/>
+          </w:tcPr>
+          <w:p>
+            <w:pPr>
+              <w:spacing w:after="40" w:before="40"/>
               <w:jc w:val="left"/>
             </w:pPr>
             <w:r>
@@ -141,10 +168,18 @@
         </w:tc>
         <w:tc>
           <w:tcPr>
-            <w:shd w:fill="00A050" w:val="clear"/>
-          </w:tcPr>
-          <w:p>
-            <w:pPr>
+            <w:shd w:fill="00A050" w:color="auto" w:val="clear"/>
+            <w:tcMar>
+              <w:top w:type="dxa" w:w="120"/>
+              <w:left w:type="dxa" w:w="140"/>
+              <w:bottom w:type="dxa" w:w="120"/>
+              <w:right w:type="dxa" w:w="140"/>
+            </w:tcMar>
+            <w:vAlign w:val="center"/>
+          </w:tcPr>
+          <w:p>
+            <w:pPr>
+              <w:spacing w:after="40" w:before="40"/>
               <w:jc w:val="left"/>
             </w:pPr>
             <w:r>
@@ -161,10 +196,18 @@
         </w:tc>
         <w:tc>
           <w:tcPr>
-            <w:shd w:fill="00A050" w:val="clear"/>
-          </w:tcPr>
-          <w:p>
-            <w:pPr>
+            <w:shd w:fill="00A050" w:color="auto" w:val="clear"/>
+            <w:tcMar>
+              <w:top w:type="dxa" w:w="120"/>
+              <w:left w:type="dxa" w:w="140"/>
+              <w:bottom w:type="dxa" w:w="120"/>
+              <w:right w:type="dxa" w:w="140"/>
+            </w:tcMar>
+            <w:vAlign w:val="center"/>
+          </w:tcPr>
+          <w:p>
+            <w:pPr>
+              <w:spacing w:after="40" w:before="40"/>
               <w:jc w:val="left"/>
             </w:pPr>
             <w:r>
@@ -181,10 +224,18 @@
         </w:tc>
         <w:tc>
           <w:tcPr>
-            <w:shd w:fill="00A050" w:val="clear"/>
-          </w:tcPr>
-          <w:p>
-            <w:pPr>
+            <w:shd w:fill="00A050" w:color="auto" w:val="clear"/>
+            <w:tcMar>
+              <w:top w:type="dxa" w:w="120"/>
+              <w:left w:type="dxa" w:w="140"/>
+              <w:bottom w:type="dxa" w:w="120"/>
+              <w:right w:type="dxa" w:w="140"/>
+            </w:tcMar>
+            <w:vAlign w:val="center"/>
+          </w:tcPr>
+          <w:p>
+            <w:pPr>
+              <w:spacing w:after="40" w:before="40"/>
               <w:jc w:val="left"/>
             </w:pPr>
             <w:r>
@@ -201,12 +252,23 @@
         </w:tc>
       </w:tr>
       <w:tr>
+        <w:trPr>
+          <w:cantSplit/>
+        </w:trPr>
         <w:tc>
           <w:tcPr>
             <w:tcW w:type="pct" w:w="8%"/>
-          </w:tcPr>
-          <w:p>
-            <w:pPr>
+            <w:tcMar>
+              <w:top w:type="dxa" w:w="120"/>
+              <w:left w:type="dxa" w:w="140"/>
+              <w:bottom w:type="dxa" w:w="120"/>
+              <w:right w:type="dxa" w:w="140"/>
+            </w:tcMar>
+            <w:vAlign w:val="center"/>
+          </w:tcPr>
+          <w:p>
+            <w:pPr>
+              <w:spacing w:after="40" w:before="40"/>
               <w:jc w:val="left"/>
             </w:pPr>
             <w:r>
@@ -223,9 +285,17 @@
         <w:tc>
           <w:tcPr>
             <w:tcW w:type="pct" w:w="27%"/>
-          </w:tcPr>
-          <w:p>
-            <w:pPr>
+            <w:tcMar>
+              <w:top w:type="dxa" w:w="120"/>
+              <w:left w:type="dxa" w:w="140"/>
+              <w:bottom w:type="dxa" w:w="120"/>
+              <w:right w:type="dxa" w:w="140"/>
+            </w:tcMar>
+            <w:vAlign w:val="center"/>
+          </w:tcPr>
+          <w:p>
+            <w:pPr>
+              <w:spacing w:after="40" w:before="40"/>
               <w:jc w:val="left"/>
             </w:pPr>
             <w:r>
@@ -240,9 +310,17 @@
         <w:tc>
           <w:tcPr>
             <w:tcW w:type="pct" w:w="22%"/>
-          </w:tcPr>
-          <w:p>
-            <w:pPr>
+            <w:tcMar>
+              <w:top w:type="dxa" w:w="120"/>
+              <w:left w:type="dxa" w:w="140"/>
+              <w:bottom w:type="dxa" w:w="120"/>
+              <w:right w:type="dxa" w:w="140"/>
+            </w:tcMar>
+            <w:vAlign w:val="center"/>
+          </w:tcPr>
+          <w:p>
+            <w:pPr>
+              <w:spacing w:after="40" w:before="40"/>
               <w:jc w:val="left"/>
             </w:pPr>
             <w:r>
@@ -257,9 +335,17 @@
         <w:tc>
           <w:tcPr>
             <w:tcW w:type="pct" w:w="22%"/>
-          </w:tcPr>
-          <w:p>
-            <w:pPr>
+            <w:tcMar>
+              <w:top w:type="dxa" w:w="120"/>
+              <w:left w:type="dxa" w:w="140"/>
+              <w:bottom w:type="dxa" w:w="120"/>
+              <w:right w:type="dxa" w:w="140"/>
+            </w:tcMar>
+            <w:vAlign w:val="center"/>
+          </w:tcPr>
+          <w:p>
+            <w:pPr>
+              <w:spacing w:after="40" w:before="40"/>
               <w:jc w:val="left"/>
             </w:pPr>
             <w:r>
@@ -274,9 +360,17 @@
         <w:tc>
           <w:tcPr>
             <w:tcW w:type="pct" w:w="15%"/>
-          </w:tcPr>
-          <w:p>
-            <w:pPr>
+            <w:tcMar>
+              <w:top w:type="dxa" w:w="120"/>
+              <w:left w:type="dxa" w:w="140"/>
+              <w:bottom w:type="dxa" w:w="120"/>
+              <w:right w:type="dxa" w:w="140"/>
+            </w:tcMar>
+            <w:vAlign w:val="center"/>
+          </w:tcPr>
+          <w:p>
+            <w:pPr>
+              <w:spacing w:after="40" w:before="40"/>
               <w:jc w:val="left"/>
             </w:pPr>
             <w:r>
@@ -291,9 +385,17 @@
         <w:tc>
           <w:tcPr>
             <w:tcW w:type="pct" w:w="6%"/>
-          </w:tcPr>
-          <w:p>
-            <w:pPr>
+            <w:tcMar>
+              <w:top w:type="dxa" w:w="120"/>
+              <w:left w:type="dxa" w:w="140"/>
+              <w:bottom w:type="dxa" w:w="120"/>
+              <w:right w:type="dxa" w:w="140"/>
+            </w:tcMar>
+            <w:vAlign w:val="center"/>
+          </w:tcPr>
+          <w:p>
+            <w:pPr>
+              <w:spacing w:after="40" w:before="40"/>
               <w:jc w:val="left"/>
             </w:pPr>
             <w:r>
@@ -310,12 +412,23 @@
         </w:tc>
       </w:tr>
       <w:tr>
+        <w:trPr>
+          <w:cantSplit/>
+        </w:trPr>
         <w:tc>
           <w:tcPr>
             <w:tcW w:type="pct" w:w="8%"/>
-          </w:tcPr>
-          <w:p>
-            <w:pPr>
+            <w:tcMar>
+              <w:top w:type="dxa" w:w="120"/>
+              <w:left w:type="dxa" w:w="140"/>
+              <w:bottom w:type="dxa" w:w="120"/>
+              <w:right w:type="dxa" w:w="140"/>
+            </w:tcMar>
+            <w:vAlign w:val="center"/>
+          </w:tcPr>
+          <w:p>
+            <w:pPr>
+              <w:spacing w:after="40" w:before="40"/>
               <w:jc w:val="left"/>
             </w:pPr>
             <w:r>
@@ -332,9 +445,17 @@
         <w:tc>
           <w:tcPr>
             <w:tcW w:type="pct" w:w="27%"/>
-          </w:tcPr>
-          <w:p>
-            <w:pPr>
+            <w:tcMar>
+              <w:top w:type="dxa" w:w="120"/>
+              <w:left w:type="dxa" w:w="140"/>
+              <w:bottom w:type="dxa" w:w="120"/>
+              <w:right w:type="dxa" w:w="140"/>
+            </w:tcMar>
+            <w:vAlign w:val="center"/>
+          </w:tcPr>
+          <w:p>
+            <w:pPr>
+              <w:spacing w:after="40" w:before="40"/>
               <w:jc w:val="left"/>
             </w:pPr>
             <w:r>
@@ -349,9 +470,17 @@
         <w:tc>
           <w:tcPr>
             <w:tcW w:type="pct" w:w="22%"/>
-          </w:tcPr>
-          <w:p>
-            <w:pPr>
+            <w:tcMar>
+              <w:top w:type="dxa" w:w="120"/>
+              <w:left w:type="dxa" w:w="140"/>
+              <w:bottom w:type="dxa" w:w="120"/>
+              <w:right w:type="dxa" w:w="140"/>
+            </w:tcMar>
+            <w:vAlign w:val="center"/>
+          </w:tcPr>
+          <w:p>
+            <w:pPr>
+              <w:spacing w:after="40" w:before="40"/>
               <w:jc w:val="left"/>
             </w:pPr>
             <w:r>
@@ -366,9 +495,17 @@
         <w:tc>
           <w:tcPr>
             <w:tcW w:type="pct" w:w="22%"/>
-          </w:tcPr>
-          <w:p>
-            <w:pPr>
+            <w:tcMar>
+              <w:top w:type="dxa" w:w="120"/>
+              <w:left w:type="dxa" w:w="140"/>
+              <w:bottom w:type="dxa" w:w="120"/>
+              <w:right w:type="dxa" w:w="140"/>
+            </w:tcMar>
+            <w:vAlign w:val="center"/>
+          </w:tcPr>
+          <w:p>
+            <w:pPr>
+              <w:spacing w:after="40" w:before="40"/>
               <w:jc w:val="left"/>
             </w:pPr>
             <w:r>
@@ -383,9 +520,17 @@
         <w:tc>
           <w:tcPr>
             <w:tcW w:type="pct" w:w="15%"/>
-          </w:tcPr>
-          <w:p>
-            <w:pPr>
+            <w:tcMar>
+              <w:top w:type="dxa" w:w="120"/>
+              <w:left w:type="dxa" w:w="140"/>
+              <w:bottom w:type="dxa" w:w="120"/>
+              <w:right w:type="dxa" w:w="140"/>
+            </w:tcMar>
+            <w:vAlign w:val="center"/>
+          </w:tcPr>
+          <w:p>
+            <w:pPr>
+              <w:spacing w:after="40" w:before="40"/>
               <w:jc w:val="left"/>
             </w:pPr>
             <w:r>
@@ -400,9 +545,17 @@
         <w:tc>
           <w:tcPr>
             <w:tcW w:type="pct" w:w="6%"/>
-          </w:tcPr>
-          <w:p>
-            <w:pPr>
+            <w:tcMar>
+              <w:top w:type="dxa" w:w="120"/>
+              <w:left w:type="dxa" w:w="140"/>
+              <w:bottom w:type="dxa" w:w="120"/>
+              <w:right w:type="dxa" w:w="140"/>
+            </w:tcMar>
+            <w:vAlign w:val="center"/>
+          </w:tcPr>
+          <w:p>
+            <w:pPr>
+              <w:spacing w:after="40" w:before="40"/>
               <w:jc w:val="left"/>
             </w:pPr>
             <w:r>
@@ -419,12 +572,23 @@
         </w:tc>
       </w:tr>
       <w:tr>
+        <w:trPr>
+          <w:cantSplit/>
+        </w:trPr>
         <w:tc>
           <w:tcPr>
             <w:tcW w:type="pct" w:w="8%"/>
-          </w:tcPr>
-          <w:p>
-            <w:pPr>
+            <w:tcMar>
+              <w:top w:type="dxa" w:w="120"/>
+              <w:left w:type="dxa" w:w="140"/>
+              <w:bottom w:type="dxa" w:w="120"/>
+              <w:right w:type="dxa" w:w="140"/>
+            </w:tcMar>
+            <w:vAlign w:val="center"/>
+          </w:tcPr>
+          <w:p>
+            <w:pPr>
+              <w:spacing w:after="40" w:before="40"/>
               <w:jc w:val="left"/>
             </w:pPr>
             <w:r>
@@ -441,9 +605,17 @@
         <w:tc>
           <w:tcPr>
             <w:tcW w:type="pct" w:w="27%"/>
-          </w:tcPr>
-          <w:p>
-            <w:pPr>
+            <w:tcMar>
+              <w:top w:type="dxa" w:w="120"/>
+              <w:left w:type="dxa" w:w="140"/>
+              <w:bottom w:type="dxa" w:w="120"/>
+              <w:right w:type="dxa" w:w="140"/>
+            </w:tcMar>
+            <w:vAlign w:val="center"/>
+          </w:tcPr>
+          <w:p>
+            <w:pPr>
+              <w:spacing w:after="40" w:before="40"/>
               <w:jc w:val="left"/>
             </w:pPr>
             <w:r>
@@ -458,9 +630,17 @@
         <w:tc>
           <w:tcPr>
             <w:tcW w:type="pct" w:w="22%"/>
-          </w:tcPr>
-          <w:p>
-            <w:pPr>
+            <w:tcMar>
+              <w:top w:type="dxa" w:w="120"/>
+              <w:left w:type="dxa" w:w="140"/>
+              <w:bottom w:type="dxa" w:w="120"/>
+              <w:right w:type="dxa" w:w="140"/>
+            </w:tcMar>
+            <w:vAlign w:val="center"/>
+          </w:tcPr>
+          <w:p>
+            <w:pPr>
+              <w:spacing w:after="40" w:before="40"/>
               <w:jc w:val="left"/>
             </w:pPr>
             <w:r>
@@ -475,9 +655,17 @@
         <w:tc>
           <w:tcPr>
             <w:tcW w:type="pct" w:w="22%"/>
-          </w:tcPr>
-          <w:p>
-            <w:pPr>
+            <w:tcMar>
+              <w:top w:type="dxa" w:w="120"/>
+              <w:left w:type="dxa" w:w="140"/>
+              <w:bottom w:type="dxa" w:w="120"/>
+              <w:right w:type="dxa" w:w="140"/>
+            </w:tcMar>
+            <w:vAlign w:val="center"/>
+          </w:tcPr>
+          <w:p>
+            <w:pPr>
+              <w:spacing w:after="40" w:before="40"/>
               <w:jc w:val="left"/>
             </w:pPr>
             <w:r>
@@ -492,9 +680,17 @@
         <w:tc>
           <w:tcPr>
             <w:tcW w:type="pct" w:w="15%"/>
-          </w:tcPr>
-          <w:p>
-            <w:pPr>
+            <w:tcMar>
+              <w:top w:type="dxa" w:w="120"/>
+              <w:left w:type="dxa" w:w="140"/>
+              <w:bottom w:type="dxa" w:w="120"/>
+              <w:right w:type="dxa" w:w="140"/>
+            </w:tcMar>
+            <w:vAlign w:val="center"/>
+          </w:tcPr>
+          <w:p>
+            <w:pPr>
+              <w:spacing w:after="40" w:before="40"/>
               <w:jc w:val="left"/>
             </w:pPr>
             <w:r>
@@ -509,9 +705,17 @@
         <w:tc>
           <w:tcPr>
             <w:tcW w:type="pct" w:w="6%"/>
-          </w:tcPr>
-          <w:p>
-            <w:pPr>
+            <w:tcMar>
+              <w:top w:type="dxa" w:w="120"/>
+              <w:left w:type="dxa" w:w="140"/>
+              <w:bottom w:type="dxa" w:w="120"/>
+              <w:right w:type="dxa" w:w="140"/>
+            </w:tcMar>
+            <w:vAlign w:val="center"/>
+          </w:tcPr>
+          <w:p>
+            <w:pPr>
+              <w:spacing w:after="40" w:before="40"/>
               <w:jc w:val="left"/>
             </w:pPr>
             <w:r>
@@ -528,12 +732,23 @@
         </w:tc>
       </w:tr>
       <w:tr>
+        <w:trPr>
+          <w:cantSplit/>
+        </w:trPr>
         <w:tc>
           <w:tcPr>
             <w:tcW w:type="pct" w:w="8%"/>
-          </w:tcPr>
-          <w:p>
-            <w:pPr>
+            <w:tcMar>
+              <w:top w:type="dxa" w:w="120"/>
+              <w:left w:type="dxa" w:w="140"/>
+              <w:bottom w:type="dxa" w:w="120"/>
+              <w:right w:type="dxa" w:w="140"/>
+            </w:tcMar>
+            <w:vAlign w:val="center"/>
+          </w:tcPr>
+          <w:p>
+            <w:pPr>
+              <w:spacing w:after="40" w:before="40"/>
               <w:jc w:val="left"/>
             </w:pPr>
             <w:r>
@@ -550,9 +765,17 @@
         <w:tc>
           <w:tcPr>
             <w:tcW w:type="pct" w:w="27%"/>
-          </w:tcPr>
-          <w:p>
-            <w:pPr>
+            <w:tcMar>
+              <w:top w:type="dxa" w:w="120"/>
+              <w:left w:type="dxa" w:w="140"/>
+              <w:bottom w:type="dxa" w:w="120"/>
+              <w:right w:type="dxa" w:w="140"/>
+            </w:tcMar>
+            <w:vAlign w:val="center"/>
+          </w:tcPr>
+          <w:p>
+            <w:pPr>
+              <w:spacing w:after="40" w:before="40"/>
               <w:jc w:val="left"/>
             </w:pPr>
             <w:r>
@@ -567,9 +790,17 @@
         <w:tc>
           <w:tcPr>
             <w:tcW w:type="pct" w:w="22%"/>
-          </w:tcPr>
-          <w:p>
-            <w:pPr>
+            <w:tcMar>
+              <w:top w:type="dxa" w:w="120"/>
+              <w:left w:type="dxa" w:w="140"/>
+              <w:bottom w:type="dxa" w:w="120"/>
+              <w:right w:type="dxa" w:w="140"/>
+            </w:tcMar>
+            <w:vAlign w:val="center"/>
+          </w:tcPr>
+          <w:p>
+            <w:pPr>
+              <w:spacing w:after="40" w:before="40"/>
               <w:jc w:val="left"/>
             </w:pPr>
             <w:r>
@@ -584,9 +815,17 @@
         <w:tc>
           <w:tcPr>
             <w:tcW w:type="pct" w:w="22%"/>
-          </w:tcPr>
-          <w:p>
-            <w:pPr>
+            <w:tcMar>
+              <w:top w:type="dxa" w:w="120"/>
+              <w:left w:type="dxa" w:w="140"/>
+              <w:bottom w:type="dxa" w:w="120"/>
+              <w:right w:type="dxa" w:w="140"/>
+            </w:tcMar>
+            <w:vAlign w:val="center"/>
+          </w:tcPr>
+          <w:p>
+            <w:pPr>
+              <w:spacing w:after="40" w:before="40"/>
               <w:jc w:val="left"/>
             </w:pPr>
             <w:r>
@@ -601,9 +840,17 @@
         <w:tc>
           <w:tcPr>
             <w:tcW w:type="pct" w:w="15%"/>
-          </w:tcPr>
-          <w:p>
-            <w:pPr>
+            <w:tcMar>
+              <w:top w:type="dxa" w:w="120"/>
+              <w:left w:type="dxa" w:w="140"/>
+              <w:bottom w:type="dxa" w:w="120"/>
+              <w:right w:type="dxa" w:w="140"/>
+            </w:tcMar>
+            <w:vAlign w:val="center"/>
+          </w:tcPr>
+          <w:p>
+            <w:pPr>
+              <w:spacing w:after="40" w:before="40"/>
               <w:jc w:val="left"/>
             </w:pPr>
             <w:r>
@@ -618,9 +865,17 @@
         <w:tc>
           <w:tcPr>
             <w:tcW w:type="pct" w:w="6%"/>
-          </w:tcPr>
-          <w:p>
-            <w:pPr>
+            <w:tcMar>
+              <w:top w:type="dxa" w:w="120"/>
+              <w:left w:type="dxa" w:w="140"/>
+              <w:bottom w:type="dxa" w:w="120"/>
+              <w:right w:type="dxa" w:w="140"/>
+            </w:tcMar>
+            <w:vAlign w:val="center"/>
+          </w:tcPr>
+          <w:p>
+            <w:pPr>
+              <w:spacing w:after="40" w:before="40"/>
               <w:jc w:val="left"/>
             </w:pPr>
             <w:r>
@@ -637,12 +892,23 @@
         </w:tc>
       </w:tr>
       <w:tr>
+        <w:trPr>
+          <w:cantSplit/>
+        </w:trPr>
         <w:tc>
           <w:tcPr>
             <w:tcW w:type="pct" w:w="8%"/>
-          </w:tcPr>
-          <w:p>
-            <w:pPr>
+            <w:tcMar>
+              <w:top w:type="dxa" w:w="120"/>
+              <w:left w:type="dxa" w:w="140"/>
+              <w:bottom w:type="dxa" w:w="120"/>
+              <w:right w:type="dxa" w:w="140"/>
+            </w:tcMar>
+            <w:vAlign w:val="center"/>
+          </w:tcPr>
+          <w:p>
+            <w:pPr>
+              <w:spacing w:after="40" w:before="40"/>
               <w:jc w:val="left"/>
             </w:pPr>
             <w:r>
@@ -659,9 +925,17 @@
         <w:tc>
           <w:tcPr>
             <w:tcW w:type="pct" w:w="27%"/>
-          </w:tcPr>
-          <w:p>
-            <w:pPr>
+            <w:tcMar>
+              <w:top w:type="dxa" w:w="120"/>
+              <w:left w:type="dxa" w:w="140"/>
+              <w:bottom w:type="dxa" w:w="120"/>
+              <w:right w:type="dxa" w:w="140"/>
+            </w:tcMar>
+            <w:vAlign w:val="center"/>
+          </w:tcPr>
+          <w:p>
+            <w:pPr>
+              <w:spacing w:after="40" w:before="40"/>
               <w:jc w:val="left"/>
             </w:pPr>
             <w:r>
@@ -676,9 +950,17 @@
         <w:tc>
           <w:tcPr>
             <w:tcW w:type="pct" w:w="22%"/>
-          </w:tcPr>
-          <w:p>
-            <w:pPr>
+            <w:tcMar>
+              <w:top w:type="dxa" w:w="120"/>
+              <w:left w:type="dxa" w:w="140"/>
+              <w:bottom w:type="dxa" w:w="120"/>
+              <w:right w:type="dxa" w:w="140"/>
+            </w:tcMar>
+            <w:vAlign w:val="center"/>
+          </w:tcPr>
+          <w:p>
+            <w:pPr>
+              <w:spacing w:after="40" w:before="40"/>
               <w:jc w:val="left"/>
             </w:pPr>
             <w:r>
@@ -693,9 +975,17 @@
         <w:tc>
           <w:tcPr>
             <w:tcW w:type="pct" w:w="22%"/>
-          </w:tcPr>
-          <w:p>
-            <w:pPr>
+            <w:tcMar>
+              <w:top w:type="dxa" w:w="120"/>
+              <w:left w:type="dxa" w:w="140"/>
+              <w:bottom w:type="dxa" w:w="120"/>
+              <w:right w:type="dxa" w:w="140"/>
+            </w:tcMar>
+            <w:vAlign w:val="center"/>
+          </w:tcPr>
+          <w:p>
+            <w:pPr>
+              <w:spacing w:after="40" w:before="40"/>
               <w:jc w:val="left"/>
             </w:pPr>
             <w:r>
@@ -710,9 +1000,17 @@
         <w:tc>
           <w:tcPr>
             <w:tcW w:type="pct" w:w="15%"/>
-          </w:tcPr>
-          <w:p>
-            <w:pPr>
+            <w:tcMar>
+              <w:top w:type="dxa" w:w="120"/>
+              <w:left w:type="dxa" w:w="140"/>
+              <w:bottom w:type="dxa" w:w="120"/>
+              <w:right w:type="dxa" w:w="140"/>
+            </w:tcMar>
+            <w:vAlign w:val="center"/>
+          </w:tcPr>
+          <w:p>
+            <w:pPr>
+              <w:spacing w:after="40" w:before="40"/>
               <w:jc w:val="left"/>
             </w:pPr>
             <w:r>
@@ -727,9 +1025,17 @@
         <w:tc>
           <w:tcPr>
             <w:tcW w:type="pct" w:w="6%"/>
-          </w:tcPr>
-          <w:p>
-            <w:pPr>
+            <w:tcMar>
+              <w:top w:type="dxa" w:w="120"/>
+              <w:left w:type="dxa" w:w="140"/>
+              <w:bottom w:type="dxa" w:w="120"/>
+              <w:right w:type="dxa" w:w="140"/>
+            </w:tcMar>
+            <w:vAlign w:val="center"/>
+          </w:tcPr>
+          <w:p>
+            <w:pPr>
+              <w:spacing w:after="40" w:before="40"/>
               <w:jc w:val="left"/>
             </w:pPr>
             <w:r>
@@ -746,12 +1052,23 @@
         </w:tc>
       </w:tr>
       <w:tr>
+        <w:trPr>
+          <w:cantSplit/>
+        </w:trPr>
         <w:tc>
           <w:tcPr>
             <w:tcW w:type="pct" w:w="8%"/>
-          </w:tcPr>
-          <w:p>
-            <w:pPr>
+            <w:tcMar>
+              <w:top w:type="dxa" w:w="120"/>
+              <w:left w:type="dxa" w:w="140"/>
+              <w:bottom w:type="dxa" w:w="120"/>
+              <w:right w:type="dxa" w:w="140"/>
+            </w:tcMar>
+            <w:vAlign w:val="center"/>
+          </w:tcPr>
+          <w:p>
+            <w:pPr>
+              <w:spacing w:after="40" w:before="40"/>
               <w:jc w:val="left"/>
             </w:pPr>
             <w:r>
@@ -768,9 +1085,17 @@
         <w:tc>
           <w:tcPr>
             <w:tcW w:type="pct" w:w="27%"/>
-          </w:tcPr>
-          <w:p>
-            <w:pPr>
+            <w:tcMar>
+              <w:top w:type="dxa" w:w="120"/>
+              <w:left w:type="dxa" w:w="140"/>
+              <w:bottom w:type="dxa" w:w="120"/>
+              <w:right w:type="dxa" w:w="140"/>
+            </w:tcMar>
+            <w:vAlign w:val="center"/>
+          </w:tcPr>
+          <w:p>
+            <w:pPr>
+              <w:spacing w:after="40" w:before="40"/>
               <w:jc w:val="left"/>
             </w:pPr>
             <w:r>
@@ -785,9 +1110,17 @@
         <w:tc>
           <w:tcPr>
             <w:tcW w:type="pct" w:w="22%"/>
-          </w:tcPr>
-          <w:p>
-            <w:pPr>
+            <w:tcMar>
+              <w:top w:type="dxa" w:w="120"/>
+              <w:left w:type="dxa" w:w="140"/>
+              <w:bottom w:type="dxa" w:w="120"/>
+              <w:right w:type="dxa" w:w="140"/>
+            </w:tcMar>
+            <w:vAlign w:val="center"/>
+          </w:tcPr>
+          <w:p>
+            <w:pPr>
+              <w:spacing w:after="40" w:before="40"/>
               <w:jc w:val="left"/>
             </w:pPr>
             <w:r>
@@ -802,9 +1135,17 @@
         <w:tc>
           <w:tcPr>
             <w:tcW w:type="pct" w:w="22%"/>
-          </w:tcPr>
-          <w:p>
-            <w:pPr>
+            <w:tcMar>
+              <w:top w:type="dxa" w:w="120"/>
+              <w:left w:type="dxa" w:w="140"/>
+              <w:bottom w:type="dxa" w:w="120"/>
+              <w:right w:type="dxa" w:w="140"/>
+            </w:tcMar>
+            <w:vAlign w:val="center"/>
+          </w:tcPr>
+          <w:p>
+            <w:pPr>
+              <w:spacing w:after="40" w:before="40"/>
               <w:jc w:val="left"/>
             </w:pPr>
             <w:r>
@@ -819,9 +1160,17 @@
         <w:tc>
           <w:tcPr>
             <w:tcW w:type="pct" w:w="15%"/>
-          </w:tcPr>
-          <w:p>
-            <w:pPr>
+            <w:tcMar>
+              <w:top w:type="dxa" w:w="120"/>
+              <w:left w:type="dxa" w:w="140"/>
+              <w:bottom w:type="dxa" w:w="120"/>
+              <w:right w:type="dxa" w:w="140"/>
+            </w:tcMar>
+            <w:vAlign w:val="center"/>
+          </w:tcPr>
+          <w:p>
+            <w:pPr>
+              <w:spacing w:after="40" w:before="40"/>
               <w:jc w:val="left"/>
             </w:pPr>
             <w:r>
@@ -836,9 +1185,17 @@
         <w:tc>
           <w:tcPr>
             <w:tcW w:type="pct" w:w="6%"/>
-          </w:tcPr>
-          <w:p>
-            <w:pPr>
+            <w:tcMar>
+              <w:top w:type="dxa" w:w="120"/>
+              <w:left w:type="dxa" w:w="140"/>
+              <w:bottom w:type="dxa" w:w="120"/>
+              <w:right w:type="dxa" w:w="140"/>
+            </w:tcMar>
+            <w:vAlign w:val="center"/>
+          </w:tcPr>
+          <w:p>
+            <w:pPr>
+              <w:spacing w:after="40" w:before="40"/>
               <w:jc w:val="left"/>
             </w:pPr>
             <w:r>
@@ -875,12 +1232,12 @@
       <w:tblPr>
         <w:tblW w:type="pct" w:w="100%"/>
         <w:tblBorders>
-          <w:top w:val="single" w:color="auto" w:sz="4"/>
-          <w:left w:val="single" w:color="auto" w:sz="4"/>
-          <w:bottom w:val="single" w:color="auto" w:sz="4"/>
-          <w:right w:val="single" w:color="auto" w:sz="4"/>
-          <w:insideH w:val="single" w:color="auto" w:sz="4"/>
-          <w:insideV w:val="single" w:color="auto" w:sz="4"/>
+          <w:top w:val="single" w:color="BFBFBF" w:sz="4"/>
+          <w:left w:val="single" w:color="BFBFBF" w:sz="4"/>
+          <w:bottom w:val="single" w:color="BFBFBF" w:sz="4"/>
+          <w:right w:val="single" w:color="BFBFBF" w:sz="4"/>
+          <w:insideH w:val="single" w:color="BFBFBF" w:sz="4"/>
+          <w:insideV w:val="single" w:color="BFBFBF" w:sz="4"/>
         </w:tblBorders>
       </w:tblPr>
       <w:tblGrid>
@@ -892,12 +1249,23 @@
         <w:gridCol w:w="100"/>
       </w:tblGrid>
       <w:tr>
-        <w:tc>
-          <w:tcPr>
-            <w:shd w:fill="00A050" w:val="clear"/>
-          </w:tcPr>
-          <w:p>
-            <w:pPr>
+        <w:trPr>
+          <w:cantSplit/>
+        </w:trPr>
+        <w:tc>
+          <w:tcPr>
+            <w:shd w:fill="00A050" w:color="auto" w:val="clear"/>
+            <w:tcMar>
+              <w:top w:type="dxa" w:w="120"/>
+              <w:left w:type="dxa" w:w="140"/>
+              <w:bottom w:type="dxa" w:w="120"/>
+              <w:right w:type="dxa" w:w="140"/>
+            </w:tcMar>
+            <w:vAlign w:val="center"/>
+          </w:tcPr>
+          <w:p>
+            <w:pPr>
+              <w:spacing w:after="40" w:before="40"/>
               <w:jc w:val="left"/>
             </w:pPr>
             <w:r>
@@ -914,10 +1282,18 @@
         </w:tc>
         <w:tc>
           <w:tcPr>
-            <w:shd w:fill="00A050" w:val="clear"/>
-          </w:tcPr>
-          <w:p>
-            <w:pPr>
+            <w:shd w:fill="00A050" w:color="auto" w:val="clear"/>
+            <w:tcMar>
+              <w:top w:type="dxa" w:w="120"/>
+              <w:left w:type="dxa" w:w="140"/>
+              <w:bottom w:type="dxa" w:w="120"/>
+              <w:right w:type="dxa" w:w="140"/>
+            </w:tcMar>
+            <w:vAlign w:val="center"/>
+          </w:tcPr>
+          <w:p>
+            <w:pPr>
+              <w:spacing w:after="40" w:before="40"/>
               <w:jc w:val="left"/>
             </w:pPr>
             <w:r>
@@ -934,10 +1310,18 @@
         </w:tc>
         <w:tc>
           <w:tcPr>
-            <w:shd w:fill="00A050" w:val="clear"/>
-          </w:tcPr>
-          <w:p>
-            <w:pPr>
+            <w:shd w:fill="00A050" w:color="auto" w:val="clear"/>
+            <w:tcMar>
+              <w:top w:type="dxa" w:w="120"/>
+              <w:left w:type="dxa" w:w="140"/>
+              <w:bottom w:type="dxa" w:w="120"/>
+              <w:right w:type="dxa" w:w="140"/>
+            </w:tcMar>
+            <w:vAlign w:val="center"/>
+          </w:tcPr>
+          <w:p>
+            <w:pPr>
+              <w:spacing w:after="40" w:before="40"/>
               <w:jc w:val="left"/>
             </w:pPr>
             <w:r>
@@ -954,10 +1338,18 @@
         </w:tc>
         <w:tc>
           <w:tcPr>
-            <w:shd w:fill="00A050" w:val="clear"/>
-          </w:tcPr>
-          <w:p>
-            <w:pPr>
+            <w:shd w:fill="00A050" w:color="auto" w:val="clear"/>
+            <w:tcMar>
+              <w:top w:type="dxa" w:w="120"/>
+              <w:left w:type="dxa" w:w="140"/>
+              <w:bottom w:type="dxa" w:w="120"/>
+              <w:right w:type="dxa" w:w="140"/>
+            </w:tcMar>
+            <w:vAlign w:val="center"/>
+          </w:tcPr>
+          <w:p>
+            <w:pPr>
+              <w:spacing w:after="40" w:before="40"/>
               <w:jc w:val="left"/>
             </w:pPr>
             <w:r>
@@ -974,10 +1366,18 @@
         </w:tc>
         <w:tc>
           <w:tcPr>
-            <w:shd w:fill="00A050" w:val="clear"/>
-          </w:tcPr>
-          <w:p>
-            <w:pPr>
+            <w:shd w:fill="00A050" w:color="auto" w:val="clear"/>
+            <w:tcMar>
+              <w:top w:type="dxa" w:w="120"/>
+              <w:left w:type="dxa" w:w="140"/>
+              <w:bottom w:type="dxa" w:w="120"/>
+              <w:right w:type="dxa" w:w="140"/>
+            </w:tcMar>
+            <w:vAlign w:val="center"/>
+          </w:tcPr>
+          <w:p>
+            <w:pPr>
+              <w:spacing w:after="40" w:before="40"/>
               <w:jc w:val="left"/>
             </w:pPr>
             <w:r>
@@ -994,10 +1394,18 @@
         </w:tc>
         <w:tc>
           <w:tcPr>
-            <w:shd w:fill="00A050" w:val="clear"/>
-          </w:tcPr>
-          <w:p>
-            <w:pPr>
+            <w:shd w:fill="00A050" w:color="auto" w:val="clear"/>
+            <w:tcMar>
+              <w:top w:type="dxa" w:w="120"/>
+              <w:left w:type="dxa" w:w="140"/>
+              <w:bottom w:type="dxa" w:w="120"/>
+              <w:right w:type="dxa" w:w="140"/>
+            </w:tcMar>
+            <w:vAlign w:val="center"/>
+          </w:tcPr>
+          <w:p>
+            <w:pPr>
+              <w:spacing w:after="40" w:before="40"/>
               <w:jc w:val="left"/>
             </w:pPr>
             <w:r>
@@ -1014,12 +1422,23 @@
         </w:tc>
       </w:tr>
       <w:tr>
+        <w:trPr>
+          <w:cantSplit/>
+        </w:trPr>
         <w:tc>
           <w:tcPr>
             <w:tcW w:type="pct" w:w="8%"/>
-          </w:tcPr>
-          <w:p>
-            <w:pPr>
+            <w:tcMar>
+              <w:top w:type="dxa" w:w="120"/>
+              <w:left w:type="dxa" w:w="140"/>
+              <w:bottom w:type="dxa" w:w="120"/>
+              <w:right w:type="dxa" w:w="140"/>
+            </w:tcMar>
+            <w:vAlign w:val="center"/>
+          </w:tcPr>
+          <w:p>
+            <w:pPr>
+              <w:spacing w:after="40" w:before="40"/>
               <w:jc w:val="left"/>
             </w:pPr>
             <w:r>
@@ -1036,9 +1455,17 @@
         <w:tc>
           <w:tcPr>
             <w:tcW w:type="pct" w:w="27%"/>
-          </w:tcPr>
-          <w:p>
-            <w:pPr>
+            <w:tcMar>
+              <w:top w:type="dxa" w:w="120"/>
+              <w:left w:type="dxa" w:w="140"/>
+              <w:bottom w:type="dxa" w:w="120"/>
+              <w:right w:type="dxa" w:w="140"/>
+            </w:tcMar>
+            <w:vAlign w:val="center"/>
+          </w:tcPr>
+          <w:p>
+            <w:pPr>
+              <w:spacing w:after="40" w:before="40"/>
               <w:jc w:val="left"/>
             </w:pPr>
             <w:r>
@@ -1053,9 +1480,17 @@
         <w:tc>
           <w:tcPr>
             <w:tcW w:type="pct" w:w="22%"/>
-          </w:tcPr>
-          <w:p>
-            <w:pPr>
+            <w:tcMar>
+              <w:top w:type="dxa" w:w="120"/>
+              <w:left w:type="dxa" w:w="140"/>
+              <w:bottom w:type="dxa" w:w="120"/>
+              <w:right w:type="dxa" w:w="140"/>
+            </w:tcMar>
+            <w:vAlign w:val="center"/>
+          </w:tcPr>
+          <w:p>
+            <w:pPr>
+              <w:spacing w:after="40" w:before="40"/>
               <w:jc w:val="left"/>
             </w:pPr>
             <w:r>
@@ -1070,9 +1505,17 @@
         <w:tc>
           <w:tcPr>
             <w:tcW w:type="pct" w:w="22%"/>
-          </w:tcPr>
-          <w:p>
-            <w:pPr>
+            <w:tcMar>
+              <w:top w:type="dxa" w:w="120"/>
+              <w:left w:type="dxa" w:w="140"/>
+              <w:bottom w:type="dxa" w:w="120"/>
+              <w:right w:type="dxa" w:w="140"/>
+            </w:tcMar>
+            <w:vAlign w:val="center"/>
+          </w:tcPr>
+          <w:p>
+            <w:pPr>
+              <w:spacing w:after="40" w:before="40"/>
               <w:jc w:val="left"/>
             </w:pPr>
             <w:r>
@@ -1087,9 +1530,17 @@
         <w:tc>
           <w:tcPr>
             <w:tcW w:type="pct" w:w="15%"/>
-          </w:tcPr>
-          <w:p>
-            <w:pPr>
+            <w:tcMar>
+              <w:top w:type="dxa" w:w="120"/>
+              <w:left w:type="dxa" w:w="140"/>
+              <w:bottom w:type="dxa" w:w="120"/>
+              <w:right w:type="dxa" w:w="140"/>
+            </w:tcMar>
+            <w:vAlign w:val="center"/>
+          </w:tcPr>
+          <w:p>
+            <w:pPr>
+              <w:spacing w:after="40" w:before="40"/>
               <w:jc w:val="left"/>
             </w:pPr>
             <w:r>
@@ -1104,9 +1555,17 @@
         <w:tc>
           <w:tcPr>
             <w:tcW w:type="pct" w:w="6%"/>
-          </w:tcPr>
-          <w:p>
-            <w:pPr>
+            <w:tcMar>
+              <w:top w:type="dxa" w:w="120"/>
+              <w:left w:type="dxa" w:w="140"/>
+              <w:bottom w:type="dxa" w:w="120"/>
+              <w:right w:type="dxa" w:w="140"/>
+            </w:tcMar>
+            <w:vAlign w:val="center"/>
+          </w:tcPr>
+          <w:p>
+            <w:pPr>
+              <w:spacing w:after="40" w:before="40"/>
               <w:jc w:val="left"/>
             </w:pPr>
             <w:r>
@@ -1123,12 +1582,23 @@
         </w:tc>
       </w:tr>
       <w:tr>
+        <w:trPr>
+          <w:cantSplit/>
+        </w:trPr>
         <w:tc>
           <w:tcPr>
             <w:tcW w:type="pct" w:w="8%"/>
-          </w:tcPr>
-          <w:p>
-            <w:pPr>
+            <w:tcMar>
+              <w:top w:type="dxa" w:w="120"/>
+              <w:left w:type="dxa" w:w="140"/>
+              <w:bottom w:type="dxa" w:w="120"/>
+              <w:right w:type="dxa" w:w="140"/>
+            </w:tcMar>
+            <w:vAlign w:val="center"/>
+          </w:tcPr>
+          <w:p>
+            <w:pPr>
+              <w:spacing w:after="40" w:before="40"/>
               <w:jc w:val="left"/>
             </w:pPr>
             <w:r>
@@ -1145,9 +1615,17 @@
         <w:tc>
           <w:tcPr>
             <w:tcW w:type="pct" w:w="27%"/>
-          </w:tcPr>
-          <w:p>
-            <w:pPr>
+            <w:tcMar>
+              <w:top w:type="dxa" w:w="120"/>
+              <w:left w:type="dxa" w:w="140"/>
+              <w:bottom w:type="dxa" w:w="120"/>
+              <w:right w:type="dxa" w:w="140"/>
+            </w:tcMar>
+            <w:vAlign w:val="center"/>
+          </w:tcPr>
+          <w:p>
+            <w:pPr>
+              <w:spacing w:after="40" w:before="40"/>
               <w:jc w:val="left"/>
             </w:pPr>
             <w:r>
@@ -1162,9 +1640,17 @@
         <w:tc>
           <w:tcPr>
             <w:tcW w:type="pct" w:w="22%"/>
-          </w:tcPr>
-          <w:p>
-            <w:pPr>
+            <w:tcMar>
+              <w:top w:type="dxa" w:w="120"/>
+              <w:left w:type="dxa" w:w="140"/>
+              <w:bottom w:type="dxa" w:w="120"/>
+              <w:right w:type="dxa" w:w="140"/>
+            </w:tcMar>
+            <w:vAlign w:val="center"/>
+          </w:tcPr>
+          <w:p>
+            <w:pPr>
+              <w:spacing w:after="40" w:before="40"/>
               <w:jc w:val="left"/>
             </w:pPr>
             <w:r>
@@ -1179,9 +1665,17 @@
         <w:tc>
           <w:tcPr>
             <w:tcW w:type="pct" w:w="22%"/>
-          </w:tcPr>
-          <w:p>
-            <w:pPr>
+            <w:tcMar>
+              <w:top w:type="dxa" w:w="120"/>
+              <w:left w:type="dxa" w:w="140"/>
+              <w:bottom w:type="dxa" w:w="120"/>
+              <w:right w:type="dxa" w:w="140"/>
+            </w:tcMar>
+            <w:vAlign w:val="center"/>
+          </w:tcPr>
+          <w:p>
+            <w:pPr>
+              <w:spacing w:after="40" w:before="40"/>
               <w:jc w:val="left"/>
             </w:pPr>
             <w:r>
@@ -1196,9 +1690,17 @@
         <w:tc>
           <w:tcPr>
             <w:tcW w:type="pct" w:w="15%"/>
-          </w:tcPr>
-          <w:p>
-            <w:pPr>
+            <w:tcMar>
+              <w:top w:type="dxa" w:w="120"/>
+              <w:left w:type="dxa" w:w="140"/>
+              <w:bottom w:type="dxa" w:w="120"/>
+              <w:right w:type="dxa" w:w="140"/>
+            </w:tcMar>
+            <w:vAlign w:val="center"/>
+          </w:tcPr>
+          <w:p>
+            <w:pPr>
+              <w:spacing w:after="40" w:before="40"/>
               <w:jc w:val="left"/>
             </w:pPr>
             <w:r>
@@ -1213,9 +1715,17 @@
         <w:tc>
           <w:tcPr>
             <w:tcW w:type="pct" w:w="6%"/>
-          </w:tcPr>
-          <w:p>
-            <w:pPr>
+            <w:tcMar>
+              <w:top w:type="dxa" w:w="120"/>
+              <w:left w:type="dxa" w:w="140"/>
+              <w:bottom w:type="dxa" w:w="120"/>
+              <w:right w:type="dxa" w:w="140"/>
+            </w:tcMar>
+            <w:vAlign w:val="center"/>
+          </w:tcPr>
+          <w:p>
+            <w:pPr>
+              <w:spacing w:after="40" w:before="40"/>
               <w:jc w:val="left"/>
             </w:pPr>
             <w:r>
@@ -1232,12 +1742,23 @@
         </w:tc>
       </w:tr>
       <w:tr>
+        <w:trPr>
+          <w:cantSplit/>
+        </w:trPr>
         <w:tc>
           <w:tcPr>
             <w:tcW w:type="pct" w:w="8%"/>
-          </w:tcPr>
-          <w:p>
-            <w:pPr>
+            <w:tcMar>
+              <w:top w:type="dxa" w:w="120"/>
+              <w:left w:type="dxa" w:w="140"/>
+              <w:bottom w:type="dxa" w:w="120"/>
+              <w:right w:type="dxa" w:w="140"/>
+            </w:tcMar>
+            <w:vAlign w:val="center"/>
+          </w:tcPr>
+          <w:p>
+            <w:pPr>
+              <w:spacing w:after="40" w:before="40"/>
               <w:jc w:val="left"/>
             </w:pPr>
             <w:r>
@@ -1254,9 +1775,17 @@
         <w:tc>
           <w:tcPr>
             <w:tcW w:type="pct" w:w="27%"/>
-          </w:tcPr>
-          <w:p>
-            <w:pPr>
+            <w:tcMar>
+              <w:top w:type="dxa" w:w="120"/>
+              <w:left w:type="dxa" w:w="140"/>
+              <w:bottom w:type="dxa" w:w="120"/>
+              <w:right w:type="dxa" w:w="140"/>
+            </w:tcMar>
+            <w:vAlign w:val="center"/>
+          </w:tcPr>
+          <w:p>
+            <w:pPr>
+              <w:spacing w:after="40" w:before="40"/>
               <w:jc w:val="left"/>
             </w:pPr>
             <w:r>
@@ -1271,9 +1800,17 @@
         <w:tc>
           <w:tcPr>
             <w:tcW w:type="pct" w:w="22%"/>
-          </w:tcPr>
-          <w:p>
-            <w:pPr>
+            <w:tcMar>
+              <w:top w:type="dxa" w:w="120"/>
+              <w:left w:type="dxa" w:w="140"/>
+              <w:bottom w:type="dxa" w:w="120"/>
+              <w:right w:type="dxa" w:w="140"/>
+            </w:tcMar>
+            <w:vAlign w:val="center"/>
+          </w:tcPr>
+          <w:p>
+            <w:pPr>
+              <w:spacing w:after="40" w:before="40"/>
               <w:jc w:val="left"/>
             </w:pPr>
             <w:r>
@@ -1288,9 +1825,17 @@
         <w:tc>
           <w:tcPr>
             <w:tcW w:type="pct" w:w="22%"/>
-          </w:tcPr>
-          <w:p>
-            <w:pPr>
+            <w:tcMar>
+              <w:top w:type="dxa" w:w="120"/>
+              <w:left w:type="dxa" w:w="140"/>
+              <w:bottom w:type="dxa" w:w="120"/>
+              <w:right w:type="dxa" w:w="140"/>
+            </w:tcMar>
+            <w:vAlign w:val="center"/>
+          </w:tcPr>
+          <w:p>
+            <w:pPr>
+              <w:spacing w:after="40" w:before="40"/>
               <w:jc w:val="left"/>
             </w:pPr>
             <w:r>
@@ -1305,9 +1850,17 @@
         <w:tc>
           <w:tcPr>
             <w:tcW w:type="pct" w:w="15%"/>
-          </w:tcPr>
-          <w:p>
-            <w:pPr>
+            <w:tcMar>
+              <w:top w:type="dxa" w:w="120"/>
+              <w:left w:type="dxa" w:w="140"/>
+              <w:bottom w:type="dxa" w:w="120"/>
+              <w:right w:type="dxa" w:w="140"/>
+            </w:tcMar>
+            <w:vAlign w:val="center"/>
+          </w:tcPr>
+          <w:p>
+            <w:pPr>
+              <w:spacing w:after="40" w:before="40"/>
               <w:jc w:val="left"/>
             </w:pPr>
             <w:r>
@@ -1322,9 +1875,17 @@
         <w:tc>
           <w:tcPr>
             <w:tcW w:type="pct" w:w="6%"/>
-          </w:tcPr>
-          <w:p>
-            <w:pPr>
+            <w:tcMar>
+              <w:top w:type="dxa" w:w="120"/>
+              <w:left w:type="dxa" w:w="140"/>
+              <w:bottom w:type="dxa" w:w="120"/>
+              <w:right w:type="dxa" w:w="140"/>
+            </w:tcMar>
+            <w:vAlign w:val="center"/>
+          </w:tcPr>
+          <w:p>
+            <w:pPr>
+              <w:spacing w:after="40" w:before="40"/>
               <w:jc w:val="left"/>
             </w:pPr>
             <w:r>
@@ -1341,12 +1902,23 @@
         </w:tc>
       </w:tr>
       <w:tr>
+        <w:trPr>
+          <w:cantSplit/>
+        </w:trPr>
         <w:tc>
           <w:tcPr>
             <w:tcW w:type="pct" w:w="8%"/>
-          </w:tcPr>
-          <w:p>
-            <w:pPr>
+            <w:tcMar>
+              <w:top w:type="dxa" w:w="120"/>
+              <w:left w:type="dxa" w:w="140"/>
+              <w:bottom w:type="dxa" w:w="120"/>
+              <w:right w:type="dxa" w:w="140"/>
+            </w:tcMar>
+            <w:vAlign w:val="center"/>
+          </w:tcPr>
+          <w:p>
+            <w:pPr>
+              <w:spacing w:after="40" w:before="40"/>
               <w:jc w:val="left"/>
             </w:pPr>
             <w:r>
@@ -1363,9 +1935,17 @@
         <w:tc>
           <w:tcPr>
             <w:tcW w:type="pct" w:w="27%"/>
-          </w:tcPr>
-          <w:p>
-            <w:pPr>
+            <w:tcMar>
+              <w:top w:type="dxa" w:w="120"/>
+              <w:left w:type="dxa" w:w="140"/>
+              <w:bottom w:type="dxa" w:w="120"/>
+              <w:right w:type="dxa" w:w="140"/>
+            </w:tcMar>
+            <w:vAlign w:val="center"/>
+          </w:tcPr>
+          <w:p>
+            <w:pPr>
+              <w:spacing w:after="40" w:before="40"/>
               <w:jc w:val="left"/>
             </w:pPr>
             <w:r>
@@ -1380,9 +1960,17 @@
         <w:tc>
           <w:tcPr>
             <w:tcW w:type="pct" w:w="22%"/>
-          </w:tcPr>
-          <w:p>
-            <w:pPr>
+            <w:tcMar>
+              <w:top w:type="dxa" w:w="120"/>
+              <w:left w:type="dxa" w:w="140"/>
+              <w:bottom w:type="dxa" w:w="120"/>
+              <w:right w:type="dxa" w:w="140"/>
+            </w:tcMar>
+            <w:vAlign w:val="center"/>
+          </w:tcPr>
+          <w:p>
+            <w:pPr>
+              <w:spacing w:after="40" w:before="40"/>
               <w:jc w:val="left"/>
             </w:pPr>
             <w:r>
@@ -1397,9 +1985,17 @@
         <w:tc>
           <w:tcPr>
             <w:tcW w:type="pct" w:w="22%"/>
-          </w:tcPr>
-          <w:p>
-            <w:pPr>
+            <w:tcMar>
+              <w:top w:type="dxa" w:w="120"/>
+              <w:left w:type="dxa" w:w="140"/>
+              <w:bottom w:type="dxa" w:w="120"/>
+              <w:right w:type="dxa" w:w="140"/>
+            </w:tcMar>
+            <w:vAlign w:val="center"/>
+          </w:tcPr>
+          <w:p>
+            <w:pPr>
+              <w:spacing w:after="40" w:before="40"/>
               <w:jc w:val="left"/>
             </w:pPr>
             <w:r>
@@ -1414,9 +2010,17 @@
         <w:tc>
           <w:tcPr>
             <w:tcW w:type="pct" w:w="15%"/>
-          </w:tcPr>
-          <w:p>
-            <w:pPr>
+            <w:tcMar>
+              <w:top w:type="dxa" w:w="120"/>
+              <w:left w:type="dxa" w:w="140"/>
+              <w:bottom w:type="dxa" w:w="120"/>
+              <w:right w:type="dxa" w:w="140"/>
+            </w:tcMar>
+            <w:vAlign w:val="center"/>
+          </w:tcPr>
+          <w:p>
+            <w:pPr>
+              <w:spacing w:after="40" w:before="40"/>
               <w:jc w:val="left"/>
             </w:pPr>
             <w:r>
@@ -1431,9 +2035,17 @@
         <w:tc>
           <w:tcPr>
             <w:tcW w:type="pct" w:w="6%"/>
-          </w:tcPr>
-          <w:p>
-            <w:pPr>
+            <w:tcMar>
+              <w:top w:type="dxa" w:w="120"/>
+              <w:left w:type="dxa" w:w="140"/>
+              <w:bottom w:type="dxa" w:w="120"/>
+              <w:right w:type="dxa" w:w="140"/>
+            </w:tcMar>
+            <w:vAlign w:val="center"/>
+          </w:tcPr>
+          <w:p>
+            <w:pPr>
+              <w:spacing w:after="40" w:before="40"/>
               <w:jc w:val="left"/>
             </w:pPr>
             <w:r>
@@ -1450,12 +2062,23 @@
         </w:tc>
       </w:tr>
       <w:tr>
+        <w:trPr>
+          <w:cantSplit/>
+        </w:trPr>
         <w:tc>
           <w:tcPr>
             <w:tcW w:type="pct" w:w="8%"/>
-          </w:tcPr>
-          <w:p>
-            <w:pPr>
+            <w:tcMar>
+              <w:top w:type="dxa" w:w="120"/>
+              <w:left w:type="dxa" w:w="140"/>
+              <w:bottom w:type="dxa" w:w="120"/>
+              <w:right w:type="dxa" w:w="140"/>
+            </w:tcMar>
+            <w:vAlign w:val="center"/>
+          </w:tcPr>
+          <w:p>
+            <w:pPr>
+              <w:spacing w:after="40" w:before="40"/>
               <w:jc w:val="left"/>
             </w:pPr>
             <w:r>
@@ -1472,9 +2095,17 @@
         <w:tc>
           <w:tcPr>
             <w:tcW w:type="pct" w:w="27%"/>
-          </w:tcPr>
-          <w:p>
-            <w:pPr>
+            <w:tcMar>
+              <w:top w:type="dxa" w:w="120"/>
+              <w:left w:type="dxa" w:w="140"/>
+              <w:bottom w:type="dxa" w:w="120"/>
+              <w:right w:type="dxa" w:w="140"/>
+            </w:tcMar>
+            <w:vAlign w:val="center"/>
+          </w:tcPr>
+          <w:p>
+            <w:pPr>
+              <w:spacing w:after="40" w:before="40"/>
               <w:jc w:val="left"/>
             </w:pPr>
             <w:r>
@@ -1489,9 +2120,17 @@
         <w:tc>
           <w:tcPr>
             <w:tcW w:type="pct" w:w="22%"/>
-          </w:tcPr>
-          <w:p>
-            <w:pPr>
+            <w:tcMar>
+              <w:top w:type="dxa" w:w="120"/>
+              <w:left w:type="dxa" w:w="140"/>
+              <w:bottom w:type="dxa" w:w="120"/>
+              <w:right w:type="dxa" w:w="140"/>
+            </w:tcMar>
+            <w:vAlign w:val="center"/>
+          </w:tcPr>
+          <w:p>
+            <w:pPr>
+              <w:spacing w:after="40" w:before="40"/>
               <w:jc w:val="left"/>
             </w:pPr>
             <w:r>
@@ -1506,9 +2145,17 @@
         <w:tc>
           <w:tcPr>
             <w:tcW w:type="pct" w:w="22%"/>
-          </w:tcPr>
-          <w:p>
-            <w:pPr>
+            <w:tcMar>
+              <w:top w:type="dxa" w:w="120"/>
+              <w:left w:type="dxa" w:w="140"/>
+              <w:bottom w:type="dxa" w:w="120"/>
+              <w:right w:type="dxa" w:w="140"/>
+            </w:tcMar>
+            <w:vAlign w:val="center"/>
+          </w:tcPr>
+          <w:p>
+            <w:pPr>
+              <w:spacing w:after="40" w:before="40"/>
               <w:jc w:val="left"/>
             </w:pPr>
             <w:r>
@@ -1523,9 +2170,17 @@
         <w:tc>
           <w:tcPr>
             <w:tcW w:type="pct" w:w="15%"/>
-          </w:tcPr>
-          <w:p>
-            <w:pPr>
+            <w:tcMar>
+              <w:top w:type="dxa" w:w="120"/>
+              <w:left w:type="dxa" w:w="140"/>
+              <w:bottom w:type="dxa" w:w="120"/>
+              <w:right w:type="dxa" w:w="140"/>
+            </w:tcMar>
+            <w:vAlign w:val="center"/>
+          </w:tcPr>
+          <w:p>
+            <w:pPr>
+              <w:spacing w:after="40" w:before="40"/>
               <w:jc w:val="left"/>
             </w:pPr>
             <w:r>
@@ -1540,9 +2195,17 @@
         <w:tc>
           <w:tcPr>
             <w:tcW w:type="pct" w:w="6%"/>
-          </w:tcPr>
-          <w:p>
-            <w:pPr>
+            <w:tcMar>
+              <w:top w:type="dxa" w:w="120"/>
+              <w:left w:type="dxa" w:w="140"/>
+              <w:bottom w:type="dxa" w:w="120"/>
+              <w:right w:type="dxa" w:w="140"/>
+            </w:tcMar>
+            <w:vAlign w:val="center"/>
+          </w:tcPr>
+          <w:p>
+            <w:pPr>
+              <w:spacing w:after="40" w:before="40"/>
               <w:jc w:val="left"/>
             </w:pPr>
             <w:r>
@@ -1559,12 +2222,23 @@
         </w:tc>
       </w:tr>
       <w:tr>
+        <w:trPr>
+          <w:cantSplit/>
+        </w:trPr>
         <w:tc>
           <w:tcPr>
             <w:tcW w:type="pct" w:w="8%"/>
-          </w:tcPr>
-          <w:p>
-            <w:pPr>
+            <w:tcMar>
+              <w:top w:type="dxa" w:w="120"/>
+              <w:left w:type="dxa" w:w="140"/>
+              <w:bottom w:type="dxa" w:w="120"/>
+              <w:right w:type="dxa" w:w="140"/>
+            </w:tcMar>
+            <w:vAlign w:val="center"/>
+          </w:tcPr>
+          <w:p>
+            <w:pPr>
+              <w:spacing w:after="40" w:before="40"/>
               <w:jc w:val="left"/>
             </w:pPr>
             <w:r>
@@ -1581,9 +2255,17 @@
         <w:tc>
           <w:tcPr>
             <w:tcW w:type="pct" w:w="27%"/>
-          </w:tcPr>
-          <w:p>
-            <w:pPr>
+            <w:tcMar>
+              <w:top w:type="dxa" w:w="120"/>
+              <w:left w:type="dxa" w:w="140"/>
+              <w:bottom w:type="dxa" w:w="120"/>
+              <w:right w:type="dxa" w:w="140"/>
+            </w:tcMar>
+            <w:vAlign w:val="center"/>
+          </w:tcPr>
+          <w:p>
+            <w:pPr>
+              <w:spacing w:after="40" w:before="40"/>
               <w:jc w:val="left"/>
             </w:pPr>
             <w:r>
@@ -1598,9 +2280,17 @@
         <w:tc>
           <w:tcPr>
             <w:tcW w:type="pct" w:w="22%"/>
-          </w:tcPr>
-          <w:p>
-            <w:pPr>
+            <w:tcMar>
+              <w:top w:type="dxa" w:w="120"/>
+              <w:left w:type="dxa" w:w="140"/>
+              <w:bottom w:type="dxa" w:w="120"/>
+              <w:right w:type="dxa" w:w="140"/>
+            </w:tcMar>
+            <w:vAlign w:val="center"/>
+          </w:tcPr>
+          <w:p>
+            <w:pPr>
+              <w:spacing w:after="40" w:before="40"/>
               <w:jc w:val="left"/>
             </w:pPr>
             <w:r>
@@ -1615,9 +2305,17 @@
         <w:tc>
           <w:tcPr>
             <w:tcW w:type="pct" w:w="22%"/>
-          </w:tcPr>
-          <w:p>
-            <w:pPr>
+            <w:tcMar>
+              <w:top w:type="dxa" w:w="120"/>
+              <w:left w:type="dxa" w:w="140"/>
+              <w:bottom w:type="dxa" w:w="120"/>
+              <w:right w:type="dxa" w:w="140"/>
+            </w:tcMar>
+            <w:vAlign w:val="center"/>
+          </w:tcPr>
+          <w:p>
+            <w:pPr>
+              <w:spacing w:after="40" w:before="40"/>
               <w:jc w:val="left"/>
             </w:pPr>
             <w:r>
@@ -1632,9 +2330,17 @@
         <w:tc>
           <w:tcPr>
             <w:tcW w:type="pct" w:w="15%"/>
-          </w:tcPr>
-          <w:p>
-            <w:pPr>
+            <w:tcMar>
+              <w:top w:type="dxa" w:w="120"/>
+              <w:left w:type="dxa" w:w="140"/>
+              <w:bottom w:type="dxa" w:w="120"/>
+              <w:right w:type="dxa" w:w="140"/>
+            </w:tcMar>
+            <w:vAlign w:val="center"/>
+          </w:tcPr>
+          <w:p>
+            <w:pPr>
+              <w:spacing w:after="40" w:before="40"/>
               <w:jc w:val="left"/>
             </w:pPr>
             <w:r>
@@ -1649,9 +2355,17 @@
         <w:tc>
           <w:tcPr>
             <w:tcW w:type="pct" w:w="6%"/>
-          </w:tcPr>
-          <w:p>
-            <w:pPr>
+            <w:tcMar>
+              <w:top w:type="dxa" w:w="120"/>
+              <w:left w:type="dxa" w:w="140"/>
+              <w:bottom w:type="dxa" w:w="120"/>
+              <w:right w:type="dxa" w:w="140"/>
+            </w:tcMar>
+            <w:vAlign w:val="center"/>
+          </w:tcPr>
+          <w:p>
+            <w:pPr>
+              <w:spacing w:after="40" w:before="40"/>
               <w:jc w:val="left"/>
             </w:pPr>
             <w:r>
@@ -1668,12 +2382,23 @@
         </w:tc>
       </w:tr>
       <w:tr>
+        <w:trPr>
+          <w:cantSplit/>
+        </w:trPr>
         <w:tc>
           <w:tcPr>
             <w:tcW w:type="pct" w:w="8%"/>
-          </w:tcPr>
-          <w:p>
-            <w:pPr>
+            <w:tcMar>
+              <w:top w:type="dxa" w:w="120"/>
+              <w:left w:type="dxa" w:w="140"/>
+              <w:bottom w:type="dxa" w:w="120"/>
+              <w:right w:type="dxa" w:w="140"/>
+            </w:tcMar>
+            <w:vAlign w:val="center"/>
+          </w:tcPr>
+          <w:p>
+            <w:pPr>
+              <w:spacing w:after="40" w:before="40"/>
               <w:jc w:val="left"/>
             </w:pPr>
             <w:r>
@@ -1690,9 +2415,17 @@
         <w:tc>
           <w:tcPr>
             <w:tcW w:type="pct" w:w="27%"/>
-          </w:tcPr>
-          <w:p>
-            <w:pPr>
+            <w:tcMar>
+              <w:top w:type="dxa" w:w="120"/>
+              <w:left w:type="dxa" w:w="140"/>
+              <w:bottom w:type="dxa" w:w="120"/>
+              <w:right w:type="dxa" w:w="140"/>
+            </w:tcMar>
+            <w:vAlign w:val="center"/>
+          </w:tcPr>
+          <w:p>
+            <w:pPr>
+              <w:spacing w:after="40" w:before="40"/>
               <w:jc w:val="left"/>
             </w:pPr>
             <w:r>
@@ -1707,9 +2440,17 @@
         <w:tc>
           <w:tcPr>
             <w:tcW w:type="pct" w:w="22%"/>
-          </w:tcPr>
-          <w:p>
-            <w:pPr>
+            <w:tcMar>
+              <w:top w:type="dxa" w:w="120"/>
+              <w:left w:type="dxa" w:w="140"/>
+              <w:bottom w:type="dxa" w:w="120"/>
+              <w:right w:type="dxa" w:w="140"/>
+            </w:tcMar>
+            <w:vAlign w:val="center"/>
+          </w:tcPr>
+          <w:p>
+            <w:pPr>
+              <w:spacing w:after="40" w:before="40"/>
               <w:jc w:val="left"/>
             </w:pPr>
             <w:r>
@@ -1724,9 +2465,17 @@
         <w:tc>
           <w:tcPr>
             <w:tcW w:type="pct" w:w="22%"/>
-          </w:tcPr>
-          <w:p>
-            <w:pPr>
+            <w:tcMar>
+              <w:top w:type="dxa" w:w="120"/>
+              <w:left w:type="dxa" w:w="140"/>
+              <w:bottom w:type="dxa" w:w="120"/>
+              <w:right w:type="dxa" w:w="140"/>
+            </w:tcMar>
+            <w:vAlign w:val="center"/>
+          </w:tcPr>
+          <w:p>
+            <w:pPr>
+              <w:spacing w:after="40" w:before="40"/>
               <w:jc w:val="left"/>
             </w:pPr>
             <w:r>
@@ -1741,9 +2490,17 @@
         <w:tc>
           <w:tcPr>
             <w:tcW w:type="pct" w:w="15%"/>
-          </w:tcPr>
-          <w:p>
-            <w:pPr>
+            <w:tcMar>
+              <w:top w:type="dxa" w:w="120"/>
+              <w:left w:type="dxa" w:w="140"/>
+              <w:bottom w:type="dxa" w:w="120"/>
+              <w:right w:type="dxa" w:w="140"/>
+            </w:tcMar>
+            <w:vAlign w:val="center"/>
+          </w:tcPr>
+          <w:p>
+            <w:pPr>
+              <w:spacing w:after="40" w:before="40"/>
               <w:jc w:val="left"/>
             </w:pPr>
             <w:r>
@@ -1758,9 +2515,17 @@
         <w:tc>
           <w:tcPr>
             <w:tcW w:type="pct" w:w="6%"/>
-          </w:tcPr>
-          <w:p>
-            <w:pPr>
+            <w:tcMar>
+              <w:top w:type="dxa" w:w="120"/>
+              <w:left w:type="dxa" w:w="140"/>
+              <w:bottom w:type="dxa" w:w="120"/>
+              <w:right w:type="dxa" w:w="140"/>
+            </w:tcMar>
+            <w:vAlign w:val="center"/>
+          </w:tcPr>
+          <w:p>
+            <w:pPr>
+              <w:spacing w:after="40" w:before="40"/>
               <w:jc w:val="left"/>
             </w:pPr>
             <w:r>
@@ -1777,12 +2542,23 @@
         </w:tc>
       </w:tr>
       <w:tr>
+        <w:trPr>
+          <w:cantSplit/>
+        </w:trPr>
         <w:tc>
           <w:tcPr>
             <w:tcW w:type="pct" w:w="8%"/>
-          </w:tcPr>
-          <w:p>
-            <w:pPr>
+            <w:tcMar>
+              <w:top w:type="dxa" w:w="120"/>
+              <w:left w:type="dxa" w:w="140"/>
+              <w:bottom w:type="dxa" w:w="120"/>
+              <w:right w:type="dxa" w:w="140"/>
+            </w:tcMar>
+            <w:vAlign w:val="center"/>
+          </w:tcPr>
+          <w:p>
+            <w:pPr>
+              <w:spacing w:after="40" w:before="40"/>
               <w:jc w:val="left"/>
             </w:pPr>
             <w:r>
@@ -1799,9 +2575,17 @@
         <w:tc>
           <w:tcPr>
             <w:tcW w:type="pct" w:w="27%"/>
-          </w:tcPr>
-          <w:p>
-            <w:pPr>
+            <w:tcMar>
+              <w:top w:type="dxa" w:w="120"/>
+              <w:left w:type="dxa" w:w="140"/>
+              <w:bottom w:type="dxa" w:w="120"/>
+              <w:right w:type="dxa" w:w="140"/>
+            </w:tcMar>
+            <w:vAlign w:val="center"/>
+          </w:tcPr>
+          <w:p>
+            <w:pPr>
+              <w:spacing w:after="40" w:before="40"/>
               <w:jc w:val="left"/>
             </w:pPr>
             <w:r>
@@ -1816,9 +2600,17 @@
         <w:tc>
           <w:tcPr>
             <w:tcW w:type="pct" w:w="22%"/>
-          </w:tcPr>
-          <w:p>
-            <w:pPr>
+            <w:tcMar>
+              <w:top w:type="dxa" w:w="120"/>
+              <w:left w:type="dxa" w:w="140"/>
+              <w:bottom w:type="dxa" w:w="120"/>
+              <w:right w:type="dxa" w:w="140"/>
+            </w:tcMar>
+            <w:vAlign w:val="center"/>
+          </w:tcPr>
+          <w:p>
+            <w:pPr>
+              <w:spacing w:after="40" w:before="40"/>
               <w:jc w:val="left"/>
             </w:pPr>
             <w:r>
@@ -1833,9 +2625,17 @@
         <w:tc>
           <w:tcPr>
             <w:tcW w:type="pct" w:w="22%"/>
-          </w:tcPr>
-          <w:p>
-            <w:pPr>
+            <w:tcMar>
+              <w:top w:type="dxa" w:w="120"/>
+              <w:left w:type="dxa" w:w="140"/>
+              <w:bottom w:type="dxa" w:w="120"/>
+              <w:right w:type="dxa" w:w="140"/>
+            </w:tcMar>
+            <w:vAlign w:val="center"/>
+          </w:tcPr>
+          <w:p>
+            <w:pPr>
+              <w:spacing w:after="40" w:before="40"/>
               <w:jc w:val="left"/>
             </w:pPr>
             <w:r>
@@ -1850,9 +2650,17 @@
         <w:tc>
           <w:tcPr>
             <w:tcW w:type="pct" w:w="15%"/>
-          </w:tcPr>
-          <w:p>
-            <w:pPr>
+            <w:tcMar>
+              <w:top w:type="dxa" w:w="120"/>
+              <w:left w:type="dxa" w:w="140"/>
+              <w:bottom w:type="dxa" w:w="120"/>
+              <w:right w:type="dxa" w:w="140"/>
+            </w:tcMar>
+            <w:vAlign w:val="center"/>
+          </w:tcPr>
+          <w:p>
+            <w:pPr>
+              <w:spacing w:after="40" w:before="40"/>
               <w:jc w:val="left"/>
             </w:pPr>
             <w:r>
@@ -1867,9 +2675,17 @@
         <w:tc>
           <w:tcPr>
             <w:tcW w:type="pct" w:w="6%"/>
-          </w:tcPr>
-          <w:p>
-            <w:pPr>
+            <w:tcMar>
+              <w:top w:type="dxa" w:w="120"/>
+              <w:left w:type="dxa" w:w="140"/>
+              <w:bottom w:type="dxa" w:w="120"/>
+              <w:right w:type="dxa" w:w="140"/>
+            </w:tcMar>
+            <w:vAlign w:val="center"/>
+          </w:tcPr>
+          <w:p>
+            <w:pPr>
+              <w:spacing w:after="40" w:before="40"/>
               <w:jc w:val="left"/>
             </w:pPr>
             <w:r>
@@ -1906,12 +2722,12 @@
       <w:tblPr>
         <w:tblW w:type="pct" w:w="100%"/>
         <w:tblBorders>
-          <w:top w:val="single" w:color="auto" w:sz="4"/>
-          <w:left w:val="single" w:color="auto" w:sz="4"/>
-          <w:bottom w:val="single" w:color="auto" w:sz="4"/>
-          <w:right w:val="single" w:color="auto" w:sz="4"/>
-          <w:insideH w:val="single" w:color="auto" w:sz="4"/>
-          <w:insideV w:val="single" w:color="auto" w:sz="4"/>
+          <w:top w:val="single" w:color="BFBFBF" w:sz="4"/>
+          <w:left w:val="single" w:color="BFBFBF" w:sz="4"/>
+          <w:bottom w:val="single" w:color="BFBFBF" w:sz="4"/>
+          <w:right w:val="single" w:color="BFBFBF" w:sz="4"/>
+          <w:insideH w:val="single" w:color="BFBFBF" w:sz="4"/>
+          <w:insideV w:val="single" w:color="BFBFBF" w:sz="4"/>
         </w:tblBorders>
       </w:tblPr>
       <w:tblGrid>
@@ -1923,12 +2739,23 @@
         <w:gridCol w:w="100"/>
       </w:tblGrid>
       <w:tr>
-        <w:tc>
-          <w:tcPr>
-            <w:shd w:fill="00A050" w:val="clear"/>
-          </w:tcPr>
-          <w:p>
-            <w:pPr>
+        <w:trPr>
+          <w:cantSplit/>
+        </w:trPr>
+        <w:tc>
+          <w:tcPr>
+            <w:shd w:fill="00A050" w:color="auto" w:val="clear"/>
+            <w:tcMar>
+              <w:top w:type="dxa" w:w="120"/>
+              <w:left w:type="dxa" w:w="140"/>
+              <w:bottom w:type="dxa" w:w="120"/>
+              <w:right w:type="dxa" w:w="140"/>
+            </w:tcMar>
+            <w:vAlign w:val="center"/>
+          </w:tcPr>
+          <w:p>
+            <w:pPr>
+              <w:spacing w:after="40" w:before="40"/>
               <w:jc w:val="left"/>
             </w:pPr>
             <w:r>
@@ -1945,10 +2772,18 @@
         </w:tc>
         <w:tc>
           <w:tcPr>
-            <w:shd w:fill="00A050" w:val="clear"/>
-          </w:tcPr>
-          <w:p>
-            <w:pPr>
+            <w:shd w:fill="00A050" w:color="auto" w:val="clear"/>
+            <w:tcMar>
+              <w:top w:type="dxa" w:w="120"/>
+              <w:left w:type="dxa" w:w="140"/>
+              <w:bottom w:type="dxa" w:w="120"/>
+              <w:right w:type="dxa" w:w="140"/>
+            </w:tcMar>
+            <w:vAlign w:val="center"/>
+          </w:tcPr>
+          <w:p>
+            <w:pPr>
+              <w:spacing w:after="40" w:before="40"/>
               <w:jc w:val="left"/>
             </w:pPr>
             <w:r>
@@ -1965,10 +2800,18 @@
         </w:tc>
         <w:tc>
           <w:tcPr>
-            <w:shd w:fill="00A050" w:val="clear"/>
-          </w:tcPr>
-          <w:p>
-            <w:pPr>
+            <w:shd w:fill="00A050" w:color="auto" w:val="clear"/>
+            <w:tcMar>
+              <w:top w:type="dxa" w:w="120"/>
+              <w:left w:type="dxa" w:w="140"/>
+              <w:bottom w:type="dxa" w:w="120"/>
+              <w:right w:type="dxa" w:w="140"/>
+            </w:tcMar>
+            <w:vAlign w:val="center"/>
+          </w:tcPr>
+          <w:p>
+            <w:pPr>
+              <w:spacing w:after="40" w:before="40"/>
               <w:jc w:val="left"/>
             </w:pPr>
             <w:r>
@@ -1985,10 +2828,18 @@
         </w:tc>
         <w:tc>
           <w:tcPr>
-            <w:shd w:fill="00A050" w:val="clear"/>
-          </w:tcPr>
-          <w:p>
-            <w:pPr>
+            <w:shd w:fill="00A050" w:color="auto" w:val="clear"/>
+            <w:tcMar>
+              <w:top w:type="dxa" w:w="120"/>
+              <w:left w:type="dxa" w:w="140"/>
+              <w:bottom w:type="dxa" w:w="120"/>
+              <w:right w:type="dxa" w:w="140"/>
+            </w:tcMar>
+            <w:vAlign w:val="center"/>
+          </w:tcPr>
+          <w:p>
+            <w:pPr>
+              <w:spacing w:after="40" w:before="40"/>
               <w:jc w:val="left"/>
             </w:pPr>
             <w:r>
@@ -2005,10 +2856,18 @@
         </w:tc>
         <w:tc>
           <w:tcPr>
-            <w:shd w:fill="00A050" w:val="clear"/>
-          </w:tcPr>
-          <w:p>
-            <w:pPr>
+            <w:shd w:fill="00A050" w:color="auto" w:val="clear"/>
+            <w:tcMar>
+              <w:top w:type="dxa" w:w="120"/>
+              <w:left w:type="dxa" w:w="140"/>
+              <w:bottom w:type="dxa" w:w="120"/>
+              <w:right w:type="dxa" w:w="140"/>
+            </w:tcMar>
+            <w:vAlign w:val="center"/>
+          </w:tcPr>
+          <w:p>
+            <w:pPr>
+              <w:spacing w:after="40" w:before="40"/>
               <w:jc w:val="left"/>
             </w:pPr>
             <w:r>
@@ -2025,10 +2884,18 @@
         </w:tc>
         <w:tc>
           <w:tcPr>
-            <w:shd w:fill="00A050" w:val="clear"/>
-          </w:tcPr>
-          <w:p>
-            <w:pPr>
+            <w:shd w:fill="00A050" w:color="auto" w:val="clear"/>
+            <w:tcMar>
+              <w:top w:type="dxa" w:w="120"/>
+              <w:left w:type="dxa" w:w="140"/>
+              <w:bottom w:type="dxa" w:w="120"/>
+              <w:right w:type="dxa" w:w="140"/>
+            </w:tcMar>
+            <w:vAlign w:val="center"/>
+          </w:tcPr>
+          <w:p>
+            <w:pPr>
+              <w:spacing w:after="40" w:before="40"/>
               <w:jc w:val="left"/>
             </w:pPr>
             <w:r>
@@ -2045,12 +2912,23 @@
         </w:tc>
       </w:tr>
       <w:tr>
+        <w:trPr>
+          <w:cantSplit/>
+        </w:trPr>
         <w:tc>
           <w:tcPr>
             <w:tcW w:type="pct" w:w="8%"/>
-          </w:tcPr>
-          <w:p>
-            <w:pPr>
+            <w:tcMar>
+              <w:top w:type="dxa" w:w="120"/>
+              <w:left w:type="dxa" w:w="140"/>
+              <w:bottom w:type="dxa" w:w="120"/>
+              <w:right w:type="dxa" w:w="140"/>
+            </w:tcMar>
+            <w:vAlign w:val="center"/>
+          </w:tcPr>
+          <w:p>
+            <w:pPr>
+              <w:spacing w:after="40" w:before="40"/>
               <w:jc w:val="left"/>
             </w:pPr>
             <w:r>
@@ -2067,9 +2945,17 @@
         <w:tc>
           <w:tcPr>
             <w:tcW w:type="pct" w:w="27%"/>
-          </w:tcPr>
-          <w:p>
-            <w:pPr>
+            <w:tcMar>
+              <w:top w:type="dxa" w:w="120"/>
+              <w:left w:type="dxa" w:w="140"/>
+              <w:bottom w:type="dxa" w:w="120"/>
+              <w:right w:type="dxa" w:w="140"/>
+            </w:tcMar>
+            <w:vAlign w:val="center"/>
+          </w:tcPr>
+          <w:p>
+            <w:pPr>
+              <w:spacing w:after="40" w:before="40"/>
               <w:jc w:val="left"/>
             </w:pPr>
             <w:r>
@@ -2084,9 +2970,17 @@
         <w:tc>
           <w:tcPr>
             <w:tcW w:type="pct" w:w="22%"/>
-          </w:tcPr>
-          <w:p>
-            <w:pPr>
+            <w:tcMar>
+              <w:top w:type="dxa" w:w="120"/>
+              <w:left w:type="dxa" w:w="140"/>
+              <w:bottom w:type="dxa" w:w="120"/>
+              <w:right w:type="dxa" w:w="140"/>
+            </w:tcMar>
+            <w:vAlign w:val="center"/>
+          </w:tcPr>
+          <w:p>
+            <w:pPr>
+              <w:spacing w:after="40" w:before="40"/>
               <w:jc w:val="left"/>
             </w:pPr>
             <w:r>
@@ -2101,9 +2995,17 @@
         <w:tc>
           <w:tcPr>
             <w:tcW w:type="pct" w:w="22%"/>
-          </w:tcPr>
-          <w:p>
-            <w:pPr>
+            <w:tcMar>
+              <w:top w:type="dxa" w:w="120"/>
+              <w:left w:type="dxa" w:w="140"/>
+              <w:bottom w:type="dxa" w:w="120"/>
+              <w:right w:type="dxa" w:w="140"/>
+            </w:tcMar>
+            <w:vAlign w:val="center"/>
+          </w:tcPr>
+          <w:p>
+            <w:pPr>
+              <w:spacing w:after="40" w:before="40"/>
               <w:jc w:val="left"/>
             </w:pPr>
             <w:r>
@@ -2118,9 +3020,17 @@
         <w:tc>
           <w:tcPr>
             <w:tcW w:type="pct" w:w="15%"/>
-          </w:tcPr>
-          <w:p>
-            <w:pPr>
+            <w:tcMar>
+              <w:top w:type="dxa" w:w="120"/>
+              <w:left w:type="dxa" w:w="140"/>
+              <w:bottom w:type="dxa" w:w="120"/>
+              <w:right w:type="dxa" w:w="140"/>
+            </w:tcMar>
+            <w:vAlign w:val="center"/>
+          </w:tcPr>
+          <w:p>
+            <w:pPr>
+              <w:spacing w:after="40" w:before="40"/>
               <w:jc w:val="left"/>
             </w:pPr>
             <w:r>
@@ -2135,9 +3045,17 @@
         <w:tc>
           <w:tcPr>
             <w:tcW w:type="pct" w:w="6%"/>
-          </w:tcPr>
-          <w:p>
-            <w:pPr>
+            <w:tcMar>
+              <w:top w:type="dxa" w:w="120"/>
+              <w:left w:type="dxa" w:w="140"/>
+              <w:bottom w:type="dxa" w:w="120"/>
+              <w:right w:type="dxa" w:w="140"/>
+            </w:tcMar>
+            <w:vAlign w:val="center"/>
+          </w:tcPr>
+          <w:p>
+            <w:pPr>
+              <w:spacing w:after="40" w:before="40"/>
               <w:jc w:val="left"/>
             </w:pPr>
             <w:r>
@@ -2154,12 +3072,23 @@
         </w:tc>
       </w:tr>
       <w:tr>
+        <w:trPr>
+          <w:cantSplit/>
+        </w:trPr>
         <w:tc>
           <w:tcPr>
             <w:tcW w:type="pct" w:w="8%"/>
-          </w:tcPr>
-          <w:p>
-            <w:pPr>
+            <w:tcMar>
+              <w:top w:type="dxa" w:w="120"/>
+              <w:left w:type="dxa" w:w="140"/>
+              <w:bottom w:type="dxa" w:w="120"/>
+              <w:right w:type="dxa" w:w="140"/>
+            </w:tcMar>
+            <w:vAlign w:val="center"/>
+          </w:tcPr>
+          <w:p>
+            <w:pPr>
+              <w:spacing w:after="40" w:before="40"/>
               <w:jc w:val="left"/>
             </w:pPr>
             <w:r>
@@ -2176,9 +3105,17 @@
         <w:tc>
           <w:tcPr>
             <w:tcW w:type="pct" w:w="27%"/>
-          </w:tcPr>
-          <w:p>
-            <w:pPr>
+            <w:tcMar>
+              <w:top w:type="dxa" w:w="120"/>
+              <w:left w:type="dxa" w:w="140"/>
+              <w:bottom w:type="dxa" w:w="120"/>
+              <w:right w:type="dxa" w:w="140"/>
+            </w:tcMar>
+            <w:vAlign w:val="center"/>
+          </w:tcPr>
+          <w:p>
+            <w:pPr>
+              <w:spacing w:after="40" w:before="40"/>
               <w:jc w:val="left"/>
             </w:pPr>
             <w:r>
@@ -2193,9 +3130,17 @@
         <w:tc>
           <w:tcPr>
             <w:tcW w:type="pct" w:w="22%"/>
-          </w:tcPr>
-          <w:p>
-            <w:pPr>
+            <w:tcMar>
+              <w:top w:type="dxa" w:w="120"/>
+              <w:left w:type="dxa" w:w="140"/>
+              <w:bottom w:type="dxa" w:w="120"/>
+              <w:right w:type="dxa" w:w="140"/>
+            </w:tcMar>
+            <w:vAlign w:val="center"/>
+          </w:tcPr>
+          <w:p>
+            <w:pPr>
+              <w:spacing w:after="40" w:before="40"/>
               <w:jc w:val="left"/>
             </w:pPr>
             <w:r>
@@ -2210,9 +3155,17 @@
         <w:tc>
           <w:tcPr>
             <w:tcW w:type="pct" w:w="22%"/>
-          </w:tcPr>
-          <w:p>
-            <w:pPr>
+            <w:tcMar>
+              <w:top w:type="dxa" w:w="120"/>
+              <w:left w:type="dxa" w:w="140"/>
+              <w:bottom w:type="dxa" w:w="120"/>
+              <w:right w:type="dxa" w:w="140"/>
+            </w:tcMar>
+            <w:vAlign w:val="center"/>
+          </w:tcPr>
+          <w:p>
+            <w:pPr>
+              <w:spacing w:after="40" w:before="40"/>
               <w:jc w:val="left"/>
             </w:pPr>
             <w:r>
@@ -2227,9 +3180,17 @@
         <w:tc>
           <w:tcPr>
             <w:tcW w:type="pct" w:w="15%"/>
-          </w:tcPr>
-          <w:p>
-            <w:pPr>
+            <w:tcMar>
+              <w:top w:type="dxa" w:w="120"/>
+              <w:left w:type="dxa" w:w="140"/>
+              <w:bottom w:type="dxa" w:w="120"/>
+              <w:right w:type="dxa" w:w="140"/>
+            </w:tcMar>
+            <w:vAlign w:val="center"/>
+          </w:tcPr>
+          <w:p>
+            <w:pPr>
+              <w:spacing w:after="40" w:before="40"/>
               <w:jc w:val="left"/>
             </w:pPr>
             <w:r>
@@ -2244,9 +3205,17 @@
         <w:tc>
           <w:tcPr>
             <w:tcW w:type="pct" w:w="6%"/>
-          </w:tcPr>
-          <w:p>
-            <w:pPr>
+            <w:tcMar>
+              <w:top w:type="dxa" w:w="120"/>
+              <w:left w:type="dxa" w:w="140"/>
+              <w:bottom w:type="dxa" w:w="120"/>
+              <w:right w:type="dxa" w:w="140"/>
+            </w:tcMar>
+            <w:vAlign w:val="center"/>
+          </w:tcPr>
+          <w:p>
+            <w:pPr>
+              <w:spacing w:after="40" w:before="40"/>
               <w:jc w:val="left"/>
             </w:pPr>
             <w:r>
@@ -2263,12 +3232,23 @@
         </w:tc>
       </w:tr>
       <w:tr>
+        <w:trPr>
+          <w:cantSplit/>
+        </w:trPr>
         <w:tc>
           <w:tcPr>
             <w:tcW w:type="pct" w:w="8%"/>
-          </w:tcPr>
-          <w:p>
-            <w:pPr>
+            <w:tcMar>
+              <w:top w:type="dxa" w:w="120"/>
+              <w:left w:type="dxa" w:w="140"/>
+              <w:bottom w:type="dxa" w:w="120"/>
+              <w:right w:type="dxa" w:w="140"/>
+            </w:tcMar>
+            <w:vAlign w:val="center"/>
+          </w:tcPr>
+          <w:p>
+            <w:pPr>
+              <w:spacing w:after="40" w:before="40"/>
               <w:jc w:val="left"/>
             </w:pPr>
             <w:r>
@@ -2285,9 +3265,17 @@
         <w:tc>
           <w:tcPr>
             <w:tcW w:type="pct" w:w="27%"/>
-          </w:tcPr>
-          <w:p>
-            <w:pPr>
+            <w:tcMar>
+              <w:top w:type="dxa" w:w="120"/>
+              <w:left w:type="dxa" w:w="140"/>
+              <w:bottom w:type="dxa" w:w="120"/>
+              <w:right w:type="dxa" w:w="140"/>
+            </w:tcMar>
+            <w:vAlign w:val="center"/>
+          </w:tcPr>
+          <w:p>
+            <w:pPr>
+              <w:spacing w:after="40" w:before="40"/>
               <w:jc w:val="left"/>
             </w:pPr>
             <w:r>
@@ -2302,9 +3290,17 @@
         <w:tc>
           <w:tcPr>
             <w:tcW w:type="pct" w:w="22%"/>
-          </w:tcPr>
-          <w:p>
-            <w:pPr>
+            <w:tcMar>
+              <w:top w:type="dxa" w:w="120"/>
+              <w:left w:type="dxa" w:w="140"/>
+              <w:bottom w:type="dxa" w:w="120"/>
+              <w:right w:type="dxa" w:w="140"/>
+            </w:tcMar>
+            <w:vAlign w:val="center"/>
+          </w:tcPr>
+          <w:p>
+            <w:pPr>
+              <w:spacing w:after="40" w:before="40"/>
               <w:jc w:val="left"/>
             </w:pPr>
             <w:r>
@@ -2319,9 +3315,17 @@
         <w:tc>
           <w:tcPr>
             <w:tcW w:type="pct" w:w="22%"/>
-          </w:tcPr>
-          <w:p>
-            <w:pPr>
+            <w:tcMar>
+              <w:top w:type="dxa" w:w="120"/>
+              <w:left w:type="dxa" w:w="140"/>
+              <w:bottom w:type="dxa" w:w="120"/>
+              <w:right w:type="dxa" w:w="140"/>
+            </w:tcMar>
+            <w:vAlign w:val="center"/>
+          </w:tcPr>
+          <w:p>
+            <w:pPr>
+              <w:spacing w:after="40" w:before="40"/>
               <w:jc w:val="left"/>
             </w:pPr>
             <w:r>
@@ -2336,9 +3340,17 @@
         <w:tc>
           <w:tcPr>
             <w:tcW w:type="pct" w:w="15%"/>
-          </w:tcPr>
-          <w:p>
-            <w:pPr>
+            <w:tcMar>
+              <w:top w:type="dxa" w:w="120"/>
+              <w:left w:type="dxa" w:w="140"/>
+              <w:bottom w:type="dxa" w:w="120"/>
+              <w:right w:type="dxa" w:w="140"/>
+            </w:tcMar>
+            <w:vAlign w:val="center"/>
+          </w:tcPr>
+          <w:p>
+            <w:pPr>
+              <w:spacing w:after="40" w:before="40"/>
               <w:jc w:val="left"/>
             </w:pPr>
             <w:r>
@@ -2353,9 +3365,17 @@
         <w:tc>
           <w:tcPr>
             <w:tcW w:type="pct" w:w="6%"/>
-          </w:tcPr>
-          <w:p>
-            <w:pPr>
+            <w:tcMar>
+              <w:top w:type="dxa" w:w="120"/>
+              <w:left w:type="dxa" w:w="140"/>
+              <w:bottom w:type="dxa" w:w="120"/>
+              <w:right w:type="dxa" w:w="140"/>
+            </w:tcMar>
+            <w:vAlign w:val="center"/>
+          </w:tcPr>
+          <w:p>
+            <w:pPr>
+              <w:spacing w:after="40" w:before="40"/>
               <w:jc w:val="left"/>
             </w:pPr>
             <w:r>
@@ -2372,12 +3392,23 @@
         </w:tc>
       </w:tr>
       <w:tr>
+        <w:trPr>
+          <w:cantSplit/>
+        </w:trPr>
         <w:tc>
           <w:tcPr>
             <w:tcW w:type="pct" w:w="8%"/>
-          </w:tcPr>
-          <w:p>
-            <w:pPr>
+            <w:tcMar>
+              <w:top w:type="dxa" w:w="120"/>
+              <w:left w:type="dxa" w:w="140"/>
+              <w:bottom w:type="dxa" w:w="120"/>
+              <w:right w:type="dxa" w:w="140"/>
+            </w:tcMar>
+            <w:vAlign w:val="center"/>
+          </w:tcPr>
+          <w:p>
+            <w:pPr>
+              <w:spacing w:after="40" w:before="40"/>
               <w:jc w:val="left"/>
             </w:pPr>
             <w:r>
@@ -2394,9 +3425,17 @@
         <w:tc>
           <w:tcPr>
             <w:tcW w:type="pct" w:w="27%"/>
-          </w:tcPr>
-          <w:p>
-            <w:pPr>
+            <w:tcMar>
+              <w:top w:type="dxa" w:w="120"/>
+              <w:left w:type="dxa" w:w="140"/>
+              <w:bottom w:type="dxa" w:w="120"/>
+              <w:right w:type="dxa" w:w="140"/>
+            </w:tcMar>
+            <w:vAlign w:val="center"/>
+          </w:tcPr>
+          <w:p>
+            <w:pPr>
+              <w:spacing w:after="40" w:before="40"/>
               <w:jc w:val="left"/>
             </w:pPr>
             <w:r>
@@ -2411,9 +3450,17 @@
         <w:tc>
           <w:tcPr>
             <w:tcW w:type="pct" w:w="22%"/>
-          </w:tcPr>
-          <w:p>
-            <w:pPr>
+            <w:tcMar>
+              <w:top w:type="dxa" w:w="120"/>
+              <w:left w:type="dxa" w:w="140"/>
+              <w:bottom w:type="dxa" w:w="120"/>
+              <w:right w:type="dxa" w:w="140"/>
+            </w:tcMar>
+            <w:vAlign w:val="center"/>
+          </w:tcPr>
+          <w:p>
+            <w:pPr>
+              <w:spacing w:after="40" w:before="40"/>
               <w:jc w:val="left"/>
             </w:pPr>
             <w:r>
@@ -2428,9 +3475,17 @@
         <w:tc>
           <w:tcPr>
             <w:tcW w:type="pct" w:w="22%"/>
-          </w:tcPr>
-          <w:p>
-            <w:pPr>
+            <w:tcMar>
+              <w:top w:type="dxa" w:w="120"/>
+              <w:left w:type="dxa" w:w="140"/>
+              <w:bottom w:type="dxa" w:w="120"/>
+              <w:right w:type="dxa" w:w="140"/>
+            </w:tcMar>
+            <w:vAlign w:val="center"/>
+          </w:tcPr>
+          <w:p>
+            <w:pPr>
+              <w:spacing w:after="40" w:before="40"/>
               <w:jc w:val="left"/>
             </w:pPr>
             <w:r>
@@ -2445,9 +3500,17 @@
         <w:tc>
           <w:tcPr>
             <w:tcW w:type="pct" w:w="15%"/>
-          </w:tcPr>
-          <w:p>
-            <w:pPr>
+            <w:tcMar>
+              <w:top w:type="dxa" w:w="120"/>
+              <w:left w:type="dxa" w:w="140"/>
+              <w:bottom w:type="dxa" w:w="120"/>
+              <w:right w:type="dxa" w:w="140"/>
+            </w:tcMar>
+            <w:vAlign w:val="center"/>
+          </w:tcPr>
+          <w:p>
+            <w:pPr>
+              <w:spacing w:after="40" w:before="40"/>
               <w:jc w:val="left"/>
             </w:pPr>
             <w:r>
@@ -2462,9 +3525,17 @@
         <w:tc>
           <w:tcPr>
             <w:tcW w:type="pct" w:w="6%"/>
-          </w:tcPr>
-          <w:p>
-            <w:pPr>
+            <w:tcMar>
+              <w:top w:type="dxa" w:w="120"/>
+              <w:left w:type="dxa" w:w="140"/>
+              <w:bottom w:type="dxa" w:w="120"/>
+              <w:right w:type="dxa" w:w="140"/>
+            </w:tcMar>
+            <w:vAlign w:val="center"/>
+          </w:tcPr>
+          <w:p>
+            <w:pPr>
+              <w:spacing w:after="40" w:before="40"/>
               <w:jc w:val="left"/>
             </w:pPr>
             <w:r>
@@ -2481,12 +3552,23 @@
         </w:tc>
       </w:tr>
       <w:tr>
+        <w:trPr>
+          <w:cantSplit/>
+        </w:trPr>
         <w:tc>
           <w:tcPr>
             <w:tcW w:type="pct" w:w="8%"/>
-          </w:tcPr>
-          <w:p>
-            <w:pPr>
+            <w:tcMar>
+              <w:top w:type="dxa" w:w="120"/>
+              <w:left w:type="dxa" w:w="140"/>
+              <w:bottom w:type="dxa" w:w="120"/>
+              <w:right w:type="dxa" w:w="140"/>
+            </w:tcMar>
+            <w:vAlign w:val="center"/>
+          </w:tcPr>
+          <w:p>
+            <w:pPr>
+              <w:spacing w:after="40" w:before="40"/>
               <w:jc w:val="left"/>
             </w:pPr>
             <w:r>
@@ -2503,9 +3585,17 @@
         <w:tc>
           <w:tcPr>
             <w:tcW w:type="pct" w:w="27%"/>
-          </w:tcPr>
-          <w:p>
-            <w:pPr>
+            <w:tcMar>
+              <w:top w:type="dxa" w:w="120"/>
+              <w:left w:type="dxa" w:w="140"/>
+              <w:bottom w:type="dxa" w:w="120"/>
+              <w:right w:type="dxa" w:w="140"/>
+            </w:tcMar>
+            <w:vAlign w:val="center"/>
+          </w:tcPr>
+          <w:p>
+            <w:pPr>
+              <w:spacing w:after="40" w:before="40"/>
               <w:jc w:val="left"/>
             </w:pPr>
             <w:r>
@@ -2520,9 +3610,17 @@
         <w:tc>
           <w:tcPr>
             <w:tcW w:type="pct" w:w="22%"/>
-          </w:tcPr>
-          <w:p>
-            <w:pPr>
+            <w:tcMar>
+              <w:top w:type="dxa" w:w="120"/>
+              <w:left w:type="dxa" w:w="140"/>
+              <w:bottom w:type="dxa" w:w="120"/>
+              <w:right w:type="dxa" w:w="140"/>
+            </w:tcMar>
+            <w:vAlign w:val="center"/>
+          </w:tcPr>
+          <w:p>
+            <w:pPr>
+              <w:spacing w:after="40" w:before="40"/>
               <w:jc w:val="left"/>
             </w:pPr>
             <w:r>
@@ -2537,9 +3635,17 @@
         <w:tc>
           <w:tcPr>
             <w:tcW w:type="pct" w:w="22%"/>
-          </w:tcPr>
-          <w:p>
-            <w:pPr>
+            <w:tcMar>
+              <w:top w:type="dxa" w:w="120"/>
+              <w:left w:type="dxa" w:w="140"/>
+              <w:bottom w:type="dxa" w:w="120"/>
+              <w:right w:type="dxa" w:w="140"/>
+            </w:tcMar>
+            <w:vAlign w:val="center"/>
+          </w:tcPr>
+          <w:p>
+            <w:pPr>
+              <w:spacing w:after="40" w:before="40"/>
               <w:jc w:val="left"/>
             </w:pPr>
             <w:r>
@@ -2554,9 +3660,17 @@
         <w:tc>
           <w:tcPr>
             <w:tcW w:type="pct" w:w="15%"/>
-          </w:tcPr>
-          <w:p>
-            <w:pPr>
+            <w:tcMar>
+              <w:top w:type="dxa" w:w="120"/>
+              <w:left w:type="dxa" w:w="140"/>
+              <w:bottom w:type="dxa" w:w="120"/>
+              <w:right w:type="dxa" w:w="140"/>
+            </w:tcMar>
+            <w:vAlign w:val="center"/>
+          </w:tcPr>
+          <w:p>
+            <w:pPr>
+              <w:spacing w:after="40" w:before="40"/>
               <w:jc w:val="left"/>
             </w:pPr>
             <w:r>
@@ -2571,9 +3685,17 @@
         <w:tc>
           <w:tcPr>
             <w:tcW w:type="pct" w:w="6%"/>
-          </w:tcPr>
-          <w:p>
-            <w:pPr>
+            <w:tcMar>
+              <w:top w:type="dxa" w:w="120"/>
+              <w:left w:type="dxa" w:w="140"/>
+              <w:bottom w:type="dxa" w:w="120"/>
+              <w:right w:type="dxa" w:w="140"/>
+            </w:tcMar>
+            <w:vAlign w:val="center"/>
+          </w:tcPr>
+          <w:p>
+            <w:pPr>
+              <w:spacing w:after="40" w:before="40"/>
               <w:jc w:val="left"/>
             </w:pPr>
             <w:r>
@@ -2590,12 +3712,23 @@
         </w:tc>
       </w:tr>
       <w:tr>
+        <w:trPr>
+          <w:cantSplit/>
+        </w:trPr>
         <w:tc>
           <w:tcPr>
             <w:tcW w:type="pct" w:w="8%"/>
-          </w:tcPr>
-          <w:p>
-            <w:pPr>
+            <w:tcMar>
+              <w:top w:type="dxa" w:w="120"/>
+              <w:left w:type="dxa" w:w="140"/>
+              <w:bottom w:type="dxa" w:w="120"/>
+              <w:right w:type="dxa" w:w="140"/>
+            </w:tcMar>
+            <w:vAlign w:val="center"/>
+          </w:tcPr>
+          <w:p>
+            <w:pPr>
+              <w:spacing w:after="40" w:before="40"/>
               <w:jc w:val="left"/>
             </w:pPr>
             <w:r>
@@ -2612,9 +3745,17 @@
         <w:tc>
           <w:tcPr>
             <w:tcW w:type="pct" w:w="27%"/>
-          </w:tcPr>
-          <w:p>
-            <w:pPr>
+            <w:tcMar>
+              <w:top w:type="dxa" w:w="120"/>
+              <w:left w:type="dxa" w:w="140"/>
+              <w:bottom w:type="dxa" w:w="120"/>
+              <w:right w:type="dxa" w:w="140"/>
+            </w:tcMar>
+            <w:vAlign w:val="center"/>
+          </w:tcPr>
+          <w:p>
+            <w:pPr>
+              <w:spacing w:after="40" w:before="40"/>
               <w:jc w:val="left"/>
             </w:pPr>
             <w:r>
@@ -2629,9 +3770,17 @@
         <w:tc>
           <w:tcPr>
             <w:tcW w:type="pct" w:w="22%"/>
-          </w:tcPr>
-          <w:p>
-            <w:pPr>
+            <w:tcMar>
+              <w:top w:type="dxa" w:w="120"/>
+              <w:left w:type="dxa" w:w="140"/>
+              <w:bottom w:type="dxa" w:w="120"/>
+              <w:right w:type="dxa" w:w="140"/>
+            </w:tcMar>
+            <w:vAlign w:val="center"/>
+          </w:tcPr>
+          <w:p>
+            <w:pPr>
+              <w:spacing w:after="40" w:before="40"/>
               <w:jc w:val="left"/>
             </w:pPr>
             <w:r>
@@ -2646,9 +3795,17 @@
         <w:tc>
           <w:tcPr>
             <w:tcW w:type="pct" w:w="22%"/>
-          </w:tcPr>
-          <w:p>
-            <w:pPr>
+            <w:tcMar>
+              <w:top w:type="dxa" w:w="120"/>
+              <w:left w:type="dxa" w:w="140"/>
+              <w:bottom w:type="dxa" w:w="120"/>
+              <w:right w:type="dxa" w:w="140"/>
+            </w:tcMar>
+            <w:vAlign w:val="center"/>
+          </w:tcPr>
+          <w:p>
+            <w:pPr>
+              <w:spacing w:after="40" w:before="40"/>
               <w:jc w:val="left"/>
             </w:pPr>
             <w:r>
@@ -2663,9 +3820,17 @@
         <w:tc>
           <w:tcPr>
             <w:tcW w:type="pct" w:w="15%"/>
-          </w:tcPr>
-          <w:p>
-            <w:pPr>
+            <w:tcMar>
+              <w:top w:type="dxa" w:w="120"/>
+              <w:left w:type="dxa" w:w="140"/>
+              <w:bottom w:type="dxa" w:w="120"/>
+              <w:right w:type="dxa" w:w="140"/>
+            </w:tcMar>
+            <w:vAlign w:val="center"/>
+          </w:tcPr>
+          <w:p>
+            <w:pPr>
+              <w:spacing w:after="40" w:before="40"/>
               <w:jc w:val="left"/>
             </w:pPr>
             <w:r>
@@ -2680,9 +3845,17 @@
         <w:tc>
           <w:tcPr>
             <w:tcW w:type="pct" w:w="6%"/>
-          </w:tcPr>
-          <w:p>
-            <w:pPr>
+            <w:tcMar>
+              <w:top w:type="dxa" w:w="120"/>
+              <w:left w:type="dxa" w:w="140"/>
+              <w:bottom w:type="dxa" w:w="120"/>
+              <w:right w:type="dxa" w:w="140"/>
+            </w:tcMar>
+            <w:vAlign w:val="center"/>
+          </w:tcPr>
+          <w:p>
+            <w:pPr>
+              <w:spacing w:after="40" w:before="40"/>
               <w:jc w:val="left"/>
             </w:pPr>
             <w:r>
@@ -2719,12 +3892,12 @@
       <w:tblPr>
         <w:tblW w:type="pct" w:w="100%"/>
         <w:tblBorders>
-          <w:top w:val="single" w:color="auto" w:sz="4"/>
-          <w:left w:val="single" w:color="auto" w:sz="4"/>
-          <w:bottom w:val="single" w:color="auto" w:sz="4"/>
-          <w:right w:val="single" w:color="auto" w:sz="4"/>
-          <w:insideH w:val="single" w:color="auto" w:sz="4"/>
-          <w:insideV w:val="single" w:color="auto" w:sz="4"/>
+          <w:top w:val="single" w:color="BFBFBF" w:sz="4"/>
+          <w:left w:val="single" w:color="BFBFBF" w:sz="4"/>
+          <w:bottom w:val="single" w:color="BFBFBF" w:sz="4"/>
+          <w:right w:val="single" w:color="BFBFBF" w:sz="4"/>
+          <w:insideH w:val="single" w:color="BFBFBF" w:sz="4"/>
+          <w:insideV w:val="single" w:color="BFBFBF" w:sz="4"/>
         </w:tblBorders>
       </w:tblPr>
       <w:tblGrid>
@@ -2736,12 +3909,23 @@
         <w:gridCol w:w="100"/>
       </w:tblGrid>
       <w:tr>
-        <w:tc>
-          <w:tcPr>
-            <w:shd w:fill="00A050" w:val="clear"/>
-          </w:tcPr>
-          <w:p>
-            <w:pPr>
+        <w:trPr>
+          <w:cantSplit/>
+        </w:trPr>
+        <w:tc>
+          <w:tcPr>
+            <w:shd w:fill="00A050" w:color="auto" w:val="clear"/>
+            <w:tcMar>
+              <w:top w:type="dxa" w:w="120"/>
+              <w:left w:type="dxa" w:w="140"/>
+              <w:bottom w:type="dxa" w:w="120"/>
+              <w:right w:type="dxa" w:w="140"/>
+            </w:tcMar>
+            <w:vAlign w:val="center"/>
+          </w:tcPr>
+          <w:p>
+            <w:pPr>
+              <w:spacing w:after="40" w:before="40"/>
               <w:jc w:val="left"/>
             </w:pPr>
             <w:r>
@@ -2758,10 +3942,18 @@
         </w:tc>
         <w:tc>
           <w:tcPr>
-            <w:shd w:fill="00A050" w:val="clear"/>
-          </w:tcPr>
-          <w:p>
-            <w:pPr>
+            <w:shd w:fill="00A050" w:color="auto" w:val="clear"/>
+            <w:tcMar>
+              <w:top w:type="dxa" w:w="120"/>
+              <w:left w:type="dxa" w:w="140"/>
+              <w:bottom w:type="dxa" w:w="120"/>
+              <w:right w:type="dxa" w:w="140"/>
+            </w:tcMar>
+            <w:vAlign w:val="center"/>
+          </w:tcPr>
+          <w:p>
+            <w:pPr>
+              <w:spacing w:after="40" w:before="40"/>
               <w:jc w:val="left"/>
             </w:pPr>
             <w:r>
@@ -2778,10 +3970,18 @@
         </w:tc>
         <w:tc>
           <w:tcPr>
-            <w:shd w:fill="00A050" w:val="clear"/>
-          </w:tcPr>
-          <w:p>
-            <w:pPr>
+            <w:shd w:fill="00A050" w:color="auto" w:val="clear"/>
+            <w:tcMar>
+              <w:top w:type="dxa" w:w="120"/>
+              <w:left w:type="dxa" w:w="140"/>
+              <w:bottom w:type="dxa" w:w="120"/>
+              <w:right w:type="dxa" w:w="140"/>
+            </w:tcMar>
+            <w:vAlign w:val="center"/>
+          </w:tcPr>
+          <w:p>
+            <w:pPr>
+              <w:spacing w:after="40" w:before="40"/>
               <w:jc w:val="left"/>
             </w:pPr>
             <w:r>
@@ -2798,10 +3998,18 @@
         </w:tc>
         <w:tc>
           <w:tcPr>
-            <w:shd w:fill="00A050" w:val="clear"/>
-          </w:tcPr>
-          <w:p>
-            <w:pPr>
+            <w:shd w:fill="00A050" w:color="auto" w:val="clear"/>
+            <w:tcMar>
+              <w:top w:type="dxa" w:w="120"/>
+              <w:left w:type="dxa" w:w="140"/>
+              <w:bottom w:type="dxa" w:w="120"/>
+              <w:right w:type="dxa" w:w="140"/>
+            </w:tcMar>
+            <w:vAlign w:val="center"/>
+          </w:tcPr>
+          <w:p>
+            <w:pPr>
+              <w:spacing w:after="40" w:before="40"/>
               <w:jc w:val="left"/>
             </w:pPr>
             <w:r>
@@ -2818,10 +4026,18 @@
         </w:tc>
         <w:tc>
           <w:tcPr>
-            <w:shd w:fill="00A050" w:val="clear"/>
-          </w:tcPr>
-          <w:p>
-            <w:pPr>
+            <w:shd w:fill="00A050" w:color="auto" w:val="clear"/>
+            <w:tcMar>
+              <w:top w:type="dxa" w:w="120"/>
+              <w:left w:type="dxa" w:w="140"/>
+              <w:bottom w:type="dxa" w:w="120"/>
+              <w:right w:type="dxa" w:w="140"/>
+            </w:tcMar>
+            <w:vAlign w:val="center"/>
+          </w:tcPr>
+          <w:p>
+            <w:pPr>
+              <w:spacing w:after="40" w:before="40"/>
               <w:jc w:val="left"/>
             </w:pPr>
             <w:r>
@@ -2838,10 +4054,18 @@
         </w:tc>
         <w:tc>
           <w:tcPr>
-            <w:shd w:fill="00A050" w:val="clear"/>
-          </w:tcPr>
-          <w:p>
-            <w:pPr>
+            <w:shd w:fill="00A050" w:color="auto" w:val="clear"/>
+            <w:tcMar>
+              <w:top w:type="dxa" w:w="120"/>
+              <w:left w:type="dxa" w:w="140"/>
+              <w:bottom w:type="dxa" w:w="120"/>
+              <w:right w:type="dxa" w:w="140"/>
+            </w:tcMar>
+            <w:vAlign w:val="center"/>
+          </w:tcPr>
+          <w:p>
+            <w:pPr>
+              <w:spacing w:after="40" w:before="40"/>
               <w:jc w:val="left"/>
             </w:pPr>
             <w:r>
@@ -2858,12 +4082,23 @@
         </w:tc>
       </w:tr>
       <w:tr>
+        <w:trPr>
+          <w:cantSplit/>
+        </w:trPr>
         <w:tc>
           <w:tcPr>
             <w:tcW w:type="pct" w:w="8%"/>
-          </w:tcPr>
-          <w:p>
-            <w:pPr>
+            <w:tcMar>
+              <w:top w:type="dxa" w:w="120"/>
+              <w:left w:type="dxa" w:w="140"/>
+              <w:bottom w:type="dxa" w:w="120"/>
+              <w:right w:type="dxa" w:w="140"/>
+            </w:tcMar>
+            <w:vAlign w:val="center"/>
+          </w:tcPr>
+          <w:p>
+            <w:pPr>
+              <w:spacing w:after="40" w:before="40"/>
               <w:jc w:val="left"/>
             </w:pPr>
             <w:r>
@@ -2880,9 +4115,17 @@
         <w:tc>
           <w:tcPr>
             <w:tcW w:type="pct" w:w="27%"/>
-          </w:tcPr>
-          <w:p>
-            <w:pPr>
+            <w:tcMar>
+              <w:top w:type="dxa" w:w="120"/>
+              <w:left w:type="dxa" w:w="140"/>
+              <w:bottom w:type="dxa" w:w="120"/>
+              <w:right w:type="dxa" w:w="140"/>
+            </w:tcMar>
+            <w:vAlign w:val="center"/>
+          </w:tcPr>
+          <w:p>
+            <w:pPr>
+              <w:spacing w:after="40" w:before="40"/>
               <w:jc w:val="left"/>
             </w:pPr>
             <w:r>
@@ -2897,9 +4140,17 @@
         <w:tc>
           <w:tcPr>
             <w:tcW w:type="pct" w:w="22%"/>
-          </w:tcPr>
-          <w:p>
-            <w:pPr>
+            <w:tcMar>
+              <w:top w:type="dxa" w:w="120"/>
+              <w:left w:type="dxa" w:w="140"/>
+              <w:bottom w:type="dxa" w:w="120"/>
+              <w:right w:type="dxa" w:w="140"/>
+            </w:tcMar>
+            <w:vAlign w:val="center"/>
+          </w:tcPr>
+          <w:p>
+            <w:pPr>
+              <w:spacing w:after="40" w:before="40"/>
               <w:jc w:val="left"/>
             </w:pPr>
             <w:r>
@@ -2914,9 +4165,17 @@
         <w:tc>
           <w:tcPr>
             <w:tcW w:type="pct" w:w="22%"/>
-          </w:tcPr>
-          <w:p>
-            <w:pPr>
+            <w:tcMar>
+              <w:top w:type="dxa" w:w="120"/>
+              <w:left w:type="dxa" w:w="140"/>
+              <w:bottom w:type="dxa" w:w="120"/>
+              <w:right w:type="dxa" w:w="140"/>
+            </w:tcMar>
+            <w:vAlign w:val="center"/>
+          </w:tcPr>
+          <w:p>
+            <w:pPr>
+              <w:spacing w:after="40" w:before="40"/>
               <w:jc w:val="left"/>
             </w:pPr>
             <w:r>
@@ -2931,9 +4190,17 @@
         <w:tc>
           <w:tcPr>
             <w:tcW w:type="pct" w:w="15%"/>
-          </w:tcPr>
-          <w:p>
-            <w:pPr>
+            <w:tcMar>
+              <w:top w:type="dxa" w:w="120"/>
+              <w:left w:type="dxa" w:w="140"/>
+              <w:bottom w:type="dxa" w:w="120"/>
+              <w:right w:type="dxa" w:w="140"/>
+            </w:tcMar>
+            <w:vAlign w:val="center"/>
+          </w:tcPr>
+          <w:p>
+            <w:pPr>
+              <w:spacing w:after="40" w:before="40"/>
               <w:jc w:val="left"/>
             </w:pPr>
             <w:r>
@@ -2948,9 +4215,17 @@
         <w:tc>
           <w:tcPr>
             <w:tcW w:type="pct" w:w="6%"/>
-          </w:tcPr>
-          <w:p>
-            <w:pPr>
+            <w:tcMar>
+              <w:top w:type="dxa" w:w="120"/>
+              <w:left w:type="dxa" w:w="140"/>
+              <w:bottom w:type="dxa" w:w="120"/>
+              <w:right w:type="dxa" w:w="140"/>
+            </w:tcMar>
+            <w:vAlign w:val="center"/>
+          </w:tcPr>
+          <w:p>
+            <w:pPr>
+              <w:spacing w:after="40" w:before="40"/>
               <w:jc w:val="left"/>
             </w:pPr>
             <w:r>
@@ -2967,12 +4242,23 @@
         </w:tc>
       </w:tr>
       <w:tr>
+        <w:trPr>
+          <w:cantSplit/>
+        </w:trPr>
         <w:tc>
           <w:tcPr>
             <w:tcW w:type="pct" w:w="8%"/>
-          </w:tcPr>
-          <w:p>
-            <w:pPr>
+            <w:tcMar>
+              <w:top w:type="dxa" w:w="120"/>
+              <w:left w:type="dxa" w:w="140"/>
+              <w:bottom w:type="dxa" w:w="120"/>
+              <w:right w:type="dxa" w:w="140"/>
+            </w:tcMar>
+            <w:vAlign w:val="center"/>
+          </w:tcPr>
+          <w:p>
+            <w:pPr>
+              <w:spacing w:after="40" w:before="40"/>
               <w:jc w:val="left"/>
             </w:pPr>
             <w:r>
@@ -2989,9 +4275,17 @@
         <w:tc>
           <w:tcPr>
             <w:tcW w:type="pct" w:w="27%"/>
-          </w:tcPr>
-          <w:p>
-            <w:pPr>
+            <w:tcMar>
+              <w:top w:type="dxa" w:w="120"/>
+              <w:left w:type="dxa" w:w="140"/>
+              <w:bottom w:type="dxa" w:w="120"/>
+              <w:right w:type="dxa" w:w="140"/>
+            </w:tcMar>
+            <w:vAlign w:val="center"/>
+          </w:tcPr>
+          <w:p>
+            <w:pPr>
+              <w:spacing w:after="40" w:before="40"/>
               <w:jc w:val="left"/>
             </w:pPr>
             <w:r>
@@ -3006,9 +4300,17 @@
         <w:tc>
           <w:tcPr>
             <w:tcW w:type="pct" w:w="22%"/>
-          </w:tcPr>
-          <w:p>
-            <w:pPr>
+            <w:tcMar>
+              <w:top w:type="dxa" w:w="120"/>
+              <w:left w:type="dxa" w:w="140"/>
+              <w:bottom w:type="dxa" w:w="120"/>
+              <w:right w:type="dxa" w:w="140"/>
+            </w:tcMar>
+            <w:vAlign w:val="center"/>
+          </w:tcPr>
+          <w:p>
+            <w:pPr>
+              <w:spacing w:after="40" w:before="40"/>
               <w:jc w:val="left"/>
             </w:pPr>
             <w:r>
@@ -3023,9 +4325,17 @@
         <w:tc>
           <w:tcPr>
             <w:tcW w:type="pct" w:w="22%"/>
-          </w:tcPr>
-          <w:p>
-            <w:pPr>
+            <w:tcMar>
+              <w:top w:type="dxa" w:w="120"/>
+              <w:left w:type="dxa" w:w="140"/>
+              <w:bottom w:type="dxa" w:w="120"/>
+              <w:right w:type="dxa" w:w="140"/>
+            </w:tcMar>
+            <w:vAlign w:val="center"/>
+          </w:tcPr>
+          <w:p>
+            <w:pPr>
+              <w:spacing w:after="40" w:before="40"/>
               <w:jc w:val="left"/>
             </w:pPr>
             <w:r>
@@ -3040,9 +4350,17 @@
         <w:tc>
           <w:tcPr>
             <w:tcW w:type="pct" w:w="15%"/>
-          </w:tcPr>
-          <w:p>
-            <w:pPr>
+            <w:tcMar>
+              <w:top w:type="dxa" w:w="120"/>
+              <w:left w:type="dxa" w:w="140"/>
+              <w:bottom w:type="dxa" w:w="120"/>
+              <w:right w:type="dxa" w:w="140"/>
+            </w:tcMar>
+            <w:vAlign w:val="center"/>
+          </w:tcPr>
+          <w:p>
+            <w:pPr>
+              <w:spacing w:after="40" w:before="40"/>
               <w:jc w:val="left"/>
             </w:pPr>
             <w:r>
@@ -3057,9 +4375,17 @@
         <w:tc>
           <w:tcPr>
             <w:tcW w:type="pct" w:w="6%"/>
-          </w:tcPr>
-          <w:p>
-            <w:pPr>
+            <w:tcMar>
+              <w:top w:type="dxa" w:w="120"/>
+              <w:left w:type="dxa" w:w="140"/>
+              <w:bottom w:type="dxa" w:w="120"/>
+              <w:right w:type="dxa" w:w="140"/>
+            </w:tcMar>
+            <w:vAlign w:val="center"/>
+          </w:tcPr>
+          <w:p>
+            <w:pPr>
+              <w:spacing w:after="40" w:before="40"/>
               <w:jc w:val="left"/>
             </w:pPr>
             <w:r>
@@ -3076,12 +4402,23 @@
         </w:tc>
       </w:tr>
       <w:tr>
+        <w:trPr>
+          <w:cantSplit/>
+        </w:trPr>
         <w:tc>
           <w:tcPr>
             <w:tcW w:type="pct" w:w="8%"/>
-          </w:tcPr>
-          <w:p>
-            <w:pPr>
+            <w:tcMar>
+              <w:top w:type="dxa" w:w="120"/>
+              <w:left w:type="dxa" w:w="140"/>
+              <w:bottom w:type="dxa" w:w="120"/>
+              <w:right w:type="dxa" w:w="140"/>
+            </w:tcMar>
+            <w:vAlign w:val="center"/>
+          </w:tcPr>
+          <w:p>
+            <w:pPr>
+              <w:spacing w:after="40" w:before="40"/>
               <w:jc w:val="left"/>
             </w:pPr>
             <w:r>
@@ -3098,9 +4435,17 @@
         <w:tc>
           <w:tcPr>
             <w:tcW w:type="pct" w:w="27%"/>
-          </w:tcPr>
-          <w:p>
-            <w:pPr>
+            <w:tcMar>
+              <w:top w:type="dxa" w:w="120"/>
+              <w:left w:type="dxa" w:w="140"/>
+              <w:bottom w:type="dxa" w:w="120"/>
+              <w:right w:type="dxa" w:w="140"/>
+            </w:tcMar>
+            <w:vAlign w:val="center"/>
+          </w:tcPr>
+          <w:p>
+            <w:pPr>
+              <w:spacing w:after="40" w:before="40"/>
               <w:jc w:val="left"/>
             </w:pPr>
             <w:r>
@@ -3115,9 +4460,17 @@
         <w:tc>
           <w:tcPr>
             <w:tcW w:type="pct" w:w="22%"/>
-          </w:tcPr>
-          <w:p>
-            <w:pPr>
+            <w:tcMar>
+              <w:top w:type="dxa" w:w="120"/>
+              <w:left w:type="dxa" w:w="140"/>
+              <w:bottom w:type="dxa" w:w="120"/>
+              <w:right w:type="dxa" w:w="140"/>
+            </w:tcMar>
+            <w:vAlign w:val="center"/>
+          </w:tcPr>
+          <w:p>
+            <w:pPr>
+              <w:spacing w:after="40" w:before="40"/>
               <w:jc w:val="left"/>
             </w:pPr>
             <w:r>
@@ -3132,9 +4485,17 @@
         <w:tc>
           <w:tcPr>
             <w:tcW w:type="pct" w:w="22%"/>
-          </w:tcPr>
-          <w:p>
-            <w:pPr>
+            <w:tcMar>
+              <w:top w:type="dxa" w:w="120"/>
+              <w:left w:type="dxa" w:w="140"/>
+              <w:bottom w:type="dxa" w:w="120"/>
+              <w:right w:type="dxa" w:w="140"/>
+            </w:tcMar>
+            <w:vAlign w:val="center"/>
+          </w:tcPr>
+          <w:p>
+            <w:pPr>
+              <w:spacing w:after="40" w:before="40"/>
               <w:jc w:val="left"/>
             </w:pPr>
             <w:r>
@@ -3149,9 +4510,17 @@
         <w:tc>
           <w:tcPr>
             <w:tcW w:type="pct" w:w="15%"/>
-          </w:tcPr>
-          <w:p>
-            <w:pPr>
+            <w:tcMar>
+              <w:top w:type="dxa" w:w="120"/>
+              <w:left w:type="dxa" w:w="140"/>
+              <w:bottom w:type="dxa" w:w="120"/>
+              <w:right w:type="dxa" w:w="140"/>
+            </w:tcMar>
+            <w:vAlign w:val="center"/>
+          </w:tcPr>
+          <w:p>
+            <w:pPr>
+              <w:spacing w:after="40" w:before="40"/>
               <w:jc w:val="left"/>
             </w:pPr>
             <w:r>
@@ -3166,9 +4535,17 @@
         <w:tc>
           <w:tcPr>
             <w:tcW w:type="pct" w:w="6%"/>
-          </w:tcPr>
-          <w:p>
-            <w:pPr>
+            <w:tcMar>
+              <w:top w:type="dxa" w:w="120"/>
+              <w:left w:type="dxa" w:w="140"/>
+              <w:bottom w:type="dxa" w:w="120"/>
+              <w:right w:type="dxa" w:w="140"/>
+            </w:tcMar>
+            <w:vAlign w:val="center"/>
+          </w:tcPr>
+          <w:p>
+            <w:pPr>
+              <w:spacing w:after="40" w:before="40"/>
               <w:jc w:val="left"/>
             </w:pPr>
             <w:r>
@@ -3185,12 +4562,23 @@
         </w:tc>
       </w:tr>
       <w:tr>
+        <w:trPr>
+          <w:cantSplit/>
+        </w:trPr>
         <w:tc>
           <w:tcPr>
             <w:tcW w:type="pct" w:w="8%"/>
-          </w:tcPr>
-          <w:p>
-            <w:pPr>
+            <w:tcMar>
+              <w:top w:type="dxa" w:w="120"/>
+              <w:left w:type="dxa" w:w="140"/>
+              <w:bottom w:type="dxa" w:w="120"/>
+              <w:right w:type="dxa" w:w="140"/>
+            </w:tcMar>
+            <w:vAlign w:val="center"/>
+          </w:tcPr>
+          <w:p>
+            <w:pPr>
+              <w:spacing w:after="40" w:before="40"/>
               <w:jc w:val="left"/>
             </w:pPr>
             <w:r>
@@ -3207,9 +4595,17 @@
         <w:tc>
           <w:tcPr>
             <w:tcW w:type="pct" w:w="27%"/>
-          </w:tcPr>
-          <w:p>
-            <w:pPr>
+            <w:tcMar>
+              <w:top w:type="dxa" w:w="120"/>
+              <w:left w:type="dxa" w:w="140"/>
+              <w:bottom w:type="dxa" w:w="120"/>
+              <w:right w:type="dxa" w:w="140"/>
+            </w:tcMar>
+            <w:vAlign w:val="center"/>
+          </w:tcPr>
+          <w:p>
+            <w:pPr>
+              <w:spacing w:after="40" w:before="40"/>
               <w:jc w:val="left"/>
             </w:pPr>
             <w:r>
@@ -3224,9 +4620,17 @@
         <w:tc>
           <w:tcPr>
             <w:tcW w:type="pct" w:w="22%"/>
-          </w:tcPr>
-          <w:p>
-            <w:pPr>
+            <w:tcMar>
+              <w:top w:type="dxa" w:w="120"/>
+              <w:left w:type="dxa" w:w="140"/>
+              <w:bottom w:type="dxa" w:w="120"/>
+              <w:right w:type="dxa" w:w="140"/>
+            </w:tcMar>
+            <w:vAlign w:val="center"/>
+          </w:tcPr>
+          <w:p>
+            <w:pPr>
+              <w:spacing w:after="40" w:before="40"/>
               <w:jc w:val="left"/>
             </w:pPr>
             <w:r>
@@ -3241,9 +4645,17 @@
         <w:tc>
           <w:tcPr>
             <w:tcW w:type="pct" w:w="22%"/>
-          </w:tcPr>
-          <w:p>
-            <w:pPr>
+            <w:tcMar>
+              <w:top w:type="dxa" w:w="120"/>
+              <w:left w:type="dxa" w:w="140"/>
+              <w:bottom w:type="dxa" w:w="120"/>
+              <w:right w:type="dxa" w:w="140"/>
+            </w:tcMar>
+            <w:vAlign w:val="center"/>
+          </w:tcPr>
+          <w:p>
+            <w:pPr>
+              <w:spacing w:after="40" w:before="40"/>
               <w:jc w:val="left"/>
             </w:pPr>
             <w:r>
@@ -3258,9 +4670,17 @@
         <w:tc>
           <w:tcPr>
             <w:tcW w:type="pct" w:w="15%"/>
-          </w:tcPr>
-          <w:p>
-            <w:pPr>
+            <w:tcMar>
+              <w:top w:type="dxa" w:w="120"/>
+              <w:left w:type="dxa" w:w="140"/>
+              <w:bottom w:type="dxa" w:w="120"/>
+              <w:right w:type="dxa" w:w="140"/>
+            </w:tcMar>
+            <w:vAlign w:val="center"/>
+          </w:tcPr>
+          <w:p>
+            <w:pPr>
+              <w:spacing w:after="40" w:before="40"/>
               <w:jc w:val="left"/>
             </w:pPr>
             <w:r>
@@ -3275,9 +4695,17 @@
         <w:tc>
           <w:tcPr>
             <w:tcW w:type="pct" w:w="6%"/>
-          </w:tcPr>
-          <w:p>
-            <w:pPr>
+            <w:tcMar>
+              <w:top w:type="dxa" w:w="120"/>
+              <w:left w:type="dxa" w:w="140"/>
+              <w:bottom w:type="dxa" w:w="120"/>
+              <w:right w:type="dxa" w:w="140"/>
+            </w:tcMar>
+            <w:vAlign w:val="center"/>
+          </w:tcPr>
+          <w:p>
+            <w:pPr>
+              <w:spacing w:after="40" w:before="40"/>
               <w:jc w:val="left"/>
             </w:pPr>
             <w:r>
@@ -3294,12 +4722,23 @@
         </w:tc>
       </w:tr>
       <w:tr>
+        <w:trPr>
+          <w:cantSplit/>
+        </w:trPr>
         <w:tc>
           <w:tcPr>
             <w:tcW w:type="pct" w:w="8%"/>
-          </w:tcPr>
-          <w:p>
-            <w:pPr>
+            <w:tcMar>
+              <w:top w:type="dxa" w:w="120"/>
+              <w:left w:type="dxa" w:w="140"/>
+              <w:bottom w:type="dxa" w:w="120"/>
+              <w:right w:type="dxa" w:w="140"/>
+            </w:tcMar>
+            <w:vAlign w:val="center"/>
+          </w:tcPr>
+          <w:p>
+            <w:pPr>
+              <w:spacing w:after="40" w:before="40"/>
               <w:jc w:val="left"/>
             </w:pPr>
             <w:r>
@@ -3316,9 +4755,17 @@
         <w:tc>
           <w:tcPr>
             <w:tcW w:type="pct" w:w="27%"/>
-          </w:tcPr>
-          <w:p>
-            <w:pPr>
+            <w:tcMar>
+              <w:top w:type="dxa" w:w="120"/>
+              <w:left w:type="dxa" w:w="140"/>
+              <w:bottom w:type="dxa" w:w="120"/>
+              <w:right w:type="dxa" w:w="140"/>
+            </w:tcMar>
+            <w:vAlign w:val="center"/>
+          </w:tcPr>
+          <w:p>
+            <w:pPr>
+              <w:spacing w:after="40" w:before="40"/>
               <w:jc w:val="left"/>
             </w:pPr>
             <w:r>
@@ -3333,9 +4780,17 @@
         <w:tc>
           <w:tcPr>
             <w:tcW w:type="pct" w:w="22%"/>
-          </w:tcPr>
-          <w:p>
-            <w:pPr>
+            <w:tcMar>
+              <w:top w:type="dxa" w:w="120"/>
+              <w:left w:type="dxa" w:w="140"/>
+              <w:bottom w:type="dxa" w:w="120"/>
+              <w:right w:type="dxa" w:w="140"/>
+            </w:tcMar>
+            <w:vAlign w:val="center"/>
+          </w:tcPr>
+          <w:p>
+            <w:pPr>
+              <w:spacing w:after="40" w:before="40"/>
               <w:jc w:val="left"/>
             </w:pPr>
             <w:r>
@@ -3350,9 +4805,17 @@
         <w:tc>
           <w:tcPr>
             <w:tcW w:type="pct" w:w="22%"/>
-          </w:tcPr>
-          <w:p>
-            <w:pPr>
+            <w:tcMar>
+              <w:top w:type="dxa" w:w="120"/>
+              <w:left w:type="dxa" w:w="140"/>
+              <w:bottom w:type="dxa" w:w="120"/>
+              <w:right w:type="dxa" w:w="140"/>
+            </w:tcMar>
+            <w:vAlign w:val="center"/>
+          </w:tcPr>
+          <w:p>
+            <w:pPr>
+              <w:spacing w:after="40" w:before="40"/>
               <w:jc w:val="left"/>
             </w:pPr>
             <w:r>
@@ -3367,9 +4830,17 @@
         <w:tc>
           <w:tcPr>
             <w:tcW w:type="pct" w:w="15%"/>
-          </w:tcPr>
-          <w:p>
-            <w:pPr>
+            <w:tcMar>
+              <w:top w:type="dxa" w:w="120"/>
+              <w:left w:type="dxa" w:w="140"/>
+              <w:bottom w:type="dxa" w:w="120"/>
+              <w:right w:type="dxa" w:w="140"/>
+            </w:tcMar>
+            <w:vAlign w:val="center"/>
+          </w:tcPr>
+          <w:p>
+            <w:pPr>
+              <w:spacing w:after="40" w:before="40"/>
               <w:jc w:val="left"/>
             </w:pPr>
             <w:r>
@@ -3384,9 +4855,17 @@
         <w:tc>
           <w:tcPr>
             <w:tcW w:type="pct" w:w="6%"/>
-          </w:tcPr>
-          <w:p>
-            <w:pPr>
+            <w:tcMar>
+              <w:top w:type="dxa" w:w="120"/>
+              <w:left w:type="dxa" w:w="140"/>
+              <w:bottom w:type="dxa" w:w="120"/>
+              <w:right w:type="dxa" w:w="140"/>
+            </w:tcMar>
+            <w:vAlign w:val="center"/>
+          </w:tcPr>
+          <w:p>
+            <w:pPr>
+              <w:spacing w:after="40" w:before="40"/>
               <w:jc w:val="left"/>
             </w:pPr>
             <w:r>
@@ -3423,12 +4902,12 @@
       <w:tblPr>
         <w:tblW w:type="pct" w:w="100%"/>
         <w:tblBorders>
-          <w:top w:val="single" w:color="auto" w:sz="4"/>
-          <w:left w:val="single" w:color="auto" w:sz="4"/>
-          <w:bottom w:val="single" w:color="auto" w:sz="4"/>
-          <w:right w:val="single" w:color="auto" w:sz="4"/>
-          <w:insideH w:val="single" w:color="auto" w:sz="4"/>
-          <w:insideV w:val="single" w:color="auto" w:sz="4"/>
+          <w:top w:val="single" w:color="BFBFBF" w:sz="4"/>
+          <w:left w:val="single" w:color="BFBFBF" w:sz="4"/>
+          <w:bottom w:val="single" w:color="BFBFBF" w:sz="4"/>
+          <w:right w:val="single" w:color="BFBFBF" w:sz="4"/>
+          <w:insideH w:val="single" w:color="BFBFBF" w:sz="4"/>
+          <w:insideV w:val="single" w:color="BFBFBF" w:sz="4"/>
         </w:tblBorders>
       </w:tblPr>
       <w:tblGrid>
@@ -3440,12 +4919,23 @@
         <w:gridCol w:w="100"/>
       </w:tblGrid>
       <w:tr>
-        <w:tc>
-          <w:tcPr>
-            <w:shd w:fill="00A050" w:val="clear"/>
-          </w:tcPr>
-          <w:p>
-            <w:pPr>
+        <w:trPr>
+          <w:cantSplit/>
+        </w:trPr>
+        <w:tc>
+          <w:tcPr>
+            <w:shd w:fill="00A050" w:color="auto" w:val="clear"/>
+            <w:tcMar>
+              <w:top w:type="dxa" w:w="120"/>
+              <w:left w:type="dxa" w:w="140"/>
+              <w:bottom w:type="dxa" w:w="120"/>
+              <w:right w:type="dxa" w:w="140"/>
+            </w:tcMar>
+            <w:vAlign w:val="center"/>
+          </w:tcPr>
+          <w:p>
+            <w:pPr>
+              <w:spacing w:after="40" w:before="40"/>
               <w:jc w:val="left"/>
             </w:pPr>
             <w:r>
@@ -3462,10 +4952,18 @@
         </w:tc>
         <w:tc>
           <w:tcPr>
-            <w:shd w:fill="00A050" w:val="clear"/>
-          </w:tcPr>
-          <w:p>
-            <w:pPr>
+            <w:shd w:fill="00A050" w:color="auto" w:val="clear"/>
+            <w:tcMar>
+              <w:top w:type="dxa" w:w="120"/>
+              <w:left w:type="dxa" w:w="140"/>
+              <w:bottom w:type="dxa" w:w="120"/>
+              <w:right w:type="dxa" w:w="140"/>
+            </w:tcMar>
+            <w:vAlign w:val="center"/>
+          </w:tcPr>
+          <w:p>
+            <w:pPr>
+              <w:spacing w:after="40" w:before="40"/>
               <w:jc w:val="left"/>
             </w:pPr>
             <w:r>
@@ -3482,10 +4980,18 @@
         </w:tc>
         <w:tc>
           <w:tcPr>
-            <w:shd w:fill="00A050" w:val="clear"/>
-          </w:tcPr>
-          <w:p>
-            <w:pPr>
+            <w:shd w:fill="00A050" w:color="auto" w:val="clear"/>
+            <w:tcMar>
+              <w:top w:type="dxa" w:w="120"/>
+              <w:left w:type="dxa" w:w="140"/>
+              <w:bottom w:type="dxa" w:w="120"/>
+              <w:right w:type="dxa" w:w="140"/>
+            </w:tcMar>
+            <w:vAlign w:val="center"/>
+          </w:tcPr>
+          <w:p>
+            <w:pPr>
+              <w:spacing w:after="40" w:before="40"/>
               <w:jc w:val="left"/>
             </w:pPr>
             <w:r>
@@ -3502,10 +5008,18 @@
         </w:tc>
         <w:tc>
           <w:tcPr>
-            <w:shd w:fill="00A050" w:val="clear"/>
-          </w:tcPr>
-          <w:p>
-            <w:pPr>
+            <w:shd w:fill="00A050" w:color="auto" w:val="clear"/>
+            <w:tcMar>
+              <w:top w:type="dxa" w:w="120"/>
+              <w:left w:type="dxa" w:w="140"/>
+              <w:bottom w:type="dxa" w:w="120"/>
+              <w:right w:type="dxa" w:w="140"/>
+            </w:tcMar>
+            <w:vAlign w:val="center"/>
+          </w:tcPr>
+          <w:p>
+            <w:pPr>
+              <w:spacing w:after="40" w:before="40"/>
               <w:jc w:val="left"/>
             </w:pPr>
             <w:r>
@@ -3522,10 +5036,18 @@
         </w:tc>
         <w:tc>
           <w:tcPr>
-            <w:shd w:fill="00A050" w:val="clear"/>
-          </w:tcPr>
-          <w:p>
-            <w:pPr>
+            <w:shd w:fill="00A050" w:color="auto" w:val="clear"/>
+            <w:tcMar>
+              <w:top w:type="dxa" w:w="120"/>
+              <w:left w:type="dxa" w:w="140"/>
+              <w:bottom w:type="dxa" w:w="120"/>
+              <w:right w:type="dxa" w:w="140"/>
+            </w:tcMar>
+            <w:vAlign w:val="center"/>
+          </w:tcPr>
+          <w:p>
+            <w:pPr>
+              <w:spacing w:after="40" w:before="40"/>
               <w:jc w:val="left"/>
             </w:pPr>
             <w:r>
@@ -3542,10 +5064,18 @@
         </w:tc>
         <w:tc>
           <w:tcPr>
-            <w:shd w:fill="00A050" w:val="clear"/>
-          </w:tcPr>
-          <w:p>
-            <w:pPr>
+            <w:shd w:fill="00A050" w:color="auto" w:val="clear"/>
+            <w:tcMar>
+              <w:top w:type="dxa" w:w="120"/>
+              <w:left w:type="dxa" w:w="140"/>
+              <w:bottom w:type="dxa" w:w="120"/>
+              <w:right w:type="dxa" w:w="140"/>
+            </w:tcMar>
+            <w:vAlign w:val="center"/>
+          </w:tcPr>
+          <w:p>
+            <w:pPr>
+              <w:spacing w:after="40" w:before="40"/>
               <w:jc w:val="left"/>
             </w:pPr>
             <w:r>
@@ -3562,12 +5092,23 @@
         </w:tc>
       </w:tr>
       <w:tr>
+        <w:trPr>
+          <w:cantSplit/>
+        </w:trPr>
         <w:tc>
           <w:tcPr>
             <w:tcW w:type="pct" w:w="8%"/>
-          </w:tcPr>
-          <w:p>
-            <w:pPr>
+            <w:tcMar>
+              <w:top w:type="dxa" w:w="120"/>
+              <w:left w:type="dxa" w:w="140"/>
+              <w:bottom w:type="dxa" w:w="120"/>
+              <w:right w:type="dxa" w:w="140"/>
+            </w:tcMar>
+            <w:vAlign w:val="center"/>
+          </w:tcPr>
+          <w:p>
+            <w:pPr>
+              <w:spacing w:after="40" w:before="40"/>
               <w:jc w:val="left"/>
             </w:pPr>
             <w:r>
@@ -3584,9 +5125,17 @@
         <w:tc>
           <w:tcPr>
             <w:tcW w:type="pct" w:w="27%"/>
-          </w:tcPr>
-          <w:p>
-            <w:pPr>
+            <w:tcMar>
+              <w:top w:type="dxa" w:w="120"/>
+              <w:left w:type="dxa" w:w="140"/>
+              <w:bottom w:type="dxa" w:w="120"/>
+              <w:right w:type="dxa" w:w="140"/>
+            </w:tcMar>
+            <w:vAlign w:val="center"/>
+          </w:tcPr>
+          <w:p>
+            <w:pPr>
+              <w:spacing w:after="40" w:before="40"/>
               <w:jc w:val="left"/>
             </w:pPr>
             <w:r>
@@ -3601,9 +5150,17 @@
         <w:tc>
           <w:tcPr>
             <w:tcW w:type="pct" w:w="22%"/>
-          </w:tcPr>
-          <w:p>
-            <w:pPr>
+            <w:tcMar>
+              <w:top w:type="dxa" w:w="120"/>
+              <w:left w:type="dxa" w:w="140"/>
+              <w:bottom w:type="dxa" w:w="120"/>
+              <w:right w:type="dxa" w:w="140"/>
+            </w:tcMar>
+            <w:vAlign w:val="center"/>
+          </w:tcPr>
+          <w:p>
+            <w:pPr>
+              <w:spacing w:after="40" w:before="40"/>
               <w:jc w:val="left"/>
             </w:pPr>
             <w:r>
@@ -3618,9 +5175,17 @@
         <w:tc>
           <w:tcPr>
             <w:tcW w:type="pct" w:w="22%"/>
-          </w:tcPr>
-          <w:p>
-            <w:pPr>
+            <w:tcMar>
+              <w:top w:type="dxa" w:w="120"/>
+              <w:left w:type="dxa" w:w="140"/>
+              <w:bottom w:type="dxa" w:w="120"/>
+              <w:right w:type="dxa" w:w="140"/>
+            </w:tcMar>
+            <w:vAlign w:val="center"/>
+          </w:tcPr>
+          <w:p>
+            <w:pPr>
+              <w:spacing w:after="40" w:before="40"/>
               <w:jc w:val="left"/>
             </w:pPr>
             <w:r>
@@ -3635,9 +5200,17 @@
         <w:tc>
           <w:tcPr>
             <w:tcW w:type="pct" w:w="15%"/>
-          </w:tcPr>
-          <w:p>
-            <w:pPr>
+            <w:tcMar>
+              <w:top w:type="dxa" w:w="120"/>
+              <w:left w:type="dxa" w:w="140"/>
+              <w:bottom w:type="dxa" w:w="120"/>
+              <w:right w:type="dxa" w:w="140"/>
+            </w:tcMar>
+            <w:vAlign w:val="center"/>
+          </w:tcPr>
+          <w:p>
+            <w:pPr>
+              <w:spacing w:after="40" w:before="40"/>
               <w:jc w:val="left"/>
             </w:pPr>
             <w:r>
@@ -3652,9 +5225,17 @@
         <w:tc>
           <w:tcPr>
             <w:tcW w:type="pct" w:w="6%"/>
-          </w:tcPr>
-          <w:p>
-            <w:pPr>
+            <w:tcMar>
+              <w:top w:type="dxa" w:w="120"/>
+              <w:left w:type="dxa" w:w="140"/>
+              <w:bottom w:type="dxa" w:w="120"/>
+              <w:right w:type="dxa" w:w="140"/>
+            </w:tcMar>
+            <w:vAlign w:val="center"/>
+          </w:tcPr>
+          <w:p>
+            <w:pPr>
+              <w:spacing w:after="40" w:before="40"/>
               <w:jc w:val="left"/>
             </w:pPr>
             <w:r>
@@ -3671,12 +5252,23 @@
         </w:tc>
       </w:tr>
       <w:tr>
+        <w:trPr>
+          <w:cantSplit/>
+        </w:trPr>
         <w:tc>
           <w:tcPr>
             <w:tcW w:type="pct" w:w="8%"/>
-          </w:tcPr>
-          <w:p>
-            <w:pPr>
+            <w:tcMar>
+              <w:top w:type="dxa" w:w="120"/>
+              <w:left w:type="dxa" w:w="140"/>
+              <w:bottom w:type="dxa" w:w="120"/>
+              <w:right w:type="dxa" w:w="140"/>
+            </w:tcMar>
+            <w:vAlign w:val="center"/>
+          </w:tcPr>
+          <w:p>
+            <w:pPr>
+              <w:spacing w:after="40" w:before="40"/>
               <w:jc w:val="left"/>
             </w:pPr>
             <w:r>
@@ -3693,9 +5285,17 @@
         <w:tc>
           <w:tcPr>
             <w:tcW w:type="pct" w:w="27%"/>
-          </w:tcPr>
-          <w:p>
-            <w:pPr>
+            <w:tcMar>
+              <w:top w:type="dxa" w:w="120"/>
+              <w:left w:type="dxa" w:w="140"/>
+              <w:bottom w:type="dxa" w:w="120"/>
+              <w:right w:type="dxa" w:w="140"/>
+            </w:tcMar>
+            <w:vAlign w:val="center"/>
+          </w:tcPr>
+          <w:p>
+            <w:pPr>
+              <w:spacing w:after="40" w:before="40"/>
               <w:jc w:val="left"/>
             </w:pPr>
             <w:r>
@@ -3710,9 +5310,17 @@
         <w:tc>
           <w:tcPr>
             <w:tcW w:type="pct" w:w="22%"/>
-          </w:tcPr>
-          <w:p>
-            <w:pPr>
+            <w:tcMar>
+              <w:top w:type="dxa" w:w="120"/>
+              <w:left w:type="dxa" w:w="140"/>
+              <w:bottom w:type="dxa" w:w="120"/>
+              <w:right w:type="dxa" w:w="140"/>
+            </w:tcMar>
+            <w:vAlign w:val="center"/>
+          </w:tcPr>
+          <w:p>
+            <w:pPr>
+              <w:spacing w:after="40" w:before="40"/>
               <w:jc w:val="left"/>
             </w:pPr>
             <w:r>
@@ -3727,9 +5335,17 @@
         <w:tc>
           <w:tcPr>
             <w:tcW w:type="pct" w:w="22%"/>
-          </w:tcPr>
-          <w:p>
-            <w:pPr>
+            <w:tcMar>
+              <w:top w:type="dxa" w:w="120"/>
+              <w:left w:type="dxa" w:w="140"/>
+              <w:bottom w:type="dxa" w:w="120"/>
+              <w:right w:type="dxa" w:w="140"/>
+            </w:tcMar>
+            <w:vAlign w:val="center"/>
+          </w:tcPr>
+          <w:p>
+            <w:pPr>
+              <w:spacing w:after="40" w:before="40"/>
               <w:jc w:val="left"/>
             </w:pPr>
             <w:r>
@@ -3744,9 +5360,17 @@
         <w:tc>
           <w:tcPr>
             <w:tcW w:type="pct" w:w="15%"/>
-          </w:tcPr>
-          <w:p>
-            <w:pPr>
+            <w:tcMar>
+              <w:top w:type="dxa" w:w="120"/>
+              <w:left w:type="dxa" w:w="140"/>
+              <w:bottom w:type="dxa" w:w="120"/>
+              <w:right w:type="dxa" w:w="140"/>
+            </w:tcMar>
+            <w:vAlign w:val="center"/>
+          </w:tcPr>
+          <w:p>
+            <w:pPr>
+              <w:spacing w:after="40" w:before="40"/>
               <w:jc w:val="left"/>
             </w:pPr>
             <w:r>
@@ -3761,9 +5385,17 @@
         <w:tc>
           <w:tcPr>
             <w:tcW w:type="pct" w:w="6%"/>
-          </w:tcPr>
-          <w:p>
-            <w:pPr>
+            <w:tcMar>
+              <w:top w:type="dxa" w:w="120"/>
+              <w:left w:type="dxa" w:w="140"/>
+              <w:bottom w:type="dxa" w:w="120"/>
+              <w:right w:type="dxa" w:w="140"/>
+            </w:tcMar>
+            <w:vAlign w:val="center"/>
+          </w:tcPr>
+          <w:p>
+            <w:pPr>
+              <w:spacing w:after="40" w:before="40"/>
               <w:jc w:val="left"/>
             </w:pPr>
             <w:r>
@@ -3780,12 +5412,23 @@
         </w:tc>
       </w:tr>
       <w:tr>
+        <w:trPr>
+          <w:cantSplit/>
+        </w:trPr>
         <w:tc>
           <w:tcPr>
             <w:tcW w:type="pct" w:w="8%"/>
-          </w:tcPr>
-          <w:p>
-            <w:pPr>
+            <w:tcMar>
+              <w:top w:type="dxa" w:w="120"/>
+              <w:left w:type="dxa" w:w="140"/>
+              <w:bottom w:type="dxa" w:w="120"/>
+              <w:right w:type="dxa" w:w="140"/>
+            </w:tcMar>
+            <w:vAlign w:val="center"/>
+          </w:tcPr>
+          <w:p>
+            <w:pPr>
+              <w:spacing w:after="40" w:before="40"/>
               <w:jc w:val="left"/>
             </w:pPr>
             <w:r>
@@ -3802,9 +5445,17 @@
         <w:tc>
           <w:tcPr>
             <w:tcW w:type="pct" w:w="27%"/>
-          </w:tcPr>
-          <w:p>
-            <w:pPr>
+            <w:tcMar>
+              <w:top w:type="dxa" w:w="120"/>
+              <w:left w:type="dxa" w:w="140"/>
+              <w:bottom w:type="dxa" w:w="120"/>
+              <w:right w:type="dxa" w:w="140"/>
+            </w:tcMar>
+            <w:vAlign w:val="center"/>
+          </w:tcPr>
+          <w:p>
+            <w:pPr>
+              <w:spacing w:after="40" w:before="40"/>
               <w:jc w:val="left"/>
             </w:pPr>
             <w:r>
@@ -3819,9 +5470,17 @@
         <w:tc>
           <w:tcPr>
             <w:tcW w:type="pct" w:w="22%"/>
-          </w:tcPr>
-          <w:p>
-            <w:pPr>
+            <w:tcMar>
+              <w:top w:type="dxa" w:w="120"/>
+              <w:left w:type="dxa" w:w="140"/>
+              <w:bottom w:type="dxa" w:w="120"/>
+              <w:right w:type="dxa" w:w="140"/>
+            </w:tcMar>
+            <w:vAlign w:val="center"/>
+          </w:tcPr>
+          <w:p>
+            <w:pPr>
+              <w:spacing w:after="40" w:before="40"/>
               <w:jc w:val="left"/>
             </w:pPr>
             <w:r>
@@ -3836,9 +5495,17 @@
         <w:tc>
           <w:tcPr>
             <w:tcW w:type="pct" w:w="22%"/>
-          </w:tcPr>
-          <w:p>
-            <w:pPr>
+            <w:tcMar>
+              <w:top w:type="dxa" w:w="120"/>
+              <w:left w:type="dxa" w:w="140"/>
+              <w:bottom w:type="dxa" w:w="120"/>
+              <w:right w:type="dxa" w:w="140"/>
+            </w:tcMar>
+            <w:vAlign w:val="center"/>
+          </w:tcPr>
+          <w:p>
+            <w:pPr>
+              <w:spacing w:after="40" w:before="40"/>
               <w:jc w:val="left"/>
             </w:pPr>
             <w:r>
@@ -3853,9 +5520,17 @@
         <w:tc>
           <w:tcPr>
             <w:tcW w:type="pct" w:w="15%"/>
-          </w:tcPr>
-          <w:p>
-            <w:pPr>
+            <w:tcMar>
+              <w:top w:type="dxa" w:w="120"/>
+              <w:left w:type="dxa" w:w="140"/>
+              <w:bottom w:type="dxa" w:w="120"/>
+              <w:right w:type="dxa" w:w="140"/>
+            </w:tcMar>
+            <w:vAlign w:val="center"/>
+          </w:tcPr>
+          <w:p>
+            <w:pPr>
+              <w:spacing w:after="40" w:before="40"/>
               <w:jc w:val="left"/>
             </w:pPr>
             <w:r>
@@ -3870,9 +5545,17 @@
         <w:tc>
           <w:tcPr>
             <w:tcW w:type="pct" w:w="6%"/>
-          </w:tcPr>
-          <w:p>
-            <w:pPr>
+            <w:tcMar>
+              <w:top w:type="dxa" w:w="120"/>
+              <w:left w:type="dxa" w:w="140"/>
+              <w:bottom w:type="dxa" w:w="120"/>
+              <w:right w:type="dxa" w:w="140"/>
+            </w:tcMar>
+            <w:vAlign w:val="center"/>
+          </w:tcPr>
+          <w:p>
+            <w:pPr>
+              <w:spacing w:after="40" w:before="40"/>
               <w:jc w:val="left"/>
             </w:pPr>
             <w:r>
@@ -3889,12 +5572,23 @@
         </w:tc>
       </w:tr>
       <w:tr>
+        <w:trPr>
+          <w:cantSplit/>
+        </w:trPr>
         <w:tc>
           <w:tcPr>
             <w:tcW w:type="pct" w:w="8%"/>
-          </w:tcPr>
-          <w:p>
-            <w:pPr>
+            <w:tcMar>
+              <w:top w:type="dxa" w:w="120"/>
+              <w:left w:type="dxa" w:w="140"/>
+              <w:bottom w:type="dxa" w:w="120"/>
+              <w:right w:type="dxa" w:w="140"/>
+            </w:tcMar>
+            <w:vAlign w:val="center"/>
+          </w:tcPr>
+          <w:p>
+            <w:pPr>
+              <w:spacing w:after="40" w:before="40"/>
               <w:jc w:val="left"/>
             </w:pPr>
             <w:r>
@@ -3911,9 +5605,17 @@
         <w:tc>
           <w:tcPr>
             <w:tcW w:type="pct" w:w="27%"/>
-          </w:tcPr>
-          <w:p>
-            <w:pPr>
+            <w:tcMar>
+              <w:top w:type="dxa" w:w="120"/>
+              <w:left w:type="dxa" w:w="140"/>
+              <w:bottom w:type="dxa" w:w="120"/>
+              <w:right w:type="dxa" w:w="140"/>
+            </w:tcMar>
+            <w:vAlign w:val="center"/>
+          </w:tcPr>
+          <w:p>
+            <w:pPr>
+              <w:spacing w:after="40" w:before="40"/>
               <w:jc w:val="left"/>
             </w:pPr>
             <w:r>
@@ -3928,9 +5630,17 @@
         <w:tc>
           <w:tcPr>
             <w:tcW w:type="pct" w:w="22%"/>
-          </w:tcPr>
-          <w:p>
-            <w:pPr>
+            <w:tcMar>
+              <w:top w:type="dxa" w:w="120"/>
+              <w:left w:type="dxa" w:w="140"/>
+              <w:bottom w:type="dxa" w:w="120"/>
+              <w:right w:type="dxa" w:w="140"/>
+            </w:tcMar>
+            <w:vAlign w:val="center"/>
+          </w:tcPr>
+          <w:p>
+            <w:pPr>
+              <w:spacing w:after="40" w:before="40"/>
               <w:jc w:val="left"/>
             </w:pPr>
             <w:r>
@@ -3945,9 +5655,17 @@
         <w:tc>
           <w:tcPr>
             <w:tcW w:type="pct" w:w="22%"/>
-          </w:tcPr>
-          <w:p>
-            <w:pPr>
+            <w:tcMar>
+              <w:top w:type="dxa" w:w="120"/>
+              <w:left w:type="dxa" w:w="140"/>
+              <w:bottom w:type="dxa" w:w="120"/>
+              <w:right w:type="dxa" w:w="140"/>
+            </w:tcMar>
+            <w:vAlign w:val="center"/>
+          </w:tcPr>
+          <w:p>
+            <w:pPr>
+              <w:spacing w:after="40" w:before="40"/>
               <w:jc w:val="left"/>
             </w:pPr>
             <w:r>
@@ -3962,9 +5680,17 @@
         <w:tc>
           <w:tcPr>
             <w:tcW w:type="pct" w:w="15%"/>
-          </w:tcPr>
-          <w:p>
-            <w:pPr>
+            <w:tcMar>
+              <w:top w:type="dxa" w:w="120"/>
+              <w:left w:type="dxa" w:w="140"/>
+              <w:bottom w:type="dxa" w:w="120"/>
+              <w:right w:type="dxa" w:w="140"/>
+            </w:tcMar>
+            <w:vAlign w:val="center"/>
+          </w:tcPr>
+          <w:p>
+            <w:pPr>
+              <w:spacing w:after="40" w:before="40"/>
               <w:jc w:val="left"/>
             </w:pPr>
             <w:r>
@@ -3979,9 +5705,17 @@
         <w:tc>
           <w:tcPr>
             <w:tcW w:type="pct" w:w="6%"/>
-          </w:tcPr>
-          <w:p>
-            <w:pPr>
+            <w:tcMar>
+              <w:top w:type="dxa" w:w="120"/>
+              <w:left w:type="dxa" w:w="140"/>
+              <w:bottom w:type="dxa" w:w="120"/>
+              <w:right w:type="dxa" w:w="140"/>
+            </w:tcMar>
+            <w:vAlign w:val="center"/>
+          </w:tcPr>
+          <w:p>
+            <w:pPr>
+              <w:spacing w:after="40" w:before="40"/>
               <w:jc w:val="left"/>
             </w:pPr>
             <w:r>
@@ -3998,12 +5732,23 @@
         </w:tc>
       </w:tr>
       <w:tr>
+        <w:trPr>
+          <w:cantSplit/>
+        </w:trPr>
         <w:tc>
           <w:tcPr>
             <w:tcW w:type="pct" w:w="8%"/>
-          </w:tcPr>
-          <w:p>
-            <w:pPr>
+            <w:tcMar>
+              <w:top w:type="dxa" w:w="120"/>
+              <w:left w:type="dxa" w:w="140"/>
+              <w:bottom w:type="dxa" w:w="120"/>
+              <w:right w:type="dxa" w:w="140"/>
+            </w:tcMar>
+            <w:vAlign w:val="center"/>
+          </w:tcPr>
+          <w:p>
+            <w:pPr>
+              <w:spacing w:after="40" w:before="40"/>
               <w:jc w:val="left"/>
             </w:pPr>
             <w:r>
@@ -4020,9 +5765,17 @@
         <w:tc>
           <w:tcPr>
             <w:tcW w:type="pct" w:w="27%"/>
-          </w:tcPr>
-          <w:p>
-            <w:pPr>
+            <w:tcMar>
+              <w:top w:type="dxa" w:w="120"/>
+              <w:left w:type="dxa" w:w="140"/>
+              <w:bottom w:type="dxa" w:w="120"/>
+              <w:right w:type="dxa" w:w="140"/>
+            </w:tcMar>
+            <w:vAlign w:val="center"/>
+          </w:tcPr>
+          <w:p>
+            <w:pPr>
+              <w:spacing w:after="40" w:before="40"/>
               <w:jc w:val="left"/>
             </w:pPr>
             <w:r>
@@ -4037,9 +5790,17 @@
         <w:tc>
           <w:tcPr>
             <w:tcW w:type="pct" w:w="22%"/>
-          </w:tcPr>
-          <w:p>
-            <w:pPr>
+            <w:tcMar>
+              <w:top w:type="dxa" w:w="120"/>
+              <w:left w:type="dxa" w:w="140"/>
+              <w:bottom w:type="dxa" w:w="120"/>
+              <w:right w:type="dxa" w:w="140"/>
+            </w:tcMar>
+            <w:vAlign w:val="center"/>
+          </w:tcPr>
+          <w:p>
+            <w:pPr>
+              <w:spacing w:after="40" w:before="40"/>
               <w:jc w:val="left"/>
             </w:pPr>
             <w:r>
@@ -4054,9 +5815,17 @@
         <w:tc>
           <w:tcPr>
             <w:tcW w:type="pct" w:w="22%"/>
-          </w:tcPr>
-          <w:p>
-            <w:pPr>
+            <w:tcMar>
+              <w:top w:type="dxa" w:w="120"/>
+              <w:left w:type="dxa" w:w="140"/>
+              <w:bottom w:type="dxa" w:w="120"/>
+              <w:right w:type="dxa" w:w="140"/>
+            </w:tcMar>
+            <w:vAlign w:val="center"/>
+          </w:tcPr>
+          <w:p>
+            <w:pPr>
+              <w:spacing w:after="40" w:before="40"/>
               <w:jc w:val="left"/>
             </w:pPr>
             <w:r>
@@ -4071,9 +5840,17 @@
         <w:tc>
           <w:tcPr>
             <w:tcW w:type="pct" w:w="15%"/>
-          </w:tcPr>
-          <w:p>
-            <w:pPr>
+            <w:tcMar>
+              <w:top w:type="dxa" w:w="120"/>
+              <w:left w:type="dxa" w:w="140"/>
+              <w:bottom w:type="dxa" w:w="120"/>
+              <w:right w:type="dxa" w:w="140"/>
+            </w:tcMar>
+            <w:vAlign w:val="center"/>
+          </w:tcPr>
+          <w:p>
+            <w:pPr>
+              <w:spacing w:after="40" w:before="40"/>
               <w:jc w:val="left"/>
             </w:pPr>
             <w:r>
@@ -4088,9 +5865,17 @@
         <w:tc>
           <w:tcPr>
             <w:tcW w:type="pct" w:w="6%"/>
-          </w:tcPr>
-          <w:p>
-            <w:pPr>
+            <w:tcMar>
+              <w:top w:type="dxa" w:w="120"/>
+              <w:left w:type="dxa" w:w="140"/>
+              <w:bottom w:type="dxa" w:w="120"/>
+              <w:right w:type="dxa" w:w="140"/>
+            </w:tcMar>
+            <w:vAlign w:val="center"/>
+          </w:tcPr>
+          <w:p>
+            <w:pPr>
+              <w:spacing w:after="40" w:before="40"/>
               <w:jc w:val="left"/>
             </w:pPr>
             <w:r>
@@ -4127,12 +5912,12 @@
       <w:tblPr>
         <w:tblW w:type="pct" w:w="100%"/>
         <w:tblBorders>
-          <w:top w:val="single" w:color="auto" w:sz="4"/>
-          <w:left w:val="single" w:color="auto" w:sz="4"/>
-          <w:bottom w:val="single" w:color="auto" w:sz="4"/>
-          <w:right w:val="single" w:color="auto" w:sz="4"/>
-          <w:insideH w:val="single" w:color="auto" w:sz="4"/>
-          <w:insideV w:val="single" w:color="auto" w:sz="4"/>
+          <w:top w:val="single" w:color="BFBFBF" w:sz="4"/>
+          <w:left w:val="single" w:color="BFBFBF" w:sz="4"/>
+          <w:bottom w:val="single" w:color="BFBFBF" w:sz="4"/>
+          <w:right w:val="single" w:color="BFBFBF" w:sz="4"/>
+          <w:insideH w:val="single" w:color="BFBFBF" w:sz="4"/>
+          <w:insideV w:val="single" w:color="BFBFBF" w:sz="4"/>
         </w:tblBorders>
       </w:tblPr>
       <w:tblGrid>
@@ -4144,12 +5929,23 @@
         <w:gridCol w:w="100"/>
       </w:tblGrid>
       <w:tr>
-        <w:tc>
-          <w:tcPr>
-            <w:shd w:fill="00A050" w:val="clear"/>
-          </w:tcPr>
-          <w:p>
-            <w:pPr>
+        <w:trPr>
+          <w:cantSplit/>
+        </w:trPr>
+        <w:tc>
+          <w:tcPr>
+            <w:shd w:fill="00A050" w:color="auto" w:val="clear"/>
+            <w:tcMar>
+              <w:top w:type="dxa" w:w="120"/>
+              <w:left w:type="dxa" w:w="140"/>
+              <w:bottom w:type="dxa" w:w="120"/>
+              <w:right w:type="dxa" w:w="140"/>
+            </w:tcMar>
+            <w:vAlign w:val="center"/>
+          </w:tcPr>
+          <w:p>
+            <w:pPr>
+              <w:spacing w:after="40" w:before="40"/>
               <w:jc w:val="left"/>
             </w:pPr>
             <w:r>
@@ -4166,10 +5962,18 @@
         </w:tc>
         <w:tc>
           <w:tcPr>
-            <w:shd w:fill="00A050" w:val="clear"/>
-          </w:tcPr>
-          <w:p>
-            <w:pPr>
+            <w:shd w:fill="00A050" w:color="auto" w:val="clear"/>
+            <w:tcMar>
+              <w:top w:type="dxa" w:w="120"/>
+              <w:left w:type="dxa" w:w="140"/>
+              <w:bottom w:type="dxa" w:w="120"/>
+              <w:right w:type="dxa" w:w="140"/>
+            </w:tcMar>
+            <w:vAlign w:val="center"/>
+          </w:tcPr>
+          <w:p>
+            <w:pPr>
+              <w:spacing w:after="40" w:before="40"/>
               <w:jc w:val="left"/>
             </w:pPr>
             <w:r>
@@ -4186,10 +5990,18 @@
         </w:tc>
         <w:tc>
           <w:tcPr>
-            <w:shd w:fill="00A050" w:val="clear"/>
-          </w:tcPr>
-          <w:p>
-            <w:pPr>
+            <w:shd w:fill="00A050" w:color="auto" w:val="clear"/>
+            <w:tcMar>
+              <w:top w:type="dxa" w:w="120"/>
+              <w:left w:type="dxa" w:w="140"/>
+              <w:bottom w:type="dxa" w:w="120"/>
+              <w:right w:type="dxa" w:w="140"/>
+            </w:tcMar>
+            <w:vAlign w:val="center"/>
+          </w:tcPr>
+          <w:p>
+            <w:pPr>
+              <w:spacing w:after="40" w:before="40"/>
               <w:jc w:val="left"/>
             </w:pPr>
             <w:r>
@@ -4206,10 +6018,18 @@
         </w:tc>
         <w:tc>
           <w:tcPr>
-            <w:shd w:fill="00A050" w:val="clear"/>
-          </w:tcPr>
-          <w:p>
-            <w:pPr>
+            <w:shd w:fill="00A050" w:color="auto" w:val="clear"/>
+            <w:tcMar>
+              <w:top w:type="dxa" w:w="120"/>
+              <w:left w:type="dxa" w:w="140"/>
+              <w:bottom w:type="dxa" w:w="120"/>
+              <w:right w:type="dxa" w:w="140"/>
+            </w:tcMar>
+            <w:vAlign w:val="center"/>
+          </w:tcPr>
+          <w:p>
+            <w:pPr>
+              <w:spacing w:after="40" w:before="40"/>
               <w:jc w:val="left"/>
             </w:pPr>
             <w:r>
@@ -4226,10 +6046,18 @@
         </w:tc>
         <w:tc>
           <w:tcPr>
-            <w:shd w:fill="00A050" w:val="clear"/>
-          </w:tcPr>
-          <w:p>
-            <w:pPr>
+            <w:shd w:fill="00A050" w:color="auto" w:val="clear"/>
+            <w:tcMar>
+              <w:top w:type="dxa" w:w="120"/>
+              <w:left w:type="dxa" w:w="140"/>
+              <w:bottom w:type="dxa" w:w="120"/>
+              <w:right w:type="dxa" w:w="140"/>
+            </w:tcMar>
+            <w:vAlign w:val="center"/>
+          </w:tcPr>
+          <w:p>
+            <w:pPr>
+              <w:spacing w:after="40" w:before="40"/>
               <w:jc w:val="left"/>
             </w:pPr>
             <w:r>
@@ -4246,10 +6074,18 @@
         </w:tc>
         <w:tc>
           <w:tcPr>
-            <w:shd w:fill="00A050" w:val="clear"/>
-          </w:tcPr>
-          <w:p>
-            <w:pPr>
+            <w:shd w:fill="00A050" w:color="auto" w:val="clear"/>
+            <w:tcMar>
+              <w:top w:type="dxa" w:w="120"/>
+              <w:left w:type="dxa" w:w="140"/>
+              <w:bottom w:type="dxa" w:w="120"/>
+              <w:right w:type="dxa" w:w="140"/>
+            </w:tcMar>
+            <w:vAlign w:val="center"/>
+          </w:tcPr>
+          <w:p>
+            <w:pPr>
+              <w:spacing w:after="40" w:before="40"/>
               <w:jc w:val="left"/>
             </w:pPr>
             <w:r>
@@ -4266,12 +6102,23 @@
         </w:tc>
       </w:tr>
       <w:tr>
+        <w:trPr>
+          <w:cantSplit/>
+        </w:trPr>
         <w:tc>
           <w:tcPr>
             <w:tcW w:type="pct" w:w="8%"/>
-          </w:tcPr>
-          <w:p>
-            <w:pPr>
+            <w:tcMar>
+              <w:top w:type="dxa" w:w="120"/>
+              <w:left w:type="dxa" w:w="140"/>
+              <w:bottom w:type="dxa" w:w="120"/>
+              <w:right w:type="dxa" w:w="140"/>
+            </w:tcMar>
+            <w:vAlign w:val="center"/>
+          </w:tcPr>
+          <w:p>
+            <w:pPr>
+              <w:spacing w:after="40" w:before="40"/>
               <w:jc w:val="left"/>
             </w:pPr>
             <w:r>
@@ -4288,9 +6135,17 @@
         <w:tc>
           <w:tcPr>
             <w:tcW w:type="pct" w:w="27%"/>
-          </w:tcPr>
-          <w:p>
-            <w:pPr>
+            <w:tcMar>
+              <w:top w:type="dxa" w:w="120"/>
+              <w:left w:type="dxa" w:w="140"/>
+              <w:bottom w:type="dxa" w:w="120"/>
+              <w:right w:type="dxa" w:w="140"/>
+            </w:tcMar>
+            <w:vAlign w:val="center"/>
+          </w:tcPr>
+          <w:p>
+            <w:pPr>
+              <w:spacing w:after="40" w:before="40"/>
               <w:jc w:val="left"/>
             </w:pPr>
             <w:r>
@@ -4305,9 +6160,17 @@
         <w:tc>
           <w:tcPr>
             <w:tcW w:type="pct" w:w="22%"/>
-          </w:tcPr>
-          <w:p>
-            <w:pPr>
+            <w:tcMar>
+              <w:top w:type="dxa" w:w="120"/>
+              <w:left w:type="dxa" w:w="140"/>
+              <w:bottom w:type="dxa" w:w="120"/>
+              <w:right w:type="dxa" w:w="140"/>
+            </w:tcMar>
+            <w:vAlign w:val="center"/>
+          </w:tcPr>
+          <w:p>
+            <w:pPr>
+              <w:spacing w:after="40" w:before="40"/>
               <w:jc w:val="left"/>
             </w:pPr>
             <w:r>
@@ -4322,9 +6185,17 @@
         <w:tc>
           <w:tcPr>
             <w:tcW w:type="pct" w:w="22%"/>
-          </w:tcPr>
-          <w:p>
-            <w:pPr>
+            <w:tcMar>
+              <w:top w:type="dxa" w:w="120"/>
+              <w:left w:type="dxa" w:w="140"/>
+              <w:bottom w:type="dxa" w:w="120"/>
+              <w:right w:type="dxa" w:w="140"/>
+            </w:tcMar>
+            <w:vAlign w:val="center"/>
+          </w:tcPr>
+          <w:p>
+            <w:pPr>
+              <w:spacing w:after="40" w:before="40"/>
               <w:jc w:val="left"/>
             </w:pPr>
             <w:r>
@@ -4339,9 +6210,17 @@
         <w:tc>
           <w:tcPr>
             <w:tcW w:type="pct" w:w="15%"/>
-          </w:tcPr>
-          <w:p>
-            <w:pPr>
+            <w:tcMar>
+              <w:top w:type="dxa" w:w="120"/>
+              <w:left w:type="dxa" w:w="140"/>
+              <w:bottom w:type="dxa" w:w="120"/>
+              <w:right w:type="dxa" w:w="140"/>
+            </w:tcMar>
+            <w:vAlign w:val="center"/>
+          </w:tcPr>
+          <w:p>
+            <w:pPr>
+              <w:spacing w:after="40" w:before="40"/>
               <w:jc w:val="left"/>
             </w:pPr>
             <w:r>
@@ -4356,9 +6235,17 @@
         <w:tc>
           <w:tcPr>
             <w:tcW w:type="pct" w:w="6%"/>
-          </w:tcPr>
-          <w:p>
-            <w:pPr>
+            <w:tcMar>
+              <w:top w:type="dxa" w:w="120"/>
+              <w:left w:type="dxa" w:w="140"/>
+              <w:bottom w:type="dxa" w:w="120"/>
+              <w:right w:type="dxa" w:w="140"/>
+            </w:tcMar>
+            <w:vAlign w:val="center"/>
+          </w:tcPr>
+          <w:p>
+            <w:pPr>
+              <w:spacing w:after="40" w:before="40"/>
               <w:jc w:val="left"/>
             </w:pPr>
             <w:r>
@@ -4375,12 +6262,23 @@
         </w:tc>
       </w:tr>
       <w:tr>
+        <w:trPr>
+          <w:cantSplit/>
+        </w:trPr>
         <w:tc>
           <w:tcPr>
             <w:tcW w:type="pct" w:w="8%"/>
-          </w:tcPr>
-          <w:p>
-            <w:pPr>
+            <w:tcMar>
+              <w:top w:type="dxa" w:w="120"/>
+              <w:left w:type="dxa" w:w="140"/>
+              <w:bottom w:type="dxa" w:w="120"/>
+              <w:right w:type="dxa" w:w="140"/>
+            </w:tcMar>
+            <w:vAlign w:val="center"/>
+          </w:tcPr>
+          <w:p>
+            <w:pPr>
+              <w:spacing w:after="40" w:before="40"/>
               <w:jc w:val="left"/>
             </w:pPr>
             <w:r>
@@ -4397,9 +6295,17 @@
         <w:tc>
           <w:tcPr>
             <w:tcW w:type="pct" w:w="27%"/>
-          </w:tcPr>
-          <w:p>
-            <w:pPr>
+            <w:tcMar>
+              <w:top w:type="dxa" w:w="120"/>
+              <w:left w:type="dxa" w:w="140"/>
+              <w:bottom w:type="dxa" w:w="120"/>
+              <w:right w:type="dxa" w:w="140"/>
+            </w:tcMar>
+            <w:vAlign w:val="center"/>
+          </w:tcPr>
+          <w:p>
+            <w:pPr>
+              <w:spacing w:after="40" w:before="40"/>
               <w:jc w:val="left"/>
             </w:pPr>
             <w:r>
@@ -4414,9 +6320,17 @@
         <w:tc>
           <w:tcPr>
             <w:tcW w:type="pct" w:w="22%"/>
-          </w:tcPr>
-          <w:p>
-            <w:pPr>
+            <w:tcMar>
+              <w:top w:type="dxa" w:w="120"/>
+              <w:left w:type="dxa" w:w="140"/>
+              <w:bottom w:type="dxa" w:w="120"/>
+              <w:right w:type="dxa" w:w="140"/>
+            </w:tcMar>
+            <w:vAlign w:val="center"/>
+          </w:tcPr>
+          <w:p>
+            <w:pPr>
+              <w:spacing w:after="40" w:before="40"/>
               <w:jc w:val="left"/>
             </w:pPr>
             <w:r>
@@ -4431,9 +6345,17 @@
         <w:tc>
           <w:tcPr>
             <w:tcW w:type="pct" w:w="22%"/>
-          </w:tcPr>
-          <w:p>
-            <w:pPr>
+            <w:tcMar>
+              <w:top w:type="dxa" w:w="120"/>
+              <w:left w:type="dxa" w:w="140"/>
+              <w:bottom w:type="dxa" w:w="120"/>
+              <w:right w:type="dxa" w:w="140"/>
+            </w:tcMar>
+            <w:vAlign w:val="center"/>
+          </w:tcPr>
+          <w:p>
+            <w:pPr>
+              <w:spacing w:after="40" w:before="40"/>
               <w:jc w:val="left"/>
             </w:pPr>
             <w:r>
@@ -4448,9 +6370,17 @@
         <w:tc>
           <w:tcPr>
             <w:tcW w:type="pct" w:w="15%"/>
-          </w:tcPr>
-          <w:p>
-            <w:pPr>
+            <w:tcMar>
+              <w:top w:type="dxa" w:w="120"/>
+              <w:left w:type="dxa" w:w="140"/>
+              <w:bottom w:type="dxa" w:w="120"/>
+              <w:right w:type="dxa" w:w="140"/>
+            </w:tcMar>
+            <w:vAlign w:val="center"/>
+          </w:tcPr>
+          <w:p>
+            <w:pPr>
+              <w:spacing w:after="40" w:before="40"/>
               <w:jc w:val="left"/>
             </w:pPr>
             <w:r>
@@ -4465,9 +6395,17 @@
         <w:tc>
           <w:tcPr>
             <w:tcW w:type="pct" w:w="6%"/>
-          </w:tcPr>
-          <w:p>
-            <w:pPr>
+            <w:tcMar>
+              <w:top w:type="dxa" w:w="120"/>
+              <w:left w:type="dxa" w:w="140"/>
+              <w:bottom w:type="dxa" w:w="120"/>
+              <w:right w:type="dxa" w:w="140"/>
+            </w:tcMar>
+            <w:vAlign w:val="center"/>
+          </w:tcPr>
+          <w:p>
+            <w:pPr>
+              <w:spacing w:after="40" w:before="40"/>
               <w:jc w:val="left"/>
             </w:pPr>
             <w:r>
@@ -4484,12 +6422,23 @@
         </w:tc>
       </w:tr>
       <w:tr>
+        <w:trPr>
+          <w:cantSplit/>
+        </w:trPr>
         <w:tc>
           <w:tcPr>
             <w:tcW w:type="pct" w:w="8%"/>
-          </w:tcPr>
-          <w:p>
-            <w:pPr>
+            <w:tcMar>
+              <w:top w:type="dxa" w:w="120"/>
+              <w:left w:type="dxa" w:w="140"/>
+              <w:bottom w:type="dxa" w:w="120"/>
+              <w:right w:type="dxa" w:w="140"/>
+            </w:tcMar>
+            <w:vAlign w:val="center"/>
+          </w:tcPr>
+          <w:p>
+            <w:pPr>
+              <w:spacing w:after="40" w:before="40"/>
               <w:jc w:val="left"/>
             </w:pPr>
             <w:r>
@@ -4506,9 +6455,17 @@
         <w:tc>
           <w:tcPr>
             <w:tcW w:type="pct" w:w="27%"/>
-          </w:tcPr>
-          <w:p>
-            <w:pPr>
+            <w:tcMar>
+              <w:top w:type="dxa" w:w="120"/>
+              <w:left w:type="dxa" w:w="140"/>
+              <w:bottom w:type="dxa" w:w="120"/>
+              <w:right w:type="dxa" w:w="140"/>
+            </w:tcMar>
+            <w:vAlign w:val="center"/>
+          </w:tcPr>
+          <w:p>
+            <w:pPr>
+              <w:spacing w:after="40" w:before="40"/>
               <w:jc w:val="left"/>
             </w:pPr>
             <w:r>
@@ -4523,9 +6480,17 @@
         <w:tc>
           <w:tcPr>
             <w:tcW w:type="pct" w:w="22%"/>
-          </w:tcPr>
-          <w:p>
-            <w:pPr>
+            <w:tcMar>
+              <w:top w:type="dxa" w:w="120"/>
+              <w:left w:type="dxa" w:w="140"/>
+              <w:bottom w:type="dxa" w:w="120"/>
+              <w:right w:type="dxa" w:w="140"/>
+            </w:tcMar>
+            <w:vAlign w:val="center"/>
+          </w:tcPr>
+          <w:p>
+            <w:pPr>
+              <w:spacing w:after="40" w:before="40"/>
               <w:jc w:val="left"/>
             </w:pPr>
             <w:r>
@@ -4540,9 +6505,17 @@
         <w:tc>
           <w:tcPr>
             <w:tcW w:type="pct" w:w="22%"/>
-          </w:tcPr>
-          <w:p>
-            <w:pPr>
+            <w:tcMar>
+              <w:top w:type="dxa" w:w="120"/>
+              <w:left w:type="dxa" w:w="140"/>
+              <w:bottom w:type="dxa" w:w="120"/>
+              <w:right w:type="dxa" w:w="140"/>
+            </w:tcMar>
+            <w:vAlign w:val="center"/>
+          </w:tcPr>
+          <w:p>
+            <w:pPr>
+              <w:spacing w:after="40" w:before="40"/>
               <w:jc w:val="left"/>
             </w:pPr>
             <w:r>
@@ -4557,9 +6530,17 @@
         <w:tc>
           <w:tcPr>
             <w:tcW w:type="pct" w:w="15%"/>
-          </w:tcPr>
-          <w:p>
-            <w:pPr>
+            <w:tcMar>
+              <w:top w:type="dxa" w:w="120"/>
+              <w:left w:type="dxa" w:w="140"/>
+              <w:bottom w:type="dxa" w:w="120"/>
+              <w:right w:type="dxa" w:w="140"/>
+            </w:tcMar>
+            <w:vAlign w:val="center"/>
+          </w:tcPr>
+          <w:p>
+            <w:pPr>
+              <w:spacing w:after="40" w:before="40"/>
               <w:jc w:val="left"/>
             </w:pPr>
             <w:r>
@@ -4574,9 +6555,17 @@
         <w:tc>
           <w:tcPr>
             <w:tcW w:type="pct" w:w="6%"/>
-          </w:tcPr>
-          <w:p>
-            <w:pPr>
+            <w:tcMar>
+              <w:top w:type="dxa" w:w="120"/>
+              <w:left w:type="dxa" w:w="140"/>
+              <w:bottom w:type="dxa" w:w="120"/>
+              <w:right w:type="dxa" w:w="140"/>
+            </w:tcMar>
+            <w:vAlign w:val="center"/>
+          </w:tcPr>
+          <w:p>
+            <w:pPr>
+              <w:spacing w:after="40" w:before="40"/>
               <w:jc w:val="left"/>
             </w:pPr>
             <w:r>
@@ -4593,12 +6582,23 @@
         </w:tc>
       </w:tr>
       <w:tr>
+        <w:trPr>
+          <w:cantSplit/>
+        </w:trPr>
         <w:tc>
           <w:tcPr>
             <w:tcW w:type="pct" w:w="8%"/>
-          </w:tcPr>
-          <w:p>
-            <w:pPr>
+            <w:tcMar>
+              <w:top w:type="dxa" w:w="120"/>
+              <w:left w:type="dxa" w:w="140"/>
+              <w:bottom w:type="dxa" w:w="120"/>
+              <w:right w:type="dxa" w:w="140"/>
+            </w:tcMar>
+            <w:vAlign w:val="center"/>
+          </w:tcPr>
+          <w:p>
+            <w:pPr>
+              <w:spacing w:after="40" w:before="40"/>
               <w:jc w:val="left"/>
             </w:pPr>
             <w:r>
@@ -4615,9 +6615,17 @@
         <w:tc>
           <w:tcPr>
             <w:tcW w:type="pct" w:w="27%"/>
-          </w:tcPr>
-          <w:p>
-            <w:pPr>
+            <w:tcMar>
+              <w:top w:type="dxa" w:w="120"/>
+              <w:left w:type="dxa" w:w="140"/>
+              <w:bottom w:type="dxa" w:w="120"/>
+              <w:right w:type="dxa" w:w="140"/>
+            </w:tcMar>
+            <w:vAlign w:val="center"/>
+          </w:tcPr>
+          <w:p>
+            <w:pPr>
+              <w:spacing w:after="40" w:before="40"/>
               <w:jc w:val="left"/>
             </w:pPr>
             <w:r>
@@ -4632,9 +6640,17 @@
         <w:tc>
           <w:tcPr>
             <w:tcW w:type="pct" w:w="22%"/>
-          </w:tcPr>
-          <w:p>
-            <w:pPr>
+            <w:tcMar>
+              <w:top w:type="dxa" w:w="120"/>
+              <w:left w:type="dxa" w:w="140"/>
+              <w:bottom w:type="dxa" w:w="120"/>
+              <w:right w:type="dxa" w:w="140"/>
+            </w:tcMar>
+            <w:vAlign w:val="center"/>
+          </w:tcPr>
+          <w:p>
+            <w:pPr>
+              <w:spacing w:after="40" w:before="40"/>
               <w:jc w:val="left"/>
             </w:pPr>
             <w:r>
@@ -4649,9 +6665,17 @@
         <w:tc>
           <w:tcPr>
             <w:tcW w:type="pct" w:w="22%"/>
-          </w:tcPr>
-          <w:p>
-            <w:pPr>
+            <w:tcMar>
+              <w:top w:type="dxa" w:w="120"/>
+              <w:left w:type="dxa" w:w="140"/>
+              <w:bottom w:type="dxa" w:w="120"/>
+              <w:right w:type="dxa" w:w="140"/>
+            </w:tcMar>
+            <w:vAlign w:val="center"/>
+          </w:tcPr>
+          <w:p>
+            <w:pPr>
+              <w:spacing w:after="40" w:before="40"/>
               <w:jc w:val="left"/>
             </w:pPr>
             <w:r>
@@ -4666,9 +6690,17 @@
         <w:tc>
           <w:tcPr>
             <w:tcW w:type="pct" w:w="15%"/>
-          </w:tcPr>
-          <w:p>
-            <w:pPr>
+            <w:tcMar>
+              <w:top w:type="dxa" w:w="120"/>
+              <w:left w:type="dxa" w:w="140"/>
+              <w:bottom w:type="dxa" w:w="120"/>
+              <w:right w:type="dxa" w:w="140"/>
+            </w:tcMar>
+            <w:vAlign w:val="center"/>
+          </w:tcPr>
+          <w:p>
+            <w:pPr>
+              <w:spacing w:after="40" w:before="40"/>
               <w:jc w:val="left"/>
             </w:pPr>
             <w:r>
@@ -4683,9 +6715,17 @@
         <w:tc>
           <w:tcPr>
             <w:tcW w:type="pct" w:w="6%"/>
-          </w:tcPr>
-          <w:p>
-            <w:pPr>
+            <w:tcMar>
+              <w:top w:type="dxa" w:w="120"/>
+              <w:left w:type="dxa" w:w="140"/>
+              <w:bottom w:type="dxa" w:w="120"/>
+              <w:right w:type="dxa" w:w="140"/>
+            </w:tcMar>
+            <w:vAlign w:val="center"/>
+          </w:tcPr>
+          <w:p>
+            <w:pPr>
+              <w:spacing w:after="40" w:before="40"/>
               <w:jc w:val="left"/>
             </w:pPr>
             <w:r>
@@ -4702,12 +6742,23 @@
         </w:tc>
       </w:tr>
       <w:tr>
+        <w:trPr>
+          <w:cantSplit/>
+        </w:trPr>
         <w:tc>
           <w:tcPr>
             <w:tcW w:type="pct" w:w="8%"/>
-          </w:tcPr>
-          <w:p>
-            <w:pPr>
+            <w:tcMar>
+              <w:top w:type="dxa" w:w="120"/>
+              <w:left w:type="dxa" w:w="140"/>
+              <w:bottom w:type="dxa" w:w="120"/>
+              <w:right w:type="dxa" w:w="140"/>
+            </w:tcMar>
+            <w:vAlign w:val="center"/>
+          </w:tcPr>
+          <w:p>
+            <w:pPr>
+              <w:spacing w:after="40" w:before="40"/>
               <w:jc w:val="left"/>
             </w:pPr>
             <w:r>
@@ -4724,9 +6775,17 @@
         <w:tc>
           <w:tcPr>
             <w:tcW w:type="pct" w:w="27%"/>
-          </w:tcPr>
-          <w:p>
-            <w:pPr>
+            <w:tcMar>
+              <w:top w:type="dxa" w:w="120"/>
+              <w:left w:type="dxa" w:w="140"/>
+              <w:bottom w:type="dxa" w:w="120"/>
+              <w:right w:type="dxa" w:w="140"/>
+            </w:tcMar>
+            <w:vAlign w:val="center"/>
+          </w:tcPr>
+          <w:p>
+            <w:pPr>
+              <w:spacing w:after="40" w:before="40"/>
               <w:jc w:val="left"/>
             </w:pPr>
             <w:r>
@@ -4741,9 +6800,17 @@
         <w:tc>
           <w:tcPr>
             <w:tcW w:type="pct" w:w="22%"/>
-          </w:tcPr>
-          <w:p>
-            <w:pPr>
+            <w:tcMar>
+              <w:top w:type="dxa" w:w="120"/>
+              <w:left w:type="dxa" w:w="140"/>
+              <w:bottom w:type="dxa" w:w="120"/>
+              <w:right w:type="dxa" w:w="140"/>
+            </w:tcMar>
+            <w:vAlign w:val="center"/>
+          </w:tcPr>
+          <w:p>
+            <w:pPr>
+              <w:spacing w:after="40" w:before="40"/>
               <w:jc w:val="left"/>
             </w:pPr>
             <w:r>
@@ -4758,9 +6825,17 @@
         <w:tc>
           <w:tcPr>
             <w:tcW w:type="pct" w:w="22%"/>
-          </w:tcPr>
-          <w:p>
-            <w:pPr>
+            <w:tcMar>
+              <w:top w:type="dxa" w:w="120"/>
+              <w:left w:type="dxa" w:w="140"/>
+              <w:bottom w:type="dxa" w:w="120"/>
+              <w:right w:type="dxa" w:w="140"/>
+            </w:tcMar>
+            <w:vAlign w:val="center"/>
+          </w:tcPr>
+          <w:p>
+            <w:pPr>
+              <w:spacing w:after="40" w:before="40"/>
               <w:jc w:val="left"/>
             </w:pPr>
             <w:r>
@@ -4775,9 +6850,17 @@
         <w:tc>
           <w:tcPr>
             <w:tcW w:type="pct" w:w="15%"/>
-          </w:tcPr>
-          <w:p>
-            <w:pPr>
+            <w:tcMar>
+              <w:top w:type="dxa" w:w="120"/>
+              <w:left w:type="dxa" w:w="140"/>
+              <w:bottom w:type="dxa" w:w="120"/>
+              <w:right w:type="dxa" w:w="140"/>
+            </w:tcMar>
+            <w:vAlign w:val="center"/>
+          </w:tcPr>
+          <w:p>
+            <w:pPr>
+              <w:spacing w:after="40" w:before="40"/>
               <w:jc w:val="left"/>
             </w:pPr>
             <w:r>
@@ -4792,9 +6875,17 @@
         <w:tc>
           <w:tcPr>
             <w:tcW w:type="pct" w:w="6%"/>
-          </w:tcPr>
-          <w:p>
-            <w:pPr>
+            <w:tcMar>
+              <w:top w:type="dxa" w:w="120"/>
+              <w:left w:type="dxa" w:w="140"/>
+              <w:bottom w:type="dxa" w:w="120"/>
+              <w:right w:type="dxa" w:w="140"/>
+            </w:tcMar>
+            <w:vAlign w:val="center"/>
+          </w:tcPr>
+          <w:p>
+            <w:pPr>
+              <w:spacing w:after="40" w:before="40"/>
               <w:jc w:val="left"/>
             </w:pPr>
             <w:r>
@@ -4831,12 +6922,12 @@
       <w:tblPr>
         <w:tblW w:type="pct" w:w="100%"/>
         <w:tblBorders>
-          <w:top w:val="single" w:color="auto" w:sz="4"/>
-          <w:left w:val="single" w:color="auto" w:sz="4"/>
-          <w:bottom w:val="single" w:color="auto" w:sz="4"/>
-          <w:right w:val="single" w:color="auto" w:sz="4"/>
-          <w:insideH w:val="single" w:color="auto" w:sz="4"/>
-          <w:insideV w:val="single" w:color="auto" w:sz="4"/>
+          <w:top w:val="single" w:color="BFBFBF" w:sz="4"/>
+          <w:left w:val="single" w:color="BFBFBF" w:sz="4"/>
+          <w:bottom w:val="single" w:color="BFBFBF" w:sz="4"/>
+          <w:right w:val="single" w:color="BFBFBF" w:sz="4"/>
+          <w:insideH w:val="single" w:color="BFBFBF" w:sz="4"/>
+          <w:insideV w:val="single" w:color="BFBFBF" w:sz="4"/>
         </w:tblBorders>
       </w:tblPr>
       <w:tblGrid>
@@ -4846,12 +6937,23 @@
         <w:gridCol w:w="100"/>
       </w:tblGrid>
       <w:tr>
-        <w:tc>
-          <w:tcPr>
-            <w:shd w:fill="00A050" w:val="clear"/>
-          </w:tcPr>
-          <w:p>
-            <w:pPr>
+        <w:trPr>
+          <w:cantSplit/>
+        </w:trPr>
+        <w:tc>
+          <w:tcPr>
+            <w:shd w:fill="00A050" w:color="auto" w:val="clear"/>
+            <w:tcMar>
+              <w:top w:type="dxa" w:w="120"/>
+              <w:left w:type="dxa" w:w="140"/>
+              <w:bottom w:type="dxa" w:w="120"/>
+              <w:right w:type="dxa" w:w="140"/>
+            </w:tcMar>
+            <w:vAlign w:val="center"/>
+          </w:tcPr>
+          <w:p>
+            <w:pPr>
+              <w:spacing w:after="40" w:before="40"/>
               <w:jc w:val="left"/>
             </w:pPr>
             <w:r>
@@ -4868,10 +6970,18 @@
         </w:tc>
         <w:tc>
           <w:tcPr>
-            <w:shd w:fill="00A050" w:val="clear"/>
-          </w:tcPr>
-          <w:p>
-            <w:pPr>
+            <w:shd w:fill="00A050" w:color="auto" w:val="clear"/>
+            <w:tcMar>
+              <w:top w:type="dxa" w:w="120"/>
+              <w:left w:type="dxa" w:w="140"/>
+              <w:bottom w:type="dxa" w:w="120"/>
+              <w:right w:type="dxa" w:w="140"/>
+            </w:tcMar>
+            <w:vAlign w:val="center"/>
+          </w:tcPr>
+          <w:p>
+            <w:pPr>
+              <w:spacing w:after="40" w:before="40"/>
               <w:jc w:val="left"/>
             </w:pPr>
             <w:r>
@@ -4888,10 +6998,18 @@
         </w:tc>
         <w:tc>
           <w:tcPr>
-            <w:shd w:fill="00A050" w:val="clear"/>
-          </w:tcPr>
-          <w:p>
-            <w:pPr>
+            <w:shd w:fill="00A050" w:color="auto" w:val="clear"/>
+            <w:tcMar>
+              <w:top w:type="dxa" w:w="120"/>
+              <w:left w:type="dxa" w:w="140"/>
+              <w:bottom w:type="dxa" w:w="120"/>
+              <w:right w:type="dxa" w:w="140"/>
+            </w:tcMar>
+            <w:vAlign w:val="center"/>
+          </w:tcPr>
+          <w:p>
+            <w:pPr>
+              <w:spacing w:after="40" w:before="40"/>
               <w:jc w:val="left"/>
             </w:pPr>
             <w:r>
@@ -4908,10 +7026,18 @@
         </w:tc>
         <w:tc>
           <w:tcPr>
-            <w:shd w:fill="00A050" w:val="clear"/>
-          </w:tcPr>
-          <w:p>
-            <w:pPr>
+            <w:shd w:fill="00A050" w:color="auto" w:val="clear"/>
+            <w:tcMar>
+              <w:top w:type="dxa" w:w="120"/>
+              <w:left w:type="dxa" w:w="140"/>
+              <w:bottom w:type="dxa" w:w="120"/>
+              <w:right w:type="dxa" w:w="140"/>
+            </w:tcMar>
+            <w:vAlign w:val="center"/>
+          </w:tcPr>
+          <w:p>
+            <w:pPr>
+              <w:spacing w:after="40" w:before="40"/>
               <w:jc w:val="left"/>
             </w:pPr>
             <w:r>
@@ -4928,9 +7054,22 @@
         </w:tc>
       </w:tr>
       <w:tr>
-        <w:tc>
-          <w:p>
-            <w:pPr>
+        <w:trPr>
+          <w:cantSplit/>
+        </w:trPr>
+        <w:tc>
+          <w:tcPr>
+            <w:tcMar>
+              <w:top w:type="dxa" w:w="120"/>
+              <w:left w:type="dxa" w:w="140"/>
+              <w:bottom w:type="dxa" w:w="120"/>
+              <w:right w:type="dxa" w:w="140"/>
+            </w:tcMar>
+            <w:vAlign w:val="center"/>
+          </w:tcPr>
+          <w:p>
+            <w:pPr>
+              <w:spacing w:after="40" w:before="40"/>
               <w:jc w:val="left"/>
             </w:pPr>
             <w:r>
@@ -4943,8 +7082,18 @@
           </w:p>
         </w:tc>
         <w:tc>
-          <w:p>
-            <w:pPr>
+          <w:tcPr>
+            <w:tcMar>
+              <w:top w:type="dxa" w:w="120"/>
+              <w:left w:type="dxa" w:w="140"/>
+              <w:bottom w:type="dxa" w:w="120"/>
+              <w:right w:type="dxa" w:w="140"/>
+            </w:tcMar>
+            <w:vAlign w:val="center"/>
+          </w:tcPr>
+          <w:p>
+            <w:pPr>
+              <w:spacing w:after="40" w:before="40"/>
               <w:jc w:val="left"/>
             </w:pPr>
             <w:r>
@@ -4957,8 +7106,18 @@
           </w:p>
         </w:tc>
         <w:tc>
-          <w:p>
-            <w:pPr>
+          <w:tcPr>
+            <w:tcMar>
+              <w:top w:type="dxa" w:w="120"/>
+              <w:left w:type="dxa" w:w="140"/>
+              <w:bottom w:type="dxa" w:w="120"/>
+              <w:right w:type="dxa" w:w="140"/>
+            </w:tcMar>
+            <w:vAlign w:val="center"/>
+          </w:tcPr>
+          <w:p>
+            <w:pPr>
+              <w:spacing w:after="40" w:before="40"/>
               <w:jc w:val="left"/>
             </w:pPr>
             <w:r>
@@ -4971,8 +7130,18 @@
           </w:p>
         </w:tc>
         <w:tc>
-          <w:p>
-            <w:pPr>
+          <w:tcPr>
+            <w:tcMar>
+              <w:top w:type="dxa" w:w="120"/>
+              <w:left w:type="dxa" w:w="140"/>
+              <w:bottom w:type="dxa" w:w="120"/>
+              <w:right w:type="dxa" w:w="140"/>
+            </w:tcMar>
+            <w:vAlign w:val="center"/>
+          </w:tcPr>
+          <w:p>
+            <w:pPr>
+              <w:spacing w:after="40" w:before="40"/>
               <w:jc w:val="left"/>
             </w:pPr>
             <w:r>
@@ -4986,9 +7155,22 @@
         </w:tc>
       </w:tr>
       <w:tr>
-        <w:tc>
-          <w:p>
-            <w:pPr>
+        <w:trPr>
+          <w:cantSplit/>
+        </w:trPr>
+        <w:tc>
+          <w:tcPr>
+            <w:tcMar>
+              <w:top w:type="dxa" w:w="120"/>
+              <w:left w:type="dxa" w:w="140"/>
+              <w:bottom w:type="dxa" w:w="120"/>
+              <w:right w:type="dxa" w:w="140"/>
+            </w:tcMar>
+            <w:vAlign w:val="center"/>
+          </w:tcPr>
+          <w:p>
+            <w:pPr>
+              <w:spacing w:after="40" w:before="40"/>
               <w:jc w:val="left"/>
             </w:pPr>
             <w:r>
@@ -5001,8 +7183,18 @@
           </w:p>
         </w:tc>
         <w:tc>
-          <w:p>
-            <w:pPr>
+          <w:tcPr>
+            <w:tcMar>
+              <w:top w:type="dxa" w:w="120"/>
+              <w:left w:type="dxa" w:w="140"/>
+              <w:bottom w:type="dxa" w:w="120"/>
+              <w:right w:type="dxa" w:w="140"/>
+            </w:tcMar>
+            <w:vAlign w:val="center"/>
+          </w:tcPr>
+          <w:p>
+            <w:pPr>
+              <w:spacing w:after="40" w:before="40"/>
               <w:jc w:val="left"/>
             </w:pPr>
             <w:r>
@@ -5015,8 +7207,18 @@
           </w:p>
         </w:tc>
         <w:tc>
-          <w:p>
-            <w:pPr>
+          <w:tcPr>
+            <w:tcMar>
+              <w:top w:type="dxa" w:w="120"/>
+              <w:left w:type="dxa" w:w="140"/>
+              <w:bottom w:type="dxa" w:w="120"/>
+              <w:right w:type="dxa" w:w="140"/>
+            </w:tcMar>
+            <w:vAlign w:val="center"/>
+          </w:tcPr>
+          <w:p>
+            <w:pPr>
+              <w:spacing w:after="40" w:before="40"/>
               <w:jc w:val="left"/>
             </w:pPr>
             <w:r>
@@ -5029,8 +7231,18 @@
           </w:p>
         </w:tc>
         <w:tc>
-          <w:p>
-            <w:pPr>
+          <w:tcPr>
+            <w:tcMar>
+              <w:top w:type="dxa" w:w="120"/>
+              <w:left w:type="dxa" w:w="140"/>
+              <w:bottom w:type="dxa" w:w="120"/>
+              <w:right w:type="dxa" w:w="140"/>
+            </w:tcMar>
+            <w:vAlign w:val="center"/>
+          </w:tcPr>
+          <w:p>
+            <w:pPr>
+              <w:spacing w:after="40" w:before="40"/>
               <w:jc w:val="left"/>
             </w:pPr>
             <w:r>
@@ -5044,9 +7256,22 @@
         </w:tc>
       </w:tr>
       <w:tr>
-        <w:tc>
-          <w:p>
-            <w:pPr>
+        <w:trPr>
+          <w:cantSplit/>
+        </w:trPr>
+        <w:tc>
+          <w:tcPr>
+            <w:tcMar>
+              <w:top w:type="dxa" w:w="120"/>
+              <w:left w:type="dxa" w:w="140"/>
+              <w:bottom w:type="dxa" w:w="120"/>
+              <w:right w:type="dxa" w:w="140"/>
+            </w:tcMar>
+            <w:vAlign w:val="center"/>
+          </w:tcPr>
+          <w:p>
+            <w:pPr>
+              <w:spacing w:after="40" w:before="40"/>
               <w:jc w:val="left"/>
             </w:pPr>
             <w:r>
@@ -5059,8 +7284,18 @@
           </w:p>
         </w:tc>
         <w:tc>
-          <w:p>
-            <w:pPr>
+          <w:tcPr>
+            <w:tcMar>
+              <w:top w:type="dxa" w:w="120"/>
+              <w:left w:type="dxa" w:w="140"/>
+              <w:bottom w:type="dxa" w:w="120"/>
+              <w:right w:type="dxa" w:w="140"/>
+            </w:tcMar>
+            <w:vAlign w:val="center"/>
+          </w:tcPr>
+          <w:p>
+            <w:pPr>
+              <w:spacing w:after="40" w:before="40"/>
               <w:jc w:val="left"/>
             </w:pPr>
             <w:r>
@@ -5073,8 +7308,18 @@
           </w:p>
         </w:tc>
         <w:tc>
-          <w:p>
-            <w:pPr>
+          <w:tcPr>
+            <w:tcMar>
+              <w:top w:type="dxa" w:w="120"/>
+              <w:left w:type="dxa" w:w="140"/>
+              <w:bottom w:type="dxa" w:w="120"/>
+              <w:right w:type="dxa" w:w="140"/>
+            </w:tcMar>
+            <w:vAlign w:val="center"/>
+          </w:tcPr>
+          <w:p>
+            <w:pPr>
+              <w:spacing w:after="40" w:before="40"/>
               <w:jc w:val="left"/>
             </w:pPr>
             <w:r>
@@ -5087,8 +7332,18 @@
           </w:p>
         </w:tc>
         <w:tc>
-          <w:p>
-            <w:pPr>
+          <w:tcPr>
+            <w:tcMar>
+              <w:top w:type="dxa" w:w="120"/>
+              <w:left w:type="dxa" w:w="140"/>
+              <w:bottom w:type="dxa" w:w="120"/>
+              <w:right w:type="dxa" w:w="140"/>
+            </w:tcMar>
+            <w:vAlign w:val="center"/>
+          </w:tcPr>
+          <w:p>
+            <w:pPr>
+              <w:spacing w:after="40" w:before="40"/>
               <w:jc w:val="left"/>
             </w:pPr>
             <w:r>
@@ -5102,9 +7357,22 @@
         </w:tc>
       </w:tr>
       <w:tr>
-        <w:tc>
-          <w:p>
-            <w:pPr>
+        <w:trPr>
+          <w:cantSplit/>
+        </w:trPr>
+        <w:tc>
+          <w:tcPr>
+            <w:tcMar>
+              <w:top w:type="dxa" w:w="120"/>
+              <w:left w:type="dxa" w:w="140"/>
+              <w:bottom w:type="dxa" w:w="120"/>
+              <w:right w:type="dxa" w:w="140"/>
+            </w:tcMar>
+            <w:vAlign w:val="center"/>
+          </w:tcPr>
+          <w:p>
+            <w:pPr>
+              <w:spacing w:after="40" w:before="40"/>
               <w:jc w:val="left"/>
             </w:pPr>
             <w:r>
@@ -5117,8 +7385,18 @@
           </w:p>
         </w:tc>
         <w:tc>
-          <w:p>
-            <w:pPr>
+          <w:tcPr>
+            <w:tcMar>
+              <w:top w:type="dxa" w:w="120"/>
+              <w:left w:type="dxa" w:w="140"/>
+              <w:bottom w:type="dxa" w:w="120"/>
+              <w:right w:type="dxa" w:w="140"/>
+            </w:tcMar>
+            <w:vAlign w:val="center"/>
+          </w:tcPr>
+          <w:p>
+            <w:pPr>
+              <w:spacing w:after="40" w:before="40"/>
               <w:jc w:val="left"/>
             </w:pPr>
             <w:r>
@@ -5131,8 +7409,18 @@
           </w:p>
         </w:tc>
         <w:tc>
-          <w:p>
-            <w:pPr>
+          <w:tcPr>
+            <w:tcMar>
+              <w:top w:type="dxa" w:w="120"/>
+              <w:left w:type="dxa" w:w="140"/>
+              <w:bottom w:type="dxa" w:w="120"/>
+              <w:right w:type="dxa" w:w="140"/>
+            </w:tcMar>
+            <w:vAlign w:val="center"/>
+          </w:tcPr>
+          <w:p>
+            <w:pPr>
+              <w:spacing w:after="40" w:before="40"/>
               <w:jc w:val="left"/>
             </w:pPr>
             <w:r>
@@ -5145,8 +7433,18 @@
           </w:p>
         </w:tc>
         <w:tc>
-          <w:p>
-            <w:pPr>
+          <w:tcPr>
+            <w:tcMar>
+              <w:top w:type="dxa" w:w="120"/>
+              <w:left w:type="dxa" w:w="140"/>
+              <w:bottom w:type="dxa" w:w="120"/>
+              <w:right w:type="dxa" w:w="140"/>
+            </w:tcMar>
+            <w:vAlign w:val="center"/>
+          </w:tcPr>
+          <w:p>
+            <w:pPr>
+              <w:spacing w:after="40" w:before="40"/>
               <w:jc w:val="left"/>
             </w:pPr>
             <w:r>
@@ -5160,9 +7458,22 @@
         </w:tc>
       </w:tr>
       <w:tr>
-        <w:tc>
-          <w:p>
-            <w:pPr>
+        <w:trPr>
+          <w:cantSplit/>
+        </w:trPr>
+        <w:tc>
+          <w:tcPr>
+            <w:tcMar>
+              <w:top w:type="dxa" w:w="120"/>
+              <w:left w:type="dxa" w:w="140"/>
+              <w:bottom w:type="dxa" w:w="120"/>
+              <w:right w:type="dxa" w:w="140"/>
+            </w:tcMar>
+            <w:vAlign w:val="center"/>
+          </w:tcPr>
+          <w:p>
+            <w:pPr>
+              <w:spacing w:after="40" w:before="40"/>
               <w:jc w:val="left"/>
             </w:pPr>
             <w:r>
@@ -5175,8 +7486,18 @@
           </w:p>
         </w:tc>
         <w:tc>
-          <w:p>
-            <w:pPr>
+          <w:tcPr>
+            <w:tcMar>
+              <w:top w:type="dxa" w:w="120"/>
+              <w:left w:type="dxa" w:w="140"/>
+              <w:bottom w:type="dxa" w:w="120"/>
+              <w:right w:type="dxa" w:w="140"/>
+            </w:tcMar>
+            <w:vAlign w:val="center"/>
+          </w:tcPr>
+          <w:p>
+            <w:pPr>
+              <w:spacing w:after="40" w:before="40"/>
               <w:jc w:val="left"/>
             </w:pPr>
             <w:r>
@@ -5189,8 +7510,18 @@
           </w:p>
         </w:tc>
         <w:tc>
-          <w:p>
-            <w:pPr>
+          <w:tcPr>
+            <w:tcMar>
+              <w:top w:type="dxa" w:w="120"/>
+              <w:left w:type="dxa" w:w="140"/>
+              <w:bottom w:type="dxa" w:w="120"/>
+              <w:right w:type="dxa" w:w="140"/>
+            </w:tcMar>
+            <w:vAlign w:val="center"/>
+          </w:tcPr>
+          <w:p>
+            <w:pPr>
+              <w:spacing w:after="40" w:before="40"/>
               <w:jc w:val="left"/>
             </w:pPr>
             <w:r>
@@ -5203,8 +7534,18 @@
           </w:p>
         </w:tc>
         <w:tc>
-          <w:p>
-            <w:pPr>
+          <w:tcPr>
+            <w:tcMar>
+              <w:top w:type="dxa" w:w="120"/>
+              <w:left w:type="dxa" w:w="140"/>
+              <w:bottom w:type="dxa" w:w="120"/>
+              <w:right w:type="dxa" w:w="140"/>
+            </w:tcMar>
+            <w:vAlign w:val="center"/>
+          </w:tcPr>
+          <w:p>
+            <w:pPr>
+              <w:spacing w:after="40" w:before="40"/>
               <w:jc w:val="left"/>
             </w:pPr>
             <w:r>
@@ -5218,9 +7559,22 @@
         </w:tc>
       </w:tr>
       <w:tr>
-        <w:tc>
-          <w:p>
-            <w:pPr>
+        <w:trPr>
+          <w:cantSplit/>
+        </w:trPr>
+        <w:tc>
+          <w:tcPr>
+            <w:tcMar>
+              <w:top w:type="dxa" w:w="120"/>
+              <w:left w:type="dxa" w:w="140"/>
+              <w:bottom w:type="dxa" w:w="120"/>
+              <w:right w:type="dxa" w:w="140"/>
+            </w:tcMar>
+            <w:vAlign w:val="center"/>
+          </w:tcPr>
+          <w:p>
+            <w:pPr>
+              <w:spacing w:after="40" w:before="40"/>
               <w:jc w:val="left"/>
             </w:pPr>
             <w:r>
@@ -5233,8 +7587,18 @@
           </w:p>
         </w:tc>
         <w:tc>
-          <w:p>
-            <w:pPr>
+          <w:tcPr>
+            <w:tcMar>
+              <w:top w:type="dxa" w:w="120"/>
+              <w:left w:type="dxa" w:w="140"/>
+              <w:bottom w:type="dxa" w:w="120"/>
+              <w:right w:type="dxa" w:w="140"/>
+            </w:tcMar>
+            <w:vAlign w:val="center"/>
+          </w:tcPr>
+          <w:p>
+            <w:pPr>
+              <w:spacing w:after="40" w:before="40"/>
               <w:jc w:val="left"/>
             </w:pPr>
             <w:r>
@@ -5247,8 +7611,18 @@
           </w:p>
         </w:tc>
         <w:tc>
-          <w:p>
-            <w:pPr>
+          <w:tcPr>
+            <w:tcMar>
+              <w:top w:type="dxa" w:w="120"/>
+              <w:left w:type="dxa" w:w="140"/>
+              <w:bottom w:type="dxa" w:w="120"/>
+              <w:right w:type="dxa" w:w="140"/>
+            </w:tcMar>
+            <w:vAlign w:val="center"/>
+          </w:tcPr>
+          <w:p>
+            <w:pPr>
+              <w:spacing w:after="40" w:before="40"/>
               <w:jc w:val="left"/>
             </w:pPr>
             <w:r>
@@ -5261,8 +7635,18 @@
           </w:p>
         </w:tc>
         <w:tc>
-          <w:p>
-            <w:pPr>
+          <w:tcPr>
+            <w:tcMar>
+              <w:top w:type="dxa" w:w="120"/>
+              <w:left w:type="dxa" w:w="140"/>
+              <w:bottom w:type="dxa" w:w="120"/>
+              <w:right w:type="dxa" w:w="140"/>
+            </w:tcMar>
+            <w:vAlign w:val="center"/>
+          </w:tcPr>
+          <w:p>
+            <w:pPr>
+              <w:spacing w:after="40" w:before="40"/>
               <w:jc w:val="left"/>
             </w:pPr>
             <w:r>
@@ -5276,9 +7660,22 @@
         </w:tc>
       </w:tr>
       <w:tr>
-        <w:tc>
-          <w:p>
-            <w:pPr>
+        <w:trPr>
+          <w:cantSplit/>
+        </w:trPr>
+        <w:tc>
+          <w:tcPr>
+            <w:tcMar>
+              <w:top w:type="dxa" w:w="120"/>
+              <w:left w:type="dxa" w:w="140"/>
+              <w:bottom w:type="dxa" w:w="120"/>
+              <w:right w:type="dxa" w:w="140"/>
+            </w:tcMar>
+            <w:vAlign w:val="center"/>
+          </w:tcPr>
+          <w:p>
+            <w:pPr>
+              <w:spacing w:after="40" w:before="40"/>
               <w:jc w:val="left"/>
             </w:pPr>
             <w:r>
@@ -5293,8 +7690,18 @@
           </w:p>
         </w:tc>
         <w:tc>
-          <w:p>
-            <w:pPr>
+          <w:tcPr>
+            <w:tcMar>
+              <w:top w:type="dxa" w:w="120"/>
+              <w:left w:type="dxa" w:w="140"/>
+              <w:bottom w:type="dxa" w:w="120"/>
+              <w:right w:type="dxa" w:w="140"/>
+            </w:tcMar>
+            <w:vAlign w:val="center"/>
+          </w:tcPr>
+          <w:p>
+            <w:pPr>
+              <w:spacing w:after="40" w:before="40"/>
               <w:jc w:val="left"/>
             </w:pPr>
             <w:r>
@@ -5309,8 +7716,18 @@
           </w:p>
         </w:tc>
         <w:tc>
-          <w:p>
-            <w:pPr>
+          <w:tcPr>
+            <w:tcMar>
+              <w:top w:type="dxa" w:w="120"/>
+              <w:left w:type="dxa" w:w="140"/>
+              <w:bottom w:type="dxa" w:w="120"/>
+              <w:right w:type="dxa" w:w="140"/>
+            </w:tcMar>
+            <w:vAlign w:val="center"/>
+          </w:tcPr>
+          <w:p>
+            <w:pPr>
+              <w:spacing w:after="40" w:before="40"/>
               <w:jc w:val="left"/>
             </w:pPr>
             <w:r>
@@ -5326,8 +7743,18 @@
           </w:p>
         </w:tc>
         <w:tc>
-          <w:p>
-            <w:pPr>
+          <w:tcPr>
+            <w:tcMar>
+              <w:top w:type="dxa" w:w="120"/>
+              <w:left w:type="dxa" w:w="140"/>
+              <w:bottom w:type="dxa" w:w="120"/>
+              <w:right w:type="dxa" w:w="140"/>
+            </w:tcMar>
+            <w:vAlign w:val="center"/>
+          </w:tcPr>
+          <w:p>
+            <w:pPr>
+              <w:spacing w:after="40" w:before="40"/>
               <w:jc w:val="left"/>
             </w:pPr>
             <w:r>
@@ -5345,7 +7772,7 @@
     </w:tbl>
     <w:sectPr>
       <w:pgSz w:w="11906" w:h="16838" w:orient="portrait"/>
-      <w:pgMar w:top="1440" w:right="1440" w:bottom="1440" w:left="1440" w:header="708" w:footer="708" w:gutter="0"/>
+      <w:pgMar w:top="1080" w:right="1080" w:bottom="1080" w:left="1080" w:header="708" w:footer="708" w:gutter="0"/>
       <w:pgNumType/>
       <w:docGrid w:linePitch="360"/>
     </w:sectPr>
